--- a/交付成果/第4轮朗读优化版/朗读优化8周版/读书会10_八正道实践_8周资料包（朗读优化版）/Word版/第1周_中道——八正道的总纲_学员版.docx
+++ b/交付成果/第4轮朗读优化版/朗读优化8周版/读书会10_八正道实践_8周资料包（朗读优化版）/Word版/第1周_中道——八正道的总纲_学员版.docx
@@ -4,128 +4,103 @@
   <w:body>
     <w:p>
       <w:pPr>
-        <w:spacing w:before="160" w:after="80"/>
+        <w:jc w:val="right"/>
       </w:pPr>
       <w:r>
         <w:rPr>
-          <w:rFonts w:ascii="Microsoft YaHei" w:hAnsi="Microsoft YaHei" w:eastAsia="Microsoft YaHei"/>
+          <w:color w:val="888888"/>
+          <w:sz w:val="16"/>
+        </w:rPr>
+        <w:t>📅 最近更新：2026-09-26 13:15　|　学员版（第三版修订）；第4轮朗读优化（2026-09-26）：音频转写来源的共读原文已口语化改写</w:t>
+      </w:r>
+    </w:p>
+    <w:p>
+      <w:pPr>
+        <w:jc w:val="center"/>
+      </w:pPr>
+      <w:r>
+        <w:rPr>
           <w:b/>
-          <w:color w:val="1E5631"/>
-          <w:sz w:val="34"/>
-        </w:rPr>
-        <w:t>第1周：中道——八正道的总纲（学员版）</w:t>
+          <w:color w:val="1E4620"/>
+          <w:sz w:val="36"/>
+        </w:rPr>
+        <w:t>第1周：中道——八正道的总纲</w:t>
+      </w:r>
+    </w:p>
+    <w:p>
+      <w:r>
+        <w:rPr>
+          <w:b/>
+          <w:color w:val="1E4620"/>
+          <w:sz w:val="26"/>
+        </w:rPr>
+        <w:t>📋 本周信息卡</w:t>
       </w:r>
     </w:p>
     <w:p>
       <w:pPr>
-        <w:spacing w:before="160" w:after="80"/>
+        <w:pStyle w:val="ListBullet"/>
       </w:pPr>
       <w:r>
         <w:rPr>
-          <w:rFonts w:ascii="Microsoft YaHei" w:hAnsi="Microsoft YaHei" w:eastAsia="Microsoft YaHei"/>
           <w:b/>
-          <w:color w:val="1E5631"/>
-          <w:sz w:val="28"/>
-        </w:rPr>
-        <w:t>📋 本周信息卡</w:t>
+        </w:rPr>
+        <w:t>时长</w:t>
+      </w:r>
+      <w:r>
+        <w:rPr>
+          <w:b w:val="0"/>
+        </w:rPr>
+        <w:t>：120分钟（静心10 / 共读25 / 分享20 / 讨论35 / 禅修15 / 收尾15）</w:t>
       </w:r>
     </w:p>
     <w:p>
       <w:pPr>
-        <w:ind w:left="340"/>
+        <w:pStyle w:val="ListBullet"/>
       </w:pPr>
       <w:r>
         <w:rPr>
-          <w:color w:val="1E5631"/>
-          <w:sz w:val="21"/>
-        </w:rPr>
-        <w:t xml:space="preserve">• </w:t>
-      </w:r>
-      <w:r>
-        <w:rPr>
           <w:b/>
-          <w:sz w:val="21"/>
-        </w:rPr>
-        <w:t>时长</w:t>
-      </w:r>
-      <w:r>
-        <w:rPr>
-          <w:sz w:val="21"/>
-        </w:rPr>
-        <w:t>：120分钟（静心10 / 共读25 / 分享20 / 讨论35 / 禅修15 / 收尾15）</w:t>
+        </w:rPr>
+        <w:t>核心问题</w:t>
+      </w:r>
+      <w:r>
+        <w:rPr>
+          <w:b w:val="0"/>
+        </w:rPr>
+        <w:t>：为什么佛陀把「沉迷感官享乐」与「自我折磨苦行」都称为「没有利益」？中道为什么不是折中，而是一条道路（八支圣道）？</w:t>
       </w:r>
     </w:p>
     <w:p>
       <w:pPr>
-        <w:ind w:left="340"/>
+        <w:pStyle w:val="ListBullet"/>
       </w:pPr>
       <w:r>
         <w:rPr>
-          <w:color w:val="1E5631"/>
-          <w:sz w:val="21"/>
-        </w:rPr>
-        <w:t xml:space="preserve">• </w:t>
-      </w:r>
-      <w:r>
-        <w:rPr>
           <w:b/>
-          <w:sz w:val="21"/>
-        </w:rPr>
-        <w:t>核心问题</w:t>
-      </w:r>
-      <w:r>
-        <w:rPr>
-          <w:sz w:val="21"/>
-        </w:rPr>
-        <w:t>：为什么佛陀把「沉迷感官享乐」与「自我折磨苦行」都称为「没有利益」？中道为什么不是折中，而是一条道路（八支圣道）？</w:t>
+        </w:rPr>
+        <w:t>共读原文提要</w:t>
+      </w:r>
+      <w:r>
+        <w:rPr>
+          <w:b w:val="0"/>
+        </w:rPr>
+        <w:t>：《转法轮经》初转法轮（鹿野苑缘起）、两种极端章、中道章与八支逐释、《轭孔经》引文、四圣谛经文（◈扩展）、《05 三十七菩提分》七组总纲（八道支定位）</w:t>
       </w:r>
     </w:p>
     <w:p>
       <w:pPr>
-        <w:ind w:left="340"/>
+        <w:pStyle w:val="ListBullet"/>
       </w:pPr>
       <w:r>
         <w:rPr>
-          <w:color w:val="1E5631"/>
-          <w:sz w:val="21"/>
-        </w:rPr>
-        <w:t xml:space="preserve">• </w:t>
-      </w:r>
-      <w:r>
-        <w:rPr>
           <w:b/>
-          <w:sz w:val="21"/>
-        </w:rPr>
-        <w:t>共读原文提要</w:t>
-      </w:r>
-      <w:r>
-        <w:rPr>
-          <w:sz w:val="21"/>
-        </w:rPr>
-        <w:t>：《转法轮经》初转法轮（鹿野苑缘起）、两种极端章、中道章与八支逐释、《轭孔经》引文、四圣谛经文（◈扩展）、《05 三十七菩提分》七组总纲（八道支定位）</w:t>
-      </w:r>
-    </w:p>
-    <w:p>
-      <w:pPr>
-        <w:ind w:left="340"/>
-      </w:pPr>
-      <w:r>
-        <w:rPr>
-          <w:color w:val="1E5631"/>
-          <w:sz w:val="21"/>
-        </w:rPr>
-        <w:t xml:space="preserve">• </w:t>
-      </w:r>
-      <w:r>
-        <w:rPr>
-          <w:b/>
-          <w:sz w:val="21"/>
         </w:rPr>
         <w:t>本周作业</w:t>
       </w:r>
       <w:r>
         <w:rPr>
-          <w:sz w:val="21"/>
+          <w:b w:val="0"/>
         </w:rPr>
         <w:t>：①每日诵读八支圣道名目一遍（正见、正思惟、正语、正业、正命、正精进、正念、正定）；②自愿记录一次生活中「太松/太紧」的时刻与当时的身心感受，下周自愿分享。</w:t>
       </w:r>
@@ -134,7 +109,6 @@
       <w:tblPr>
         <w:tblStyle w:val="TableGrid"/>
         <w:tblW w:type="auto" w:w="0"/>
-        <w:jc w:val="center"/>
         <w:tblLook w:firstColumn="1" w:firstRow="1" w:lastColumn="0" w:lastRow="0" w:noHBand="0" w:noVBand="1" w:val="04A0"/>
       </w:tblPr>
       <w:tblGrid>
@@ -145,17 +119,20 @@
         <w:tc>
           <w:tcPr>
             <w:tcW w:type="dxa" w:w="4819"/>
-            <w:shd w:val="clear" w:color="auto" w:fill="1E5631"/>
+            <w:shd w:val="clear" w:fill="1E4620"/>
           </w:tcPr>
           <w:p>
-            <w:pPr>
-              <w:spacing w:after="20"/>
-            </w:pPr>
             <w:r>
               <w:rPr>
-                <w:b/>
                 <w:color w:val="FFFFFF"/>
-                <w:sz w:val="19"/>
+                <w:sz w:val="18"/>
+              </w:rPr>
+            </w:r>
+            <w:r>
+              <w:rPr>
+                <w:b w:val="0"/>
+                <w:color w:val="FFFFFF"/>
+                <w:sz w:val="18"/>
               </w:rPr>
               <w:t>术语</w:t>
             </w:r>
@@ -164,17 +141,20 @@
         <w:tc>
           <w:tcPr>
             <w:tcW w:type="dxa" w:w="4819"/>
-            <w:shd w:val="clear" w:color="auto" w:fill="1E5631"/>
+            <w:shd w:val="clear" w:fill="1E4620"/>
           </w:tcPr>
           <w:p>
-            <w:pPr>
-              <w:spacing w:after="20"/>
-            </w:pPr>
             <w:r>
               <w:rPr>
-                <w:b/>
                 <w:color w:val="FFFFFF"/>
-                <w:sz w:val="19"/>
+                <w:sz w:val="18"/>
+              </w:rPr>
+            </w:r>
+            <w:r>
+              <w:rPr>
+                <w:b w:val="0"/>
+                <w:color w:val="FFFFFF"/>
+                <w:sz w:val="18"/>
               </w:rPr>
               <w:t>原文中的解释（摘自共读文本）</w:t>
             </w:r>
@@ -187,12 +167,15 @@
             <w:tcW w:type="dxa" w:w="4819"/>
           </w:tcPr>
           <w:p>
-            <w:pPr>
-              <w:spacing w:after="20"/>
-            </w:pPr>
             <w:r>
               <w:rPr>
-                <w:sz w:val="19"/>
+                <w:sz w:val="18"/>
+              </w:rPr>
+            </w:r>
+            <w:r>
+              <w:rPr>
+                <w:b w:val="0"/>
+                <w:sz w:val="18"/>
               </w:rPr>
               <w:t>中道</w:t>
             </w:r>
@@ -203,12 +186,15 @@
             <w:tcW w:type="dxa" w:w="4819"/>
           </w:tcPr>
           <w:p>
-            <w:pPr>
-              <w:spacing w:after="20"/>
-            </w:pPr>
             <w:r>
               <w:rPr>
-                <w:sz w:val="19"/>
+                <w:sz w:val="18"/>
+              </w:rPr>
+            </w:r>
+            <w:r>
+              <w:rPr>
+                <w:b w:val="0"/>
+                <w:sz w:val="18"/>
               </w:rPr>
               <w:t>「借着避免这两种极端，如来实践中道。此中道引生彻见、引生真知，通向寂静、胜智、正觉、涅盘。」</w:t>
             </w:r>
@@ -219,15 +205,18 @@
         <w:tc>
           <w:tcPr>
             <w:tcW w:type="dxa" w:w="4819"/>
-            <w:shd w:val="clear" w:color="auto" w:fill="F2F2F2"/>
+            <w:shd w:val="clear" w:fill="F2F5FA"/>
           </w:tcPr>
           <w:p>
-            <w:pPr>
-              <w:spacing w:after="20"/>
-            </w:pPr>
             <w:r>
               <w:rPr>
-                <w:sz w:val="19"/>
+                <w:sz w:val="18"/>
+              </w:rPr>
+            </w:r>
+            <w:r>
+              <w:rPr>
+                <w:b w:val="0"/>
+                <w:sz w:val="18"/>
               </w:rPr>
               <w:t>八圣道分</w:t>
             </w:r>
@@ -236,15 +225,18 @@
         <w:tc>
           <w:tcPr>
             <w:tcW w:type="dxa" w:w="4819"/>
-            <w:shd w:val="clear" w:color="auto" w:fill="F2F2F2"/>
+            <w:shd w:val="clear" w:fill="F2F5FA"/>
           </w:tcPr>
           <w:p>
-            <w:pPr>
-              <w:spacing w:after="20"/>
-            </w:pPr>
             <w:r>
               <w:rPr>
-                <w:sz w:val="19"/>
+                <w:sz w:val="18"/>
+              </w:rPr>
+            </w:r>
+            <w:r>
+              <w:rPr>
+                <w:b w:val="0"/>
+                <w:sz w:val="18"/>
               </w:rPr>
               <w:t>「即正见、正思惟、正语、正业、正命、正精进、正念、正定」——经文明说「这就是……的中道」</w:t>
             </w:r>
@@ -257,12 +249,15 @@
             <w:tcW w:type="dxa" w:w="4819"/>
           </w:tcPr>
           <w:p>
-            <w:pPr>
-              <w:spacing w:after="20"/>
-            </w:pPr>
             <w:r>
               <w:rPr>
-                <w:sz w:val="19"/>
+                <w:sz w:val="18"/>
+              </w:rPr>
+            </w:r>
+            <w:r>
+              <w:rPr>
+                <w:b w:val="0"/>
+                <w:sz w:val="18"/>
               </w:rPr>
               <w:t>彻见 / 真知</w:t>
             </w:r>
@@ -273,12 +268,15 @@
             <w:tcW w:type="dxa" w:w="4819"/>
           </w:tcPr>
           <w:p>
-            <w:pPr>
-              <w:spacing w:after="20"/>
-            </w:pPr>
             <w:r>
               <w:rPr>
-                <w:sz w:val="19"/>
+                <w:sz w:val="18"/>
+              </w:rPr>
+            </w:r>
+            <w:r>
+              <w:rPr>
+                <w:b w:val="0"/>
+                <w:sz w:val="18"/>
               </w:rPr>
               <w:t>「彻见」指透视四圣谛的慧眼；「真知」指了悟四圣谛的智慧</w:t>
             </w:r>
@@ -289,15 +287,18 @@
         <w:tc>
           <w:tcPr>
             <w:tcW w:type="dxa" w:w="4819"/>
-            <w:shd w:val="clear" w:color="auto" w:fill="F2F2F2"/>
+            <w:shd w:val="clear" w:fill="F2F5FA"/>
           </w:tcPr>
           <w:p>
-            <w:pPr>
-              <w:spacing w:after="20"/>
-            </w:pPr>
             <w:r>
               <w:rPr>
-                <w:sz w:val="19"/>
+                <w:sz w:val="18"/>
+              </w:rPr>
+            </w:r>
+            <w:r>
+              <w:rPr>
+                <w:b w:val="0"/>
+                <w:sz w:val="18"/>
               </w:rPr>
               <w:t>寂静</w:t>
             </w:r>
@@ -306,15 +307,18 @@
         <w:tc>
           <w:tcPr>
             <w:tcW w:type="dxa" w:w="4819"/>
-            <w:shd w:val="clear" w:color="auto" w:fill="F2F2F2"/>
+            <w:shd w:val="clear" w:fill="F2F5FA"/>
           </w:tcPr>
           <w:p>
-            <w:pPr>
-              <w:spacing w:after="20"/>
-            </w:pPr>
             <w:r>
               <w:rPr>
-                <w:sz w:val="19"/>
+                <w:sz w:val="18"/>
+              </w:rPr>
+            </w:r>
+            <w:r>
+              <w:rPr>
+                <w:b w:val="0"/>
+                <w:sz w:val="18"/>
               </w:rPr>
               <w:t>「一切烦恼灭尽无余」</w:t>
             </w:r>
@@ -327,12 +331,15 @@
             <w:tcW w:type="dxa" w:w="4819"/>
           </w:tcPr>
           <w:p>
-            <w:pPr>
-              <w:spacing w:after="20"/>
-            </w:pPr>
             <w:r>
               <w:rPr>
-                <w:sz w:val="19"/>
+                <w:sz w:val="18"/>
+              </w:rPr>
+            </w:r>
+            <w:r>
+              <w:rPr>
+                <w:b w:val="0"/>
+                <w:sz w:val="18"/>
               </w:rPr>
               <w:t>涅盘</w:t>
             </w:r>
@@ -343,12 +350,15 @@
             <w:tcW w:type="dxa" w:w="4819"/>
           </w:tcPr>
           <w:p>
-            <w:pPr>
-              <w:spacing w:after="20"/>
-            </w:pPr>
             <w:r>
               <w:rPr>
-                <w:sz w:val="19"/>
+                <w:sz w:val="18"/>
+              </w:rPr>
+            </w:r>
+            <w:r>
+              <w:rPr>
+                <w:b w:val="0"/>
+                <w:sz w:val="18"/>
               </w:rPr>
               <w:t>「生死轮回的结束，是永远的解脱，是究竟之乐」（义理详见读书09，本周一句带过）</w:t>
             </w:r>
@@ -359,15 +369,18 @@
         <w:tc>
           <w:tcPr>
             <w:tcW w:type="dxa" w:w="4819"/>
-            <w:shd w:val="clear" w:color="auto" w:fill="F2F2F2"/>
+            <w:shd w:val="clear" w:fill="F2F5FA"/>
           </w:tcPr>
           <w:p>
-            <w:pPr>
-              <w:spacing w:after="20"/>
-            </w:pPr>
             <w:r>
               <w:rPr>
-                <w:sz w:val="19"/>
+                <w:sz w:val="18"/>
+              </w:rPr>
+            </w:r>
+            <w:r>
+              <w:rPr>
+                <w:b w:val="0"/>
+                <w:sz w:val="18"/>
               </w:rPr>
               <w:t>三十七菩提分</w:t>
             </w:r>
@@ -376,15 +389,18 @@
         <w:tc>
           <w:tcPr>
             <w:tcW w:type="dxa" w:w="4819"/>
-            <w:shd w:val="clear" w:color="auto" w:fill="F2F2F2"/>
+            <w:shd w:val="clear" w:fill="F2F5FA"/>
           </w:tcPr>
           <w:p>
-            <w:pPr>
-              <w:spacing w:after="20"/>
-            </w:pPr>
             <w:r>
               <w:rPr>
-                <w:sz w:val="19"/>
+                <w:sz w:val="18"/>
+              </w:rPr>
+            </w:r>
+            <w:r>
+              <w:rPr>
+                <w:b w:val="0"/>
+                <w:sz w:val="18"/>
               </w:rPr>
               <w:t>四念处、四正勤、四种成就之基因、五根、五力、七觉支、八道支共七组；是「道智的近因、资粮及亲依止」</w:t>
             </w:r>
@@ -397,12 +413,15 @@
             <w:tcW w:type="dxa" w:w="4819"/>
           </w:tcPr>
           <w:p>
-            <w:pPr>
-              <w:spacing w:after="20"/>
-            </w:pPr>
             <w:r>
               <w:rPr>
-                <w:sz w:val="19"/>
+                <w:sz w:val="18"/>
+              </w:rPr>
+            </w:r>
+            <w:r>
+              <w:rPr>
+                <w:b w:val="0"/>
+                <w:sz w:val="18"/>
               </w:rPr>
               <w:t>出家人（pabbajita）</w:t>
             </w:r>
@@ -413,12 +432,15 @@
             <w:tcW w:type="dxa" w:w="4819"/>
           </w:tcPr>
           <w:p>
-            <w:pPr>
-              <w:spacing w:after="20"/>
-            </w:pPr>
             <w:r>
               <w:rPr>
-                <w:sz w:val="19"/>
+                <w:sz w:val="18"/>
+              </w:rPr>
+            </w:r>
+            <w:r>
+              <w:rPr>
+                <w:b w:val="0"/>
+                <w:sz w:val="18"/>
               </w:rPr>
               <w:t>「努力驱除烦恼的人……精勤地修行戒、定、慧，以期灭除一切烦恼，证悟永远的寂静」</w:t>
             </w:r>
@@ -429,15 +451,18 @@
         <w:tc>
           <w:tcPr>
             <w:tcW w:type="dxa" w:w="4819"/>
-            <w:shd w:val="clear" w:color="auto" w:fill="F2F2F2"/>
+            <w:shd w:val="clear" w:fill="F2F5FA"/>
           </w:tcPr>
           <w:p>
-            <w:pPr>
-              <w:spacing w:after="20"/>
-            </w:pPr>
             <w:r>
               <w:rPr>
-                <w:sz w:val="19"/>
+                <w:sz w:val="18"/>
+              </w:rPr>
+            </w:r>
+            <w:r>
+              <w:rPr>
+                <w:b w:val="0"/>
+                <w:sz w:val="18"/>
               </w:rPr>
               <w:t>止禅 / 观禅</w:t>
             </w:r>
@@ -446,15 +471,18 @@
         <w:tc>
           <w:tcPr>
             <w:tcW w:type="dxa" w:w="4819"/>
-            <w:shd w:val="clear" w:color="auto" w:fill="F2F2F2"/>
+            <w:shd w:val="clear" w:fill="F2F5FA"/>
           </w:tcPr>
           <w:p>
-            <w:pPr>
-              <w:spacing w:after="20"/>
-            </w:pPr>
             <w:r>
               <w:rPr>
-                <w:sz w:val="19"/>
+                <w:sz w:val="18"/>
+              </w:rPr>
+            </w:r>
+            <w:r>
+              <w:rPr>
+                <w:b w:val="0"/>
+                <w:sz w:val="18"/>
               </w:rPr>
               <w:t>①-10 语境：修观禅时五项圣道分同时存在；持戒在修止禅与观禅之前（止禅系统方法详见读书01，本周不展开）</w:t>
             </w:r>
@@ -467,12 +495,15 @@
             <w:tcW w:type="dxa" w:w="4819"/>
           </w:tcPr>
           <w:p>
-            <w:pPr>
-              <w:spacing w:after="20"/>
-            </w:pPr>
             <w:r>
               <w:rPr>
-                <w:sz w:val="19"/>
+                <w:sz w:val="18"/>
+              </w:rPr>
+            </w:r>
+            <w:r>
+              <w:rPr>
+                <w:b w:val="0"/>
+                <w:sz w:val="18"/>
               </w:rPr>
               <w:t>波罗蜜</w:t>
             </w:r>
@@ -483,12 +514,15 @@
             <w:tcW w:type="dxa" w:w="4819"/>
           </w:tcPr>
           <w:p>
-            <w:pPr>
-              <w:spacing w:after="20"/>
-            </w:pPr>
             <w:r>
               <w:rPr>
-                <w:sz w:val="19"/>
+                <w:sz w:val="18"/>
+              </w:rPr>
+            </w:r>
+            <w:r>
+              <w:rPr>
+                <w:b w:val="0"/>
+                <w:sz w:val="18"/>
               </w:rPr>
               <w:t>①-2 语境：五比库「在十万大劫之前……修积波罗蜜」——指累积的菩提资粮；本周不展开十波罗蜜细目</w:t>
             </w:r>
@@ -497,502 +531,544 @@
       </w:tr>
     </w:tbl>
     <w:p>
+      <w:r>
+        <w:rPr>
+          <w:b/>
+          <w:color w:val="1E4620"/>
+          <w:sz w:val="26"/>
+        </w:rPr>
+        <w:t>🧘 静心开场（10 min）</w:t>
+      </w:r>
+    </w:p>
+    <w:p>
       <w:pPr>
-        <w:spacing w:before="160" w:after="80"/>
+        <w:pStyle w:val="ListBullet"/>
       </w:pPr>
       <w:r>
         <w:rPr>
-          <w:rFonts w:ascii="Microsoft YaHei" w:hAnsi="Microsoft YaHei" w:eastAsia="Microsoft YaHei"/>
+          <w:b w:val="0"/>
+        </w:rPr>
+        <w:t>座位与间距：椅垫数量点到即知，彼此能看见又不至于对视压迫；</w:t>
+      </w:r>
+    </w:p>
+    <w:p>
+      <w:pPr>
+        <w:pStyle w:val="ListBullet"/>
+      </w:pPr>
+      <w:r>
+        <w:rPr>
+          <w:b w:val="0"/>
+        </w:rPr>
+        <w:t>灯光与音响：宁暗勿亮、宁静勿闹；确认自己手机静音；</w:t>
+      </w:r>
+    </w:p>
+    <w:p>
+      <w:pPr>
+        <w:pStyle w:val="ListBullet"/>
+      </w:pPr>
+      <w:r>
+        <w:rPr>
+          <w:b w:val="0"/>
+        </w:rPr>
+        <w:t>白板/大纸与笔：放在第一轮分享与主题讨论都用得到的位置；</w:t>
+      </w:r>
+    </w:p>
+    <w:p>
+      <w:pPr>
+        <w:pStyle w:val="ListBullet"/>
+      </w:pPr>
+      <w:r>
+        <w:rPr>
+          <w:b w:val="0"/>
+        </w:rPr>
+        <w:t>共读文本：确认每位成员有一份打印稿或电子稿（源自 ima 知识库，不含任何外部临时链接）；</w:t>
+      </w:r>
+    </w:p>
+    <w:p>
+      <w:pPr>
+        <w:pStyle w:val="ListBullet"/>
+      </w:pPr>
+      <w:r>
+        <w:rPr>
+          <w:b w:val="0"/>
+        </w:rPr>
+        <w:t>若有新成员：提前致意并告知「今晚只需听与自愿分享，没有考核」。</w:t>
+      </w:r>
+    </w:p>
+    <w:p>
+      <w:pPr>
+        <w:ind w:left="170"/>
+        <w:pBdr>
+          <w:left w:val="single" w:sz="18" w:space="4" w:color="1E4620"/>
+        </w:pBdr>
+        <w:shd w:val="clear" w:fill="F2F5FA"/>
+      </w:pPr>
+      <w:r>
+        <w:rPr>
+          <w:b w:val="0"/>
+        </w:rPr>
+        <w:t>今晚是我们《八正道实践》八周的第一聚。开始静心之前，先花两分钟让大家彼此有个印象：请从我开始，每人用一句话说自己</w:t>
+      </w:r>
+      <w:r>
+        <w:rPr>
           <w:b/>
-          <w:color w:val="1E5631"/>
-          <w:sz w:val="28"/>
-        </w:rPr>
-        <w:t>🧘 静心开场（10 min）</w:t>
+        </w:rPr>
+        <w:t>为什么来</w:t>
+      </w:r>
+      <w:r>
+        <w:rPr>
+          <w:b w:val="0"/>
+        </w:rPr>
+        <w:t>——不用解释背景，一句话就好，说「朋友推荐来的」也完全成立。我不做点评，大家也不需要回应，说完就换下一位。这一轮的目的只有一个：让每个人都被这个房间看见一次。</w:t>
+      </w:r>
+    </w:p>
+    <w:p>
+      <w:r>
+        <w:rPr>
+          <w:b w:val="0"/>
+        </w:rPr>
+        <w:t>（若成员超过10人，改为「每人说一个词」：一个形容今晚状态的词即可，10秒内完成全员。破冰不占用流程时长，控制在2分钟内，超时则截断并致歉一句「下周静心后再继续认识」。）</w:t>
       </w:r>
     </w:p>
     <w:p>
       <w:pPr>
-        <w:ind w:left="340"/>
+        <w:pStyle w:val="ListBullet"/>
       </w:pPr>
       <w:r>
         <w:rPr>
-          <w:color w:val="1E5631"/>
-          <w:sz w:val="21"/>
-        </w:rPr>
-        <w:t xml:space="preserve">• </w:t>
-      </w:r>
-      <w:r>
-        <w:rPr>
-          <w:sz w:val="21"/>
-        </w:rPr>
-        <w:t>座位与间距：椅垫数量点到即知，彼此能看见又不至于对视压迫；</w:t>
+          <w:b w:val="0"/>
+        </w:rPr>
+        <w:t>破冰纪律：不追问任何人的回答；有人说「我不想说」，回应「好，下次再听你说」，立即自然跳过；破冰中出现的任何个人信息（职业、健康状况、家庭）都不进入后续讨论与白板记录。</w:t>
       </w:r>
     </w:p>
     <w:p>
       <w:pPr>
-        <w:ind w:left="340"/>
+        <w:ind w:left="170"/>
+        <w:pBdr>
+          <w:left w:val="single" w:sz="18" w:space="4" w:color="1E4620"/>
+        </w:pBdr>
+        <w:shd w:val="clear" w:fill="F2F5FA"/>
       </w:pPr>
       <w:r>
         <w:rPr>
-          <w:color w:val="1E5631"/>
-          <w:sz w:val="21"/>
-        </w:rPr>
-        <w:t xml:space="preserve">• </w:t>
-      </w:r>
-      <w:r>
-        <w:rPr>
-          <w:sz w:val="21"/>
-        </w:rPr>
-        <w:t>灯光与音响：宁暗勿亮、宁静勿闹；确认自己手机静音；</w:t>
+          <w:b w:val="0"/>
+        </w:rPr>
+        <w:t>请大家找一个让自己安稳的坐姿，让背部自然直立，双手放松地放在腿上。如果你愿意，可以轻轻闭上眼睛，或者让目光柔和地落在前方地面。</w:t>
       </w:r>
     </w:p>
     <w:p>
       <w:pPr>
-        <w:ind w:left="340"/>
+        <w:ind w:left="170"/>
+        <w:pBdr>
+          <w:left w:val="single" w:sz="18" w:space="4" w:color="1E4620"/>
+        </w:pBdr>
+        <w:shd w:val="clear" w:fill="F2F5FA"/>
       </w:pPr>
       <w:r>
         <w:rPr>
-          <w:color w:val="1E5631"/>
-          <w:sz w:val="21"/>
-        </w:rPr>
-        <w:t xml:space="preserve">• </w:t>
-      </w:r>
-      <w:r>
-        <w:rPr>
-          <w:sz w:val="21"/>
-        </w:rPr>
-        <w:t>白板/大纸与笔：放在第一轮分享与主题讨论都用得到的位置；</w:t>
+          <w:b w:val="0"/>
+        </w:rPr>
+        <w:t>先做三次深长的呼吸。吸气的时候，感觉气息从鼻端进来；呼气的时候，让肩膀沉下来，让身体重一点、再重一点，交给坐垫。</w:t>
       </w:r>
     </w:p>
     <w:p>
       <w:pPr>
-        <w:ind w:left="340"/>
+        <w:ind w:left="170"/>
+        <w:pBdr>
+          <w:left w:val="single" w:sz="18" w:space="4" w:color="1E4620"/>
+        </w:pBdr>
+        <w:shd w:val="clear" w:fill="F2F5FA"/>
       </w:pPr>
       <w:r>
         <w:rPr>
-          <w:color w:val="1E5631"/>
-          <w:sz w:val="21"/>
-        </w:rPr>
-        <w:t xml:space="preserve">• </w:t>
-      </w:r>
-      <w:r>
-        <w:rPr>
-          <w:sz w:val="21"/>
-        </w:rPr>
-        <w:t>共读文本：确认每位成员有一份打印稿或电子稿（源自 ima 知识库，不含任何外部临时链接）；</w:t>
+          <w:b w:val="0"/>
+        </w:rPr>
+        <w:t>接下来的几分钟，不需要做什么，也不需要做到什么。只是知道自己在呼吸——气息长，知道长；气息短，知道短。念头来了，不用赶走它，也知道它来了，然后轻轻地回到呼吸上。</w:t>
       </w:r>
     </w:p>
     <w:p>
       <w:pPr>
-        <w:ind w:left="340"/>
+        <w:ind w:left="170"/>
+        <w:pBdr>
+          <w:left w:val="single" w:sz="18" w:space="4" w:color="1E4620"/>
+        </w:pBdr>
+        <w:shd w:val="clear" w:fill="F2F5FA"/>
       </w:pPr>
       <w:r>
         <w:rPr>
-          <w:color w:val="1E5631"/>
-          <w:sz w:val="21"/>
-        </w:rPr>
-        <w:t xml:space="preserve">• </w:t>
-      </w:r>
-      <w:r>
-        <w:rPr>
-          <w:sz w:val="21"/>
-        </w:rPr>
-        <w:t>若有新成员：提前致意并告知「今晚只需听与自愿分享，没有考核」。</w:t>
+          <w:b w:val="0"/>
+        </w:rPr>
+        <w:t>今晚我们即将读到的，是佛陀成道之后对五比库所说的第一场开示。两千五百多年前，在波罗奈的鹿野苑，这十分钟的安静，就是那次开示开始前最好的准备。让心先从「赶路」里停下来，我们再一起上路。</w:t>
       </w:r>
     </w:p>
     <w:p>
       <w:pPr>
-        <w:spacing w:before="40" w:after="80"/>
-        <w:ind w:left="283"/>
-        <w:shd w:val="clear" w:color="auto" w:fill="EDF6EF"/>
+        <w:ind w:left="170"/>
         <w:pBdr>
-          <w:left w:val="single" w:sz="20" w:space="6" w:color="1E5631"/>
+          <w:left w:val="single" w:sz="18" w:space="4" w:color="1E4620"/>
         </w:pBdr>
+        <w:shd w:val="clear" w:fill="F2F5FA"/>
       </w:pPr>
       <w:r>
         <w:rPr>
-          <w:sz w:val="20"/>
-        </w:rPr>
-        <w:t>今晚是我们《八正道实践》八周的第一聚。开始静心之前，先花两分钟让大家彼此有个印象：请从我开始，每人用一句话说自己</w:t>
-      </w:r>
+          <w:b w:val="0"/>
+        </w:rPr>
+        <w:t>（静默静坐约6分钟。结束前1分钟，轻声提醒：）</w:t>
+      </w:r>
+    </w:p>
+    <w:p>
+      <w:pPr>
+        <w:ind w:left="170"/>
+        <w:pBdr>
+          <w:left w:val="single" w:sz="18" w:space="4" w:color="1E4620"/>
+        </w:pBdr>
+        <w:shd w:val="clear" w:fill="F2F5FA"/>
+      </w:pPr>
+      <w:r>
+        <w:rPr>
+          <w:b w:val="0"/>
+        </w:rPr>
+        <w:t>请慢慢地把注意力带回这个房间。动一动手指、脚趾，轻轻转动颈部。当你准备好时，睁开眼睛。</w:t>
+      </w:r>
+    </w:p>
+    <w:p>
+      <w:pPr>
+        <w:ind w:left="170"/>
+        <w:pBdr>
+          <w:left w:val="single" w:sz="18" w:space="4" w:color="1E4620"/>
+        </w:pBdr>
+        <w:shd w:val="clear" w:fill="F2F5FA"/>
+      </w:pPr>
       <w:r>
         <w:rPr>
           <w:b/>
-          <w:sz w:val="20"/>
-        </w:rPr>
-        <w:t>为什么来</w:t>
-      </w:r>
-      <w:r>
-        <w:rPr>
-          <w:sz w:val="20"/>
-        </w:rPr>
-        <w:t>——不用解释背景，一句话就好，说「朋友推荐来的」也完全成立。我不做点评，大家也不需要回应，说完就换下一位。这一轮的目的只有一个：让每个人都被这个房间看见一次。</w:t>
-      </w:r>
-    </w:p>
-    <w:p>
-      <w:r>
-        <w:rPr>
-          <w:sz w:val="21"/>
-        </w:rPr>
-        <w:t>（若成员超过10人，改为「每人说一个词」：一个形容今晚状态的词即可，10秒内完成全员。破冰不占用流程时长，控制在2分钟内，超时则截断并致歉一句「下周静心后再继续认识」。）</w:t>
+        </w:rPr>
+        <w:t>变体引导（视现场情况选用，不必全用）</w:t>
       </w:r>
     </w:p>
     <w:p>
       <w:pPr>
-        <w:ind w:left="340"/>
+        <w:ind w:left="170"/>
+        <w:pBdr>
+          <w:left w:val="single" w:sz="18" w:space="4" w:color="1E4620"/>
+        </w:pBdr>
+        <w:shd w:val="clear" w:fill="F2F5FA"/>
       </w:pPr>
       <w:r>
         <w:rPr>
-          <w:color w:val="1E5631"/>
-          <w:sz w:val="21"/>
-        </w:rPr>
-        <w:t xml:space="preserve">• </w:t>
-      </w:r>
-      <w:r>
-        <w:rPr>
-          <w:sz w:val="21"/>
-        </w:rPr>
-        <w:t>破冰纪律：不追问任何人的回答；有人说「我不想说」，回应「好，下次再听你说」，立即自然跳过；破冰中出现的任何个人信息（职业、健康状况、家庭）都不进入后续讨论与白板记录。</w:t>
+          <w:b w:val="0"/>
+        </w:rPr>
+        <w:t>- 若成员多为本讲初次见面的新朋友，可在开头加一句：「静心不需要任何基础，坐着就好；如果中途走神了、睡着了，都不算失败。」</w:t>
       </w:r>
     </w:p>
     <w:p>
       <w:pPr>
-        <w:spacing w:before="40" w:after="80"/>
-        <w:ind w:left="283"/>
-        <w:shd w:val="clear" w:color="auto" w:fill="EDF6EF"/>
+        <w:ind w:left="170"/>
         <w:pBdr>
-          <w:left w:val="single" w:sz="20" w:space="6" w:color="1E5631"/>
+          <w:left w:val="single" w:sz="18" w:space="4" w:color="1E4620"/>
         </w:pBdr>
+        <w:shd w:val="clear" w:fill="F2F5FA"/>
       </w:pPr>
       <w:r>
         <w:rPr>
-          <w:sz w:val="20"/>
-        </w:rPr>
-        <w:t>请大家找一个让自己安稳的坐姿，让背部自然直立，双手放松地放在腿上。如果你愿意，可以轻轻闭上眼睛，或者让目光柔和地落在前方地面。</w:t>
+          <w:b w:val="0"/>
+        </w:rPr>
+        <w:t>- 若场地嘈杂或有人迟到，不批评、不中断，可在开始时加一句：「门会轻开轻关，声音来了就让它来，我们把注意力放回呼吸即可。」</w:t>
       </w:r>
     </w:p>
     <w:p>
       <w:pPr>
-        <w:spacing w:before="40" w:after="80"/>
-        <w:ind w:left="283"/>
-        <w:shd w:val="clear" w:color="auto" w:fill="EDF6EF"/>
+        <w:ind w:left="170"/>
         <w:pBdr>
-          <w:left w:val="single" w:sz="20" w:space="6" w:color="1E5631"/>
+          <w:left w:val="single" w:sz="18" w:space="4" w:color="1E4620"/>
         </w:pBdr>
+        <w:shd w:val="clear" w:fill="F2F5FA"/>
       </w:pPr>
       <w:r>
         <w:rPr>
-          <w:sz w:val="20"/>
-        </w:rPr>
-        <w:t>先做三次深长的呼吸。吸气的时候，感觉气息从鼻端进来；呼气的时候，让肩膀沉下来，让身体重一点、再重一点，交给坐垫。</w:t>
+          <w:b w:val="0"/>
+        </w:rPr>
+        <w:t>- 若成员有明显疲惫，可将静坐缩短，并在结束时多留30秒伸展肩颈——体感舒适比时长重要。</w:t>
       </w:r>
     </w:p>
     <w:p>
       <w:pPr>
-        <w:spacing w:before="40" w:after="80"/>
-        <w:ind w:left="283"/>
-        <w:shd w:val="clear" w:color="auto" w:fill="EDF6EF"/>
+        <w:ind w:left="170"/>
         <w:pBdr>
-          <w:left w:val="single" w:sz="20" w:space="6" w:color="1E5631"/>
+          <w:left w:val="single" w:sz="18" w:space="4" w:color="1E4620"/>
         </w:pBdr>
+        <w:shd w:val="clear" w:fill="F2F5FA"/>
       </w:pPr>
       <w:r>
         <w:rPr>
-          <w:sz w:val="20"/>
-        </w:rPr>
-        <w:t>接下来的几分钟，不需要做什么，也不需要做到什么。只是知道自己在呼吸——气息长，知道长；气息短，知道短。念头来了，不用赶走它，也知道它来了，然后轻轻地回到呼吸上。</w:t>
+          <w:b w:val="0"/>
+        </w:rPr>
+        <w:t>- 若成员大多是老朋友（已参加过往期读书会），破冰轮可改为「说一句这八周最想弄明白的问题」——比「为什么来」更进一层，也不冷场。</w:t>
       </w:r>
     </w:p>
     <w:p>
       <w:pPr>
-        <w:spacing w:before="40" w:after="80"/>
-        <w:ind w:left="283"/>
-        <w:shd w:val="clear" w:color="auto" w:fill="EDF6EF"/>
+        <w:ind w:left="170"/>
         <w:pBdr>
-          <w:left w:val="single" w:sz="20" w:space="6" w:color="1E5631"/>
+          <w:left w:val="single" w:sz="18" w:space="4" w:color="1E4620"/>
         </w:pBdr>
+        <w:shd w:val="clear" w:fill="F2F5FA"/>
       </w:pPr>
       <w:r>
         <w:rPr>
-          <w:sz w:val="20"/>
-        </w:rPr>
-        <w:t>今晚我们即将读到的，是佛陀成道之后对五比库所说的第一场开示。两千五百多年前，在波罗奈的鹿野苑，这十分钟的安静，就是那次开示开始前最好的准备。让心先从「赶路」里停下来，我们再一起上路。</w:t>
+          <w:b/>
+        </w:rPr>
+        <w:t>转入共读的过渡词（照读）</w:t>
       </w:r>
     </w:p>
     <w:p>
       <w:pPr>
-        <w:spacing w:before="40" w:after="80"/>
-        <w:ind w:left="283"/>
-        <w:shd w:val="clear" w:color="auto" w:fill="EDF6EF"/>
+        <w:ind w:left="170"/>
         <w:pBdr>
-          <w:left w:val="single" w:sz="20" w:space="6" w:color="1E5631"/>
+          <w:left w:val="single" w:sz="18" w:space="4" w:color="1E4620"/>
         </w:pBdr>
+        <w:shd w:val="clear" w:fill="F2F5FA"/>
       </w:pPr>
       <w:r>
         <w:rPr>
-          <w:sz w:val="20"/>
-        </w:rPr>
-        <w:t>（静默静坐约6分钟。结束前1分钟，轻声提醒：）</w:t>
+          <w:b w:val="0"/>
+        </w:rPr>
+        <w:t>「谢谢大家的安静。接下来是我们今晚最重要的三十分钟——我们将一起逐字读佛陀成道后的第一场开示。我们不赶进度，也不追求一次读懂；你只需要像听一位老师第一次开口讲话那样，听他把话说完。」</w:t>
       </w:r>
     </w:p>
     <w:p>
       <w:pPr>
-        <w:spacing w:before="40" w:after="80"/>
-        <w:ind w:left="283"/>
-        <w:shd w:val="clear" w:color="auto" w:fill="EDF6EF"/>
+        <w:ind w:left="170"/>
         <w:pBdr>
-          <w:left w:val="single" w:sz="20" w:space="6" w:color="1E5631"/>
+          <w:left w:val="single" w:sz="18" w:space="4" w:color="1E4620"/>
         </w:pBdr>
+        <w:shd w:val="clear" w:fill="F2F5FA"/>
       </w:pPr>
       <w:r>
         <w:rPr>
-          <w:sz w:val="20"/>
-        </w:rPr>
-        <w:t>请慢慢地把注意力带回这个房间。动一动手指、脚趾，轻轻转动颈部。当你准备好时，睁开眼睛。</w:t>
+          <w:b w:val="0"/>
+        </w:rPr>
+        <w:t>（读完后不必马上翻页，留两秒安静——这两秒是给「第一场开示」的礼敬，也是给房间里所有心的一个小小停顿。）</w:t>
       </w:r>
     </w:p>
     <w:p>
       <w:pPr>
-        <w:spacing w:before="40" w:after="80"/>
-        <w:ind w:left="283"/>
-        <w:shd w:val="clear" w:color="auto" w:fill="EDF6EF"/>
+        <w:ind w:left="170"/>
         <w:pBdr>
-          <w:left w:val="single" w:sz="20" w:space="6" w:color="1E5631"/>
+          <w:left w:val="single" w:sz="18" w:space="4" w:color="1E4620"/>
         </w:pBdr>
+        <w:shd w:val="clear" w:fill="F2F5FA"/>
       </w:pPr>
       <w:r>
         <w:rPr>
+          <w:b w:val="0"/>
+        </w:rPr>
+        <w:t xml:space="preserve">🛡️ </w:t>
+      </w:r>
+      <w:r>
+        <w:rPr>
           <w:b/>
-          <w:sz w:val="20"/>
-        </w:rPr>
-        <w:t>变体引导（视现场情况选用，不必全用）</w:t>
+        </w:rPr>
+        <w:t>心理安全三约定</w:t>
+      </w:r>
+      <w:r>
+        <w:rPr>
+          <w:b w:val="0"/>
+        </w:rPr>
+        <w:t xml:space="preserve">（每次开场在心里过一遍）：① </w:t>
+      </w:r>
+      <w:r>
+        <w:rPr>
+          <w:b/>
+        </w:rPr>
+        <w:t>保密</w:t>
+      </w:r>
+      <w:r>
+        <w:rPr>
+          <w:b w:val="0"/>
+        </w:rPr>
+        <w:t xml:space="preserve">——这里说的话不出这间屋子；② </w:t>
+      </w:r>
+      <w:r>
+        <w:rPr>
+          <w:b/>
+        </w:rPr>
+        <w:t>不评判</w:t>
+      </w:r>
+      <w:r>
+        <w:rPr>
+          <w:b w:val="0"/>
+        </w:rPr>
+        <w:t xml:space="preserve">——不评价任何人的分享，也不急着评价自己；③ </w:t>
+      </w:r>
+      <w:r>
+        <w:rPr>
+          <w:b/>
+        </w:rPr>
+        <w:t>可随时暂停</w:t>
+      </w:r>
+      <w:r>
+        <w:rPr>
+          <w:b w:val="0"/>
+        </w:rPr>
+        <w:t>——任何时候觉得不舒服，都可以停下来休息、喝水或离开，不需要解释。</w:t>
+      </w:r>
+    </w:p>
+    <w:p>
+      <w:r>
+        <w:rPr>
+          <w:b/>
+          <w:color w:val="1E4620"/>
+          <w:sz w:val="26"/>
+        </w:rPr>
+        <w:t>📖 共读原文（25 min）</w:t>
       </w:r>
     </w:p>
     <w:p>
       <w:pPr>
-        <w:spacing w:before="40" w:after="80"/>
-        <w:ind w:left="283"/>
-        <w:shd w:val="clear" w:color="auto" w:fill="EDF6EF"/>
+        <w:ind w:left="170"/>
         <w:pBdr>
-          <w:left w:val="single" w:sz="20" w:space="6" w:color="1E5631"/>
+          <w:left w:val="single" w:sz="18" w:space="4" w:color="1E4620"/>
         </w:pBdr>
+        <w:shd w:val="clear" w:fill="F2F5FA"/>
       </w:pPr>
       <w:r>
         <w:rPr>
-          <w:sz w:val="20"/>
-        </w:rPr>
-        <w:t>- 若成员多为本讲初次见面的新朋友，可在开头加一句：「静心不需要任何基础，坐着就好；如果中途走神了、睡着了，都不算失败。」 - 若场地嘈杂或有人迟到，不批评、不中断，可在开始时加一句：「门会轻开轻关，声音来了就让它来，我们把注意力放回呼吸即可。」 - 若成员有明显疲惫，可将静坐缩短，并在结束时多留30秒伸展肩颈——体感舒适比时长重要。 - 若成员大多是老朋友（已参加过往期读书会），破冰轮可改为「说一句这八周最想弄明白的问题」——比「为什么来」更进一层，也不冷场。</w:t>
+          <w:b/>
+        </w:rPr>
+        <w:t>【本周朗读段 · 开始】</w:t>
+      </w:r>
+      <w:r>
+        <w:rPr>
+          <w:b w:val="0"/>
+        </w:rPr>
+        <w:t>（本段约 3521 字，供中等稍慢朗读，约 20 分钟；其余为默读／选读／延伸内容）</w:t>
       </w:r>
     </w:p>
     <w:p>
       <w:pPr>
-        <w:spacing w:before="40" w:after="80"/>
-        <w:ind w:left="283"/>
-        <w:shd w:val="clear" w:color="auto" w:fill="EDF6EF"/>
+        <w:ind w:left="170"/>
         <w:pBdr>
-          <w:left w:val="single" w:sz="20" w:space="6" w:color="1E5631"/>
+          <w:left w:val="single" w:sz="18" w:space="4" w:color="1E4620"/>
         </w:pBdr>
+        <w:shd w:val="clear" w:fill="F2F5FA"/>
       </w:pPr>
       <w:r>
         <w:rPr>
           <w:b/>
-          <w:sz w:val="20"/>
-        </w:rPr>
-        <w:t>转入共读的过渡词（照读）</w:t>
+        </w:rPr>
+        <w:t>读前定调词（共读开始前照读，约1分钟）</w:t>
       </w:r>
     </w:p>
     <w:p>
       <w:pPr>
-        <w:spacing w:before="40" w:after="80"/>
-        <w:ind w:left="283"/>
-        <w:shd w:val="clear" w:color="auto" w:fill="EDF6EF"/>
+        <w:ind w:left="170"/>
         <w:pBdr>
-          <w:left w:val="single" w:sz="20" w:space="6" w:color="1E5631"/>
+          <w:left w:val="single" w:sz="18" w:space="4" w:color="1E4620"/>
         </w:pBdr>
+        <w:shd w:val="clear" w:fill="F2F5FA"/>
       </w:pPr>
       <w:r>
         <w:rPr>
-          <w:sz w:val="20"/>
-        </w:rPr>
-        <w:t>「谢谢大家的安静。接下来是我们今晚最重要的三十分钟——我们将一起逐字读佛陀成道后的第一场开示。我们不赶进度，也不追求一次读懂；你只需要像听一位老师第一次开口讲话那样，听他把话说完。」</w:t>
+          <w:b/>
+        </w:rPr>
+        <w:t>分段衔接词（段间使用，不另起讨论）</w:t>
       </w:r>
     </w:p>
     <w:p>
       <w:pPr>
-        <w:spacing w:before="40" w:after="80"/>
-        <w:ind w:left="283"/>
-        <w:shd w:val="clear" w:color="auto" w:fill="EDF6EF"/>
+        <w:ind w:left="170"/>
         <w:pBdr>
-          <w:left w:val="single" w:sz="20" w:space="6" w:color="1E5631"/>
+          <w:left w:val="single" w:sz="18" w:space="4" w:color="1E4620"/>
         </w:pBdr>
+        <w:shd w:val="clear" w:fill="F2F5FA"/>
       </w:pPr>
       <w:r>
         <w:rPr>
-          <w:sz w:val="20"/>
-        </w:rPr>
-        <w:t>（读完后不必马上翻页，留两秒安静——这两秒是给「第一场开示」的礼敬，也是给房间里所有心的一个小小停顿。）</w:t>
+          <w:b w:val="0"/>
+        </w:rPr>
+        <w:t>- ①-3 读毕、进入①-4 前：「两极都走过了，路在哪里——」</w:t>
       </w:r>
     </w:p>
     <w:p>
       <w:pPr>
-        <w:spacing w:before="40" w:after="80"/>
-        <w:ind w:left="283"/>
-        <w:shd w:val="clear" w:color="auto" w:fill="EDF6EF"/>
+        <w:ind w:left="170"/>
         <w:pBdr>
-          <w:left w:val="single" w:sz="20" w:space="6" w:color="1E5631"/>
+          <w:left w:val="single" w:sz="18" w:space="4" w:color="1E4620"/>
         </w:pBdr>
+        <w:shd w:val="clear" w:fill="F2F5FA"/>
       </w:pPr>
       <w:r>
         <w:rPr>
-          <w:sz w:val="20"/>
-        </w:rPr>
-        <w:t xml:space="preserve">🛡️ </w:t>
-      </w:r>
-      <w:r>
-        <w:rPr>
-          <w:b/>
-          <w:sz w:val="20"/>
-        </w:rPr>
-        <w:t>心理安全三约定</w:t>
-      </w:r>
-      <w:r>
-        <w:rPr>
-          <w:sz w:val="20"/>
-        </w:rPr>
-        <w:t xml:space="preserve">（每次开场在心里过一遍）：① </w:t>
-      </w:r>
-      <w:r>
-        <w:rPr>
-          <w:b/>
-          <w:sz w:val="20"/>
-        </w:rPr>
-        <w:t>保密</w:t>
-      </w:r>
-      <w:r>
-        <w:rPr>
-          <w:sz w:val="20"/>
-        </w:rPr>
-        <w:t xml:space="preserve">——这里说的话不出这间屋子；② </w:t>
-      </w:r>
-      <w:r>
-        <w:rPr>
-          <w:b/>
-          <w:sz w:val="20"/>
-        </w:rPr>
-        <w:t>不评判</w:t>
-      </w:r>
-      <w:r>
-        <w:rPr>
-          <w:sz w:val="20"/>
-        </w:rPr>
-        <w:t xml:space="preserve">——不评价任何人的分享，也不急着评价自己；③ </w:t>
-      </w:r>
-      <w:r>
-        <w:rPr>
-          <w:b/>
-          <w:sz w:val="20"/>
-        </w:rPr>
-        <w:t>可随时暂停</w:t>
-      </w:r>
-      <w:r>
-        <w:rPr>
-          <w:sz w:val="20"/>
-        </w:rPr>
-        <w:t>——任何时候觉得不舒服，都可以停下来休息、喝水或离开，不需要解释。</w:t>
+          <w:b w:val="0"/>
+        </w:rPr>
+        <w:t>- ①-4 读毕：「记住这句定义，它是本周所有讨论的秤。」</w:t>
       </w:r>
     </w:p>
     <w:p>
       <w:pPr>
-        <w:spacing w:before="160" w:after="80"/>
+        <w:ind w:left="170"/>
+        <w:pBdr>
+          <w:left w:val="single" w:sz="18" w:space="4" w:color="1E4620"/>
+        </w:pBdr>
+        <w:shd w:val="clear" w:fill="F2F5FA"/>
       </w:pPr>
       <w:r>
         <w:rPr>
-          <w:rFonts w:ascii="Microsoft YaHei" w:hAnsi="Microsoft YaHei" w:eastAsia="Microsoft YaHei"/>
-          <w:b/>
-          <w:color w:val="1E5631"/>
-          <w:sz w:val="28"/>
-        </w:rPr>
-        <w:t>📖 共读原文（25 min）</w:t>
+          <w:b w:val="0"/>
+        </w:rPr>
+        <w:t>- ①-6 读毕（八支逐释）：「八支的名字刚刚全部出场——它们会在未来七周逐一变成熟人。」</w:t>
       </w:r>
     </w:p>
     <w:p>
       <w:pPr>
-        <w:spacing w:before="40" w:after="80"/>
-        <w:ind w:left="283"/>
-        <w:shd w:val="clear" w:color="auto" w:fill="EDF6EF"/>
+        <w:ind w:left="170"/>
         <w:pBdr>
-          <w:left w:val="single" w:sz="20" w:space="6" w:color="1E5631"/>
+          <w:left w:val="single" w:sz="18" w:space="4" w:color="1E4620"/>
         </w:pBdr>
+        <w:shd w:val="clear" w:fill="F2F5FA"/>
       </w:pPr>
       <w:r>
         <w:rPr>
-          <w:b/>
-          <w:sz w:val="20"/>
-        </w:rPr>
-        <w:t>【本周朗读段 · 开始】</w:t>
-      </w:r>
-      <w:r>
-        <w:rPr>
-          <w:sz w:val="20"/>
-        </w:rPr>
-        <w:t>（本段约 3521 字，供中等稍慢朗读，约 20 分钟；其余为默读／选读／延伸内容）</w:t>
+          <w:b w:val="0"/>
+        </w:rPr>
+        <w:t>- ①-10 读毕：「世间与出世间两种道分，暂时记个印象即可。」</w:t>
       </w:r>
     </w:p>
     <w:p>
       <w:pPr>
-        <w:spacing w:before="40" w:after="80"/>
-        <w:ind w:left="283"/>
-        <w:shd w:val="clear" w:color="auto" w:fill="EDF6EF"/>
+        <w:ind w:left="170"/>
         <w:pBdr>
-          <w:left w:val="single" w:sz="20" w:space="6" w:color="1E5631"/>
+          <w:left w:val="single" w:sz="18" w:space="4" w:color="1E4620"/>
         </w:pBdr>
+        <w:shd w:val="clear" w:fill="F2F5FA"/>
       </w:pPr>
       <w:r>
         <w:rPr>
-          <w:b/>
-          <w:sz w:val="20"/>
-        </w:rPr>
-        <w:t>读前定调词（共读开始前照读，约1分钟）</w:t>
+          <w:b w:val="0"/>
+        </w:rPr>
+        <w:t>- ①-5 读毕（《轭孔经》）：「一只海龟百年浮出海面一次——我们能坐在这里读这部经，就是从那个孔里穿过来的。」</w:t>
       </w:r>
     </w:p>
     <w:p>
       <w:pPr>
-        <w:spacing w:before="40" w:after="80"/>
-        <w:ind w:left="283"/>
-        <w:shd w:val="clear" w:color="auto" w:fill="EDF6EF"/>
+        <w:ind w:left="170"/>
         <w:pBdr>
-          <w:left w:val="single" w:sz="20" w:space="6" w:color="1E5631"/>
+          <w:left w:val="single" w:sz="18" w:space="4" w:color="1E4620"/>
         </w:pBdr>
+        <w:shd w:val="clear" w:fill="F2F5FA"/>
       </w:pPr>
       <w:r>
         <w:rPr>
-          <w:b/>
-          <w:sz w:val="20"/>
-        </w:rPr>
-        <w:t>分段衔接词（段间使用，不另起讨论）</w:t>
-      </w:r>
-    </w:p>
-    <w:p>
-      <w:pPr>
-        <w:spacing w:before="40" w:after="80"/>
-        <w:ind w:left="283"/>
-        <w:shd w:val="clear" w:color="auto" w:fill="EDF6EF"/>
-        <w:pBdr>
-          <w:left w:val="single" w:sz="20" w:space="6" w:color="1E5631"/>
-        </w:pBdr>
-      </w:pPr>
-      <w:r>
-        <w:rPr>
-          <w:sz w:val="20"/>
-        </w:rPr>
-        <w:t>- ①-3 读毕、进入①-4 前：「两极都走过了，路在哪里——」 - ①-4 读毕：「记住这句定义，它是本周所有讨论的秤。」 - ①-6 读毕（八支逐释）：「八支的名字刚刚全部出场——它们会在未来七周逐一变成熟人。」 - ①-10 读毕：「世间与出世间两种道分，暂时记个印象即可。」 - ①-5 读毕（《轭孔经》）：「一只海龟百年浮出海面一次——我们能坐在这里读这部经，就是从那个孔里穿过来的。」 - 材料②读毕：「地图已经展开，下周我们放大第一站：正见。」</w:t>
+          <w:b w:val="0"/>
+        </w:rPr>
+        <w:t>- 材料②读毕：「地图已经展开，下周我们放大第一站：正见。」</w:t>
       </w:r>
     </w:p>
     <w:tbl>
       <w:tblPr>
         <w:tblStyle w:val="TableGrid"/>
         <w:tblW w:type="auto" w:w="0"/>
-        <w:jc w:val="center"/>
         <w:tblLook w:firstColumn="1" w:firstRow="1" w:lastColumn="0" w:lastRow="0" w:noHBand="0" w:noVBand="1" w:val="04A0"/>
       </w:tblPr>
       <w:tblGrid>
@@ -1005,17 +1081,20 @@
         <w:tc>
           <w:tcPr>
             <w:tcW w:type="dxa" w:w="2409"/>
-            <w:shd w:val="clear" w:color="auto" w:fill="1E5631"/>
+            <w:shd w:val="clear" w:fill="1E4620"/>
           </w:tcPr>
           <w:p>
-            <w:pPr>
-              <w:spacing w:after="20"/>
-            </w:pPr>
             <w:r>
               <w:rPr>
-                <w:b/>
                 <w:color w:val="FFFFFF"/>
-                <w:sz w:val="19"/>
+                <w:sz w:val="18"/>
+              </w:rPr>
+            </w:r>
+            <w:r>
+              <w:rPr>
+                <w:b w:val="0"/>
+                <w:color w:val="FFFFFF"/>
+                <w:sz w:val="18"/>
               </w:rPr>
               <w:t>小节</w:t>
             </w:r>
@@ -1024,17 +1103,20 @@
         <w:tc>
           <w:tcPr>
             <w:tcW w:type="dxa" w:w="2409"/>
-            <w:shd w:val="clear" w:color="auto" w:fill="1E5631"/>
+            <w:shd w:val="clear" w:fill="1E4620"/>
           </w:tcPr>
           <w:p>
-            <w:pPr>
-              <w:spacing w:after="20"/>
-            </w:pPr>
             <w:r>
               <w:rPr>
-                <w:b/>
                 <w:color w:val="FFFFFF"/>
-                <w:sz w:val="19"/>
+                <w:sz w:val="18"/>
+              </w:rPr>
+            </w:r>
+            <w:r>
+              <w:rPr>
+                <w:b w:val="0"/>
+                <w:color w:val="FFFFFF"/>
+                <w:sz w:val="18"/>
               </w:rPr>
               <w:t>标记</w:t>
             </w:r>
@@ -1043,17 +1125,20 @@
         <w:tc>
           <w:tcPr>
             <w:tcW w:type="dxa" w:w="2409"/>
-            <w:shd w:val="clear" w:color="auto" w:fill="1E5631"/>
+            <w:shd w:val="clear" w:fill="1E4620"/>
           </w:tcPr>
           <w:p>
-            <w:pPr>
-              <w:spacing w:after="20"/>
-            </w:pPr>
             <w:r>
               <w:rPr>
-                <w:b/>
                 <w:color w:val="FFFFFF"/>
-                <w:sz w:val="19"/>
+                <w:sz w:val="18"/>
+              </w:rPr>
+            </w:r>
+            <w:r>
+              <w:rPr>
+                <w:b w:val="0"/>
+                <w:color w:val="FFFFFF"/>
+                <w:sz w:val="18"/>
               </w:rPr>
               <w:t>内容</w:t>
             </w:r>
@@ -1062,17 +1147,20 @@
         <w:tc>
           <w:tcPr>
             <w:tcW w:type="dxa" w:w="2409"/>
-            <w:shd w:val="clear" w:color="auto" w:fill="1E5631"/>
+            <w:shd w:val="clear" w:fill="1E4620"/>
           </w:tcPr>
           <w:p>
-            <w:pPr>
-              <w:spacing w:after="20"/>
-            </w:pPr>
             <w:r>
               <w:rPr>
-                <w:b/>
                 <w:color w:val="FFFFFF"/>
-                <w:sz w:val="19"/>
+                <w:sz w:val="18"/>
+              </w:rPr>
+            </w:r>
+            <w:r>
+              <w:rPr>
+                <w:b w:val="0"/>
+                <w:color w:val="FFFFFF"/>
+                <w:sz w:val="18"/>
               </w:rPr>
               <w:t>建议用时（30 min内）</w:t>
             </w:r>
@@ -1085,12 +1173,15 @@
             <w:tcW w:type="dxa" w:w="2409"/>
           </w:tcPr>
           <w:p>
-            <w:pPr>
-              <w:spacing w:after="20"/>
-            </w:pPr>
             <w:r>
               <w:rPr>
-                <w:sz w:val="19"/>
+                <w:sz w:val="18"/>
+              </w:rPr>
+            </w:r>
+            <w:r>
+              <w:rPr>
+                <w:b w:val="0"/>
+                <w:sz w:val="18"/>
               </w:rPr>
               <w:t>①-1</w:t>
             </w:r>
@@ -1101,12 +1192,15 @@
             <w:tcW w:type="dxa" w:w="2409"/>
           </w:tcPr>
           <w:p>
-            <w:pPr>
-              <w:spacing w:after="20"/>
-            </w:pPr>
             <w:r>
               <w:rPr>
-                <w:sz w:val="19"/>
+                <w:sz w:val="18"/>
+              </w:rPr>
+            </w:r>
+            <w:r>
+              <w:rPr>
+                <w:b w:val="0"/>
+                <w:sz w:val="18"/>
               </w:rPr>
               <w:t>—</w:t>
             </w:r>
@@ -1117,12 +1211,15 @@
             <w:tcW w:type="dxa" w:w="2409"/>
           </w:tcPr>
           <w:p>
-            <w:pPr>
-              <w:spacing w:after="20"/>
-            </w:pPr>
             <w:r>
               <w:rPr>
-                <w:sz w:val="19"/>
+                <w:sz w:val="18"/>
+              </w:rPr>
+            </w:r>
+            <w:r>
+              <w:rPr>
+                <w:b w:val="0"/>
+                <w:sz w:val="18"/>
               </w:rPr>
               <w:t>初转法轮·序分：鹿野苑与仙人坠处</w:t>
             </w:r>
@@ -1133,12 +1230,15 @@
             <w:tcW w:type="dxa" w:w="2409"/>
           </w:tcPr>
           <w:p>
-            <w:pPr>
-              <w:spacing w:after="20"/>
-            </w:pPr>
             <w:r>
               <w:rPr>
-                <w:sz w:val="19"/>
+                <w:sz w:val="18"/>
+              </w:rPr>
+            </w:r>
+            <w:r>
+              <w:rPr>
+                <w:b w:val="0"/>
+                <w:sz w:val="18"/>
               </w:rPr>
               <w:t>2 min</w:t>
             </w:r>
@@ -1149,15 +1249,18 @@
         <w:tc>
           <w:tcPr>
             <w:tcW w:type="dxa" w:w="2409"/>
-            <w:shd w:val="clear" w:color="auto" w:fill="F2F2F2"/>
+            <w:shd w:val="clear" w:fill="F2F5FA"/>
           </w:tcPr>
           <w:p>
-            <w:pPr>
-              <w:spacing w:after="20"/>
-            </w:pPr>
             <w:r>
               <w:rPr>
-                <w:sz w:val="19"/>
+                <w:sz w:val="18"/>
+              </w:rPr>
+            </w:r>
+            <w:r>
+              <w:rPr>
+                <w:b w:val="0"/>
+                <w:sz w:val="18"/>
               </w:rPr>
               <w:t>①-2</w:t>
             </w:r>
@@ -1166,15 +1269,18 @@
         <w:tc>
           <w:tcPr>
             <w:tcW w:type="dxa" w:w="2409"/>
-            <w:shd w:val="clear" w:color="auto" w:fill="F2F2F2"/>
+            <w:shd w:val="clear" w:fill="F2F5FA"/>
           </w:tcPr>
           <w:p>
-            <w:pPr>
-              <w:spacing w:after="20"/>
-            </w:pPr>
             <w:r>
               <w:rPr>
-                <w:sz w:val="19"/>
+                <w:sz w:val="18"/>
+              </w:rPr>
+            </w:r>
+            <w:r>
+              <w:rPr>
+                <w:b w:val="0"/>
+                <w:sz w:val="18"/>
               </w:rPr>
               <w:t>—</w:t>
             </w:r>
@@ -1183,15 +1289,18 @@
         <w:tc>
           <w:tcPr>
             <w:tcW w:type="dxa" w:w="2409"/>
-            <w:shd w:val="clear" w:color="auto" w:fill="F2F2F2"/>
+            <w:shd w:val="clear" w:fill="F2F5FA"/>
           </w:tcPr>
           <w:p>
-            <w:pPr>
-              <w:spacing w:after="20"/>
-            </w:pPr>
             <w:r>
               <w:rPr>
-                <w:sz w:val="19"/>
+                <w:sz w:val="18"/>
+              </w:rPr>
+            </w:r>
+            <w:r>
+              <w:rPr>
+                <w:b w:val="0"/>
+                <w:sz w:val="18"/>
               </w:rPr>
               <w:t>五比库的波罗蜜与四无碍解智</w:t>
             </w:r>
@@ -1200,15 +1309,18 @@
         <w:tc>
           <w:tcPr>
             <w:tcW w:type="dxa" w:w="2409"/>
-            <w:shd w:val="clear" w:color="auto" w:fill="F2F2F2"/>
+            <w:shd w:val="clear" w:fill="F2F5FA"/>
           </w:tcPr>
           <w:p>
-            <w:pPr>
-              <w:spacing w:after="20"/>
-            </w:pPr>
             <w:r>
               <w:rPr>
-                <w:sz w:val="19"/>
+                <w:sz w:val="18"/>
+              </w:rPr>
+            </w:r>
+            <w:r>
+              <w:rPr>
+                <w:b w:val="0"/>
+                <w:sz w:val="18"/>
               </w:rPr>
               <w:t>2 min</w:t>
             </w:r>
@@ -1221,12 +1333,15 @@
             <w:tcW w:type="dxa" w:w="2409"/>
           </w:tcPr>
           <w:p>
-            <w:pPr>
-              <w:spacing w:after="20"/>
-            </w:pPr>
             <w:r>
               <w:rPr>
-                <w:sz w:val="19"/>
+                <w:sz w:val="18"/>
+              </w:rPr>
+            </w:r>
+            <w:r>
+              <w:rPr>
+                <w:b w:val="0"/>
+                <w:sz w:val="18"/>
               </w:rPr>
               <w:t>①-3</w:t>
             </w:r>
@@ -1237,12 +1352,15 @@
             <w:tcW w:type="dxa" w:w="2409"/>
           </w:tcPr>
           <w:p>
-            <w:pPr>
-              <w:spacing w:after="20"/>
-            </w:pPr>
             <w:r>
               <w:rPr>
-                <w:sz w:val="19"/>
+                <w:sz w:val="18"/>
+              </w:rPr>
+            </w:r>
+            <w:r>
+              <w:rPr>
+                <w:b w:val="0"/>
+                <w:sz w:val="18"/>
               </w:rPr>
               <w:t>★核心</w:t>
             </w:r>
@@ -1253,12 +1371,15 @@
             <w:tcW w:type="dxa" w:w="2409"/>
           </w:tcPr>
           <w:p>
-            <w:pPr>
-              <w:spacing w:after="20"/>
-            </w:pPr>
             <w:r>
               <w:rPr>
-                <w:sz w:val="19"/>
+                <w:sz w:val="18"/>
+              </w:rPr>
+            </w:r>
+            <w:r>
+              <w:rPr>
+                <w:b w:val="0"/>
+                <w:sz w:val="18"/>
               </w:rPr>
               <w:t>两种极端：沉迷感官享乐与自我折磨苦行</w:t>
             </w:r>
@@ -1269,12 +1390,15 @@
             <w:tcW w:type="dxa" w:w="2409"/>
           </w:tcPr>
           <w:p>
-            <w:pPr>
-              <w:spacing w:after="20"/>
-            </w:pPr>
             <w:r>
               <w:rPr>
-                <w:sz w:val="19"/>
+                <w:sz w:val="18"/>
+              </w:rPr>
+            </w:r>
+            <w:r>
+              <w:rPr>
+                <w:b w:val="0"/>
+                <w:sz w:val="18"/>
               </w:rPr>
               <w:t>4 min</w:t>
             </w:r>
@@ -1285,15 +1409,18 @@
         <w:tc>
           <w:tcPr>
             <w:tcW w:type="dxa" w:w="2409"/>
-            <w:shd w:val="clear" w:color="auto" w:fill="F2F2F2"/>
+            <w:shd w:val="clear" w:fill="F2F5FA"/>
           </w:tcPr>
           <w:p>
-            <w:pPr>
-              <w:spacing w:after="20"/>
-            </w:pPr>
             <w:r>
               <w:rPr>
-                <w:sz w:val="19"/>
+                <w:sz w:val="18"/>
+              </w:rPr>
+            </w:r>
+            <w:r>
+              <w:rPr>
+                <w:b w:val="0"/>
+                <w:sz w:val="18"/>
               </w:rPr>
               <w:t>①-4</w:t>
             </w:r>
@@ -1302,15 +1429,18 @@
         <w:tc>
           <w:tcPr>
             <w:tcW w:type="dxa" w:w="2409"/>
-            <w:shd w:val="clear" w:color="auto" w:fill="F2F2F2"/>
+            <w:shd w:val="clear" w:fill="F2F5FA"/>
           </w:tcPr>
           <w:p>
-            <w:pPr>
-              <w:spacing w:after="20"/>
-            </w:pPr>
             <w:r>
               <w:rPr>
-                <w:sz w:val="19"/>
+                <w:sz w:val="18"/>
+              </w:rPr>
+            </w:r>
+            <w:r>
+              <w:rPr>
+                <w:b w:val="0"/>
+                <w:sz w:val="18"/>
               </w:rPr>
               <w:t>★核心</w:t>
             </w:r>
@@ -1319,15 +1449,18 @@
         <w:tc>
           <w:tcPr>
             <w:tcW w:type="dxa" w:w="2409"/>
-            <w:shd w:val="clear" w:color="auto" w:fill="F2F2F2"/>
+            <w:shd w:val="clear" w:fill="F2F5FA"/>
           </w:tcPr>
           <w:p>
-            <w:pPr>
-              <w:spacing w:after="20"/>
-            </w:pPr>
             <w:r>
               <w:rPr>
-                <w:sz w:val="19"/>
+                <w:sz w:val="18"/>
+              </w:rPr>
+            </w:r>
+            <w:r>
+              <w:rPr>
+                <w:b w:val="0"/>
+                <w:sz w:val="18"/>
               </w:rPr>
               <w:t>中道：避免两极、引生彻见真知</w:t>
             </w:r>
@@ -1336,15 +1469,18 @@
         <w:tc>
           <w:tcPr>
             <w:tcW w:type="dxa" w:w="2409"/>
-            <w:shd w:val="clear" w:color="auto" w:fill="F2F2F2"/>
+            <w:shd w:val="clear" w:fill="F2F5FA"/>
           </w:tcPr>
           <w:p>
-            <w:pPr>
-              <w:spacing w:after="20"/>
-            </w:pPr>
             <w:r>
               <w:rPr>
-                <w:sz w:val="19"/>
+                <w:sz w:val="18"/>
+              </w:rPr>
+            </w:r>
+            <w:r>
+              <w:rPr>
+                <w:b w:val="0"/>
+                <w:sz w:val="18"/>
               </w:rPr>
               <w:t>2 min</w:t>
             </w:r>
@@ -1357,12 +1493,15 @@
             <w:tcW w:type="dxa" w:w="2409"/>
           </w:tcPr>
           <w:p>
-            <w:pPr>
-              <w:spacing w:after="20"/>
-            </w:pPr>
             <w:r>
               <w:rPr>
-                <w:sz w:val="19"/>
+                <w:sz w:val="18"/>
+              </w:rPr>
+            </w:r>
+            <w:r>
+              <w:rPr>
+                <w:b w:val="0"/>
+                <w:sz w:val="18"/>
               </w:rPr>
               <w:t>①-5</w:t>
             </w:r>
@@ -1373,12 +1512,15 @@
             <w:tcW w:type="dxa" w:w="2409"/>
           </w:tcPr>
           <w:p>
-            <w:pPr>
-              <w:spacing w:after="20"/>
-            </w:pPr>
             <w:r>
               <w:rPr>
-                <w:sz w:val="19"/>
+                <w:sz w:val="18"/>
+              </w:rPr>
+            </w:r>
+            <w:r>
+              <w:rPr>
+                <w:b w:val="0"/>
+                <w:sz w:val="18"/>
               </w:rPr>
               <w:t>—</w:t>
             </w:r>
@@ -1389,12 +1531,15 @@
             <w:tcW w:type="dxa" w:w="2409"/>
           </w:tcPr>
           <w:p>
-            <w:pPr>
-              <w:spacing w:after="20"/>
-            </w:pPr>
             <w:r>
               <w:rPr>
-                <w:sz w:val="19"/>
+                <w:sz w:val="18"/>
+              </w:rPr>
+            </w:r>
+            <w:r>
+              <w:rPr>
+                <w:b w:val="0"/>
+                <w:sz w:val="18"/>
               </w:rPr>
               <w:t>《轭孔经》：四圣谛的重要性</w:t>
             </w:r>
@@ -1405,12 +1550,15 @@
             <w:tcW w:type="dxa" w:w="2409"/>
           </w:tcPr>
           <w:p>
-            <w:pPr>
-              <w:spacing w:after="20"/>
-            </w:pPr>
             <w:r>
               <w:rPr>
-                <w:sz w:val="19"/>
+                <w:sz w:val="18"/>
+              </w:rPr>
+            </w:r>
+            <w:r>
+              <w:rPr>
+                <w:b w:val="0"/>
+                <w:sz w:val="18"/>
               </w:rPr>
               <w:t>3 min</w:t>
             </w:r>
@@ -1421,15 +1569,18 @@
         <w:tc>
           <w:tcPr>
             <w:tcW w:type="dxa" w:w="2409"/>
-            <w:shd w:val="clear" w:color="auto" w:fill="F2F2F2"/>
+            <w:shd w:val="clear" w:fill="F2F5FA"/>
           </w:tcPr>
           <w:p>
-            <w:pPr>
-              <w:spacing w:after="20"/>
-            </w:pPr>
             <w:r>
               <w:rPr>
-                <w:sz w:val="19"/>
+                <w:sz w:val="18"/>
+              </w:rPr>
+            </w:r>
+            <w:r>
+              <w:rPr>
+                <w:b w:val="0"/>
+                <w:sz w:val="18"/>
               </w:rPr>
               <w:t>①-6</w:t>
             </w:r>
@@ -1438,15 +1589,18 @@
         <w:tc>
           <w:tcPr>
             <w:tcW w:type="dxa" w:w="2409"/>
-            <w:shd w:val="clear" w:color="auto" w:fill="F2F2F2"/>
+            <w:shd w:val="clear" w:fill="F2F5FA"/>
           </w:tcPr>
           <w:p>
-            <w:pPr>
-              <w:spacing w:after="20"/>
-            </w:pPr>
             <w:r>
               <w:rPr>
-                <w:sz w:val="19"/>
+                <w:sz w:val="18"/>
+              </w:rPr>
+            </w:r>
+            <w:r>
+              <w:rPr>
+                <w:b w:val="0"/>
+                <w:sz w:val="18"/>
               </w:rPr>
               <w:t>★核心</w:t>
             </w:r>
@@ -1455,15 +1609,18 @@
         <w:tc>
           <w:tcPr>
             <w:tcW w:type="dxa" w:w="2409"/>
-            <w:shd w:val="clear" w:color="auto" w:fill="F2F2F2"/>
+            <w:shd w:val="clear" w:fill="F2F5FA"/>
           </w:tcPr>
           <w:p>
-            <w:pPr>
-              <w:spacing w:after="20"/>
-            </w:pPr>
             <w:r>
               <w:rPr>
-                <w:sz w:val="19"/>
+                <w:sz w:val="18"/>
+              </w:rPr>
+            </w:r>
+            <w:r>
+              <w:rPr>
+                <w:b w:val="0"/>
+                <w:sz w:val="18"/>
               </w:rPr>
               <w:t>中道即八圣道分：八支逐释</w:t>
             </w:r>
@@ -1472,15 +1629,18 @@
         <w:tc>
           <w:tcPr>
             <w:tcW w:type="dxa" w:w="2409"/>
-            <w:shd w:val="clear" w:color="auto" w:fill="F2F2F2"/>
+            <w:shd w:val="clear" w:fill="F2F5FA"/>
           </w:tcPr>
           <w:p>
-            <w:pPr>
-              <w:spacing w:after="20"/>
-            </w:pPr>
             <w:r>
               <w:rPr>
-                <w:sz w:val="19"/>
+                <w:sz w:val="18"/>
+              </w:rPr>
+            </w:r>
+            <w:r>
+              <w:rPr>
+                <w:b w:val="0"/>
+                <w:sz w:val="18"/>
               </w:rPr>
               <w:t>4 min</w:t>
             </w:r>
@@ -1493,12 +1653,15 @@
             <w:tcW w:type="dxa" w:w="2409"/>
           </w:tcPr>
           <w:p>
-            <w:pPr>
-              <w:spacing w:after="20"/>
-            </w:pPr>
             <w:r>
               <w:rPr>
-                <w:sz w:val="19"/>
+                <w:sz w:val="18"/>
+              </w:rPr>
+            </w:r>
+            <w:r>
+              <w:rPr>
+                <w:b w:val="0"/>
+                <w:sz w:val="18"/>
               </w:rPr>
               <w:t>①-7</w:t>
             </w:r>
@@ -1509,12 +1672,15 @@
             <w:tcW w:type="dxa" w:w="2409"/>
           </w:tcPr>
           <w:p>
-            <w:pPr>
-              <w:spacing w:after="20"/>
-            </w:pPr>
             <w:r>
               <w:rPr>
-                <w:sz w:val="19"/>
+                <w:sz w:val="18"/>
+              </w:rPr>
+            </w:r>
+            <w:r>
+              <w:rPr>
+                <w:b w:val="0"/>
+                <w:sz w:val="18"/>
               </w:rPr>
               <w:t>◈扩展</w:t>
             </w:r>
@@ -1525,12 +1691,15 @@
             <w:tcW w:type="dxa" w:w="2409"/>
           </w:tcPr>
           <w:p>
-            <w:pPr>
-              <w:spacing w:after="20"/>
-            </w:pPr>
             <w:r>
               <w:rPr>
-                <w:sz w:val="19"/>
+                <w:sz w:val="18"/>
+              </w:rPr>
+            </w:r>
+            <w:r>
+              <w:rPr>
+                <w:b w:val="0"/>
+                <w:sz w:val="18"/>
               </w:rPr>
               <w:t>苦圣谛</w:t>
             </w:r>
@@ -1541,12 +1710,15 @@
             <w:tcW w:type="dxa" w:w="2409"/>
           </w:tcPr>
           <w:p>
-            <w:pPr>
-              <w:spacing w:after="20"/>
-            </w:pPr>
             <w:r>
               <w:rPr>
-                <w:sz w:val="19"/>
+                <w:sz w:val="18"/>
+              </w:rPr>
+            </w:r>
+            <w:r>
+              <w:rPr>
+                <w:b w:val="0"/>
+                <w:sz w:val="18"/>
               </w:rPr>
               <w:t>3 min（紧时可整段跳读）</w:t>
             </w:r>
@@ -1557,15 +1729,18 @@
         <w:tc>
           <w:tcPr>
             <w:tcW w:type="dxa" w:w="2409"/>
-            <w:shd w:val="clear" w:color="auto" w:fill="F2F2F2"/>
+            <w:shd w:val="clear" w:fill="F2F5FA"/>
           </w:tcPr>
           <w:p>
-            <w:pPr>
-              <w:spacing w:after="20"/>
-            </w:pPr>
             <w:r>
               <w:rPr>
-                <w:sz w:val="19"/>
+                <w:sz w:val="18"/>
+              </w:rPr>
+            </w:r>
+            <w:r>
+              <w:rPr>
+                <w:b w:val="0"/>
+                <w:sz w:val="18"/>
               </w:rPr>
               <w:t>①-8</w:t>
             </w:r>
@@ -1574,15 +1749,18 @@
         <w:tc>
           <w:tcPr>
             <w:tcW w:type="dxa" w:w="2409"/>
-            <w:shd w:val="clear" w:color="auto" w:fill="F2F2F2"/>
+            <w:shd w:val="clear" w:fill="F2F5FA"/>
           </w:tcPr>
           <w:p>
-            <w:pPr>
-              <w:spacing w:after="20"/>
-            </w:pPr>
             <w:r>
               <w:rPr>
-                <w:sz w:val="19"/>
+                <w:sz w:val="18"/>
+              </w:rPr>
+            </w:r>
+            <w:r>
+              <w:rPr>
+                <w:b w:val="0"/>
+                <w:sz w:val="18"/>
               </w:rPr>
               <w:t>◈扩展</w:t>
             </w:r>
@@ -1591,15 +1769,18 @@
         <w:tc>
           <w:tcPr>
             <w:tcW w:type="dxa" w:w="2409"/>
-            <w:shd w:val="clear" w:color="auto" w:fill="F2F2F2"/>
+            <w:shd w:val="clear" w:fill="F2F5FA"/>
           </w:tcPr>
           <w:p>
-            <w:pPr>
-              <w:spacing w:after="20"/>
-            </w:pPr>
             <w:r>
               <w:rPr>
-                <w:sz w:val="19"/>
+                <w:sz w:val="18"/>
+              </w:rPr>
+            </w:r>
+            <w:r>
+              <w:rPr>
+                <w:b w:val="0"/>
+                <w:sz w:val="18"/>
               </w:rPr>
               <w:t>苦集圣谛</w:t>
             </w:r>
@@ -1608,15 +1789,18 @@
         <w:tc>
           <w:tcPr>
             <w:tcW w:type="dxa" w:w="2409"/>
-            <w:shd w:val="clear" w:color="auto" w:fill="F2F2F2"/>
+            <w:shd w:val="clear" w:fill="F2F5FA"/>
           </w:tcPr>
           <w:p>
-            <w:pPr>
-              <w:spacing w:after="20"/>
-            </w:pPr>
             <w:r>
               <w:rPr>
-                <w:sz w:val="19"/>
+                <w:sz w:val="18"/>
+              </w:rPr>
+            </w:r>
+            <w:r>
+              <w:rPr>
+                <w:b w:val="0"/>
+                <w:sz w:val="18"/>
               </w:rPr>
               <w:t>2 min（紧时可整段跳读）</w:t>
             </w:r>
@@ -1629,12 +1813,15 @@
             <w:tcW w:type="dxa" w:w="2409"/>
           </w:tcPr>
           <w:p>
-            <w:pPr>
-              <w:spacing w:after="20"/>
-            </w:pPr>
             <w:r>
               <w:rPr>
-                <w:sz w:val="19"/>
+                <w:sz w:val="18"/>
+              </w:rPr>
+            </w:r>
+            <w:r>
+              <w:rPr>
+                <w:b w:val="0"/>
+                <w:sz w:val="18"/>
               </w:rPr>
               <w:t>①-9</w:t>
             </w:r>
@@ -1645,12 +1832,15 @@
             <w:tcW w:type="dxa" w:w="2409"/>
           </w:tcPr>
           <w:p>
-            <w:pPr>
-              <w:spacing w:after="20"/>
-            </w:pPr>
             <w:r>
               <w:rPr>
-                <w:sz w:val="19"/>
+                <w:sz w:val="18"/>
+              </w:rPr>
+            </w:r>
+            <w:r>
+              <w:rPr>
+                <w:b w:val="0"/>
+                <w:sz w:val="18"/>
               </w:rPr>
               <w:t>◈扩展</w:t>
             </w:r>
@@ -1661,12 +1851,15 @@
             <w:tcW w:type="dxa" w:w="2409"/>
           </w:tcPr>
           <w:p>
-            <w:pPr>
-              <w:spacing w:after="20"/>
-            </w:pPr>
             <w:r>
               <w:rPr>
-                <w:sz w:val="19"/>
+                <w:sz w:val="18"/>
+              </w:rPr>
+            </w:r>
+            <w:r>
+              <w:rPr>
+                <w:b w:val="0"/>
+                <w:sz w:val="18"/>
               </w:rPr>
               <w:t>苦灭圣谛（涉及涅盘义理，注明详见读书09）</w:t>
             </w:r>
@@ -1677,12 +1870,15 @@
             <w:tcW w:type="dxa" w:w="2409"/>
           </w:tcPr>
           <w:p>
-            <w:pPr>
-              <w:spacing w:after="20"/>
-            </w:pPr>
             <w:r>
               <w:rPr>
-                <w:sz w:val="19"/>
+                <w:sz w:val="18"/>
+              </w:rPr>
+            </w:r>
+            <w:r>
+              <w:rPr>
+                <w:b w:val="0"/>
+                <w:sz w:val="18"/>
               </w:rPr>
               <w:t>2 min（紧时可整段跳读）</w:t>
             </w:r>
@@ -1693,15 +1889,18 @@
         <w:tc>
           <w:tcPr>
             <w:tcW w:type="dxa" w:w="2409"/>
-            <w:shd w:val="clear" w:color="auto" w:fill="F2F2F2"/>
+            <w:shd w:val="clear" w:fill="F2F5FA"/>
           </w:tcPr>
           <w:p>
-            <w:pPr>
-              <w:spacing w:after="20"/>
-            </w:pPr>
             <w:r>
               <w:rPr>
-                <w:sz w:val="19"/>
+                <w:sz w:val="18"/>
+              </w:rPr>
+            </w:r>
+            <w:r>
+              <w:rPr>
+                <w:b w:val="0"/>
+                <w:sz w:val="18"/>
               </w:rPr>
               <w:t>①-10</w:t>
             </w:r>
@@ -1710,15 +1909,18 @@
         <w:tc>
           <w:tcPr>
             <w:tcW w:type="dxa" w:w="2409"/>
-            <w:shd w:val="clear" w:color="auto" w:fill="F2F2F2"/>
+            <w:shd w:val="clear" w:fill="F2F5FA"/>
           </w:tcPr>
           <w:p>
-            <w:pPr>
-              <w:spacing w:after="20"/>
-            </w:pPr>
             <w:r>
               <w:rPr>
-                <w:sz w:val="19"/>
+                <w:sz w:val="18"/>
+              </w:rPr>
+            </w:r>
+            <w:r>
+              <w:rPr>
+                <w:b w:val="0"/>
+                <w:sz w:val="18"/>
               </w:rPr>
               <w:t>★核心</w:t>
             </w:r>
@@ -1727,15 +1929,18 @@
         <w:tc>
           <w:tcPr>
             <w:tcW w:type="dxa" w:w="2409"/>
-            <w:shd w:val="clear" w:color="auto" w:fill="F2F2F2"/>
+            <w:shd w:val="clear" w:fill="F2F5FA"/>
           </w:tcPr>
           <w:p>
-            <w:pPr>
-              <w:spacing w:after="20"/>
-            </w:pPr>
             <w:r>
               <w:rPr>
-                <w:sz w:val="19"/>
+                <w:sz w:val="18"/>
+              </w:rPr>
+            </w:r>
+            <w:r>
+              <w:rPr>
+                <w:b w:val="0"/>
+                <w:sz w:val="18"/>
               </w:rPr>
               <w:t>导致苦灭的道圣谛：世间的与出世间的八圣道分</w:t>
             </w:r>
@@ -1744,15 +1949,18 @@
         <w:tc>
           <w:tcPr>
             <w:tcW w:type="dxa" w:w="2409"/>
-            <w:shd w:val="clear" w:color="auto" w:fill="F2F2F2"/>
+            <w:shd w:val="clear" w:fill="F2F5FA"/>
           </w:tcPr>
           <w:p>
-            <w:pPr>
-              <w:spacing w:after="20"/>
-            </w:pPr>
             <w:r>
               <w:rPr>
-                <w:sz w:val="19"/>
+                <w:sz w:val="18"/>
+              </w:rPr>
+            </w:r>
+            <w:r>
+              <w:rPr>
+                <w:b w:val="0"/>
+                <w:sz w:val="18"/>
               </w:rPr>
               <w:t>3 min</w:t>
             </w:r>
@@ -1765,12 +1973,15 @@
             <w:tcW w:type="dxa" w:w="2409"/>
           </w:tcPr>
           <w:p>
-            <w:pPr>
-              <w:spacing w:after="20"/>
-            </w:pPr>
             <w:r>
               <w:rPr>
-                <w:sz w:val="19"/>
+                <w:sz w:val="18"/>
+              </w:rPr>
+            </w:r>
+            <w:r>
+              <w:rPr>
+                <w:b w:val="0"/>
+                <w:sz w:val="18"/>
               </w:rPr>
               <w:t>①-11</w:t>
             </w:r>
@@ -1781,12 +1992,15 @@
             <w:tcW w:type="dxa" w:w="2409"/>
           </w:tcPr>
           <w:p>
-            <w:pPr>
-              <w:spacing w:after="20"/>
-            </w:pPr>
             <w:r>
               <w:rPr>
-                <w:sz w:val="19"/>
+                <w:sz w:val="18"/>
+              </w:rPr>
+            </w:r>
+            <w:r>
+              <w:rPr>
+                <w:b w:val="0"/>
+                <w:sz w:val="18"/>
               </w:rPr>
               <w:t>◈扩展</w:t>
             </w:r>
@@ -1797,12 +2011,15 @@
             <w:tcW w:type="dxa" w:w="2409"/>
           </w:tcPr>
           <w:p>
-            <w:pPr>
-              <w:spacing w:after="20"/>
-            </w:pPr>
             <w:r>
               <w:rPr>
-                <w:sz w:val="19"/>
+                <w:sz w:val="18"/>
+              </w:rPr>
+            </w:r>
+            <w:r>
+              <w:rPr>
+                <w:b w:val="0"/>
+                <w:sz w:val="18"/>
               </w:rPr>
               <w:t>补录：三转十二相语境下重提八圣道分</w:t>
             </w:r>
@@ -1813,12 +2030,15 @@
             <w:tcW w:type="dxa" w:w="2409"/>
           </w:tcPr>
           <w:p>
-            <w:pPr>
-              <w:spacing w:after="20"/>
-            </w:pPr>
             <w:r>
               <w:rPr>
-                <w:sz w:val="19"/>
+                <w:sz w:val="18"/>
+              </w:rPr>
+            </w:r>
+            <w:r>
+              <w:rPr>
+                <w:b w:val="0"/>
+                <w:sz w:val="18"/>
               </w:rPr>
               <w:t>2 min（紧时优先跳读此段）</w:t>
             </w:r>
@@ -1829,15 +2049,18 @@
         <w:tc>
           <w:tcPr>
             <w:tcW w:type="dxa" w:w="2409"/>
-            <w:shd w:val="clear" w:color="auto" w:fill="F2F2F2"/>
+            <w:shd w:val="clear" w:fill="F2F5FA"/>
           </w:tcPr>
           <w:p>
-            <w:pPr>
-              <w:spacing w:after="20"/>
-            </w:pPr>
             <w:r>
               <w:rPr>
-                <w:sz w:val="19"/>
+                <w:sz w:val="18"/>
+              </w:rPr>
+            </w:r>
+            <w:r>
+              <w:rPr>
+                <w:b w:val="0"/>
+                <w:sz w:val="18"/>
               </w:rPr>
               <w:t>①-12</w:t>
             </w:r>
@@ -1846,15 +2069,18 @@
         <w:tc>
           <w:tcPr>
             <w:tcW w:type="dxa" w:w="2409"/>
-            <w:shd w:val="clear" w:color="auto" w:fill="F2F2F2"/>
+            <w:shd w:val="clear" w:fill="F2F5FA"/>
           </w:tcPr>
           <w:p>
-            <w:pPr>
-              <w:spacing w:after="20"/>
-            </w:pPr>
             <w:r>
               <w:rPr>
-                <w:sz w:val="19"/>
+                <w:sz w:val="18"/>
+              </w:rPr>
+            </w:r>
+            <w:r>
+              <w:rPr>
+                <w:b w:val="0"/>
+                <w:sz w:val="18"/>
               </w:rPr>
               <w:t>◈扩展</w:t>
             </w:r>
@@ -1863,15 +2089,18 @@
         <w:tc>
           <w:tcPr>
             <w:tcW w:type="dxa" w:w="2409"/>
-            <w:shd w:val="clear" w:color="auto" w:fill="F2F2F2"/>
+            <w:shd w:val="clear" w:fill="F2F5FA"/>
           </w:tcPr>
           <w:p>
-            <w:pPr>
-              <w:spacing w:after="20"/>
-            </w:pPr>
             <w:r>
               <w:rPr>
-                <w:sz w:val="19"/>
+                <w:sz w:val="18"/>
+              </w:rPr>
+            </w:r>
+            <w:r>
+              <w:rPr>
+                <w:b w:val="0"/>
+                <w:sz w:val="18"/>
               </w:rPr>
               <w:t>补录：四圣谛与八圣道分总结</w:t>
             </w:r>
@@ -1880,15 +2109,18 @@
         <w:tc>
           <w:tcPr>
             <w:tcW w:type="dxa" w:w="2409"/>
-            <w:shd w:val="clear" w:color="auto" w:fill="F2F2F2"/>
+            <w:shd w:val="clear" w:fill="F2F5FA"/>
           </w:tcPr>
           <w:p>
-            <w:pPr>
-              <w:spacing w:after="20"/>
-            </w:pPr>
             <w:r>
               <w:rPr>
-                <w:sz w:val="19"/>
+                <w:sz w:val="18"/>
+              </w:rPr>
+            </w:r>
+            <w:r>
+              <w:rPr>
+                <w:b w:val="0"/>
+                <w:sz w:val="18"/>
               </w:rPr>
               <w:t>1 min（紧时优先跳读此段）</w:t>
             </w:r>
@@ -1901,12 +2133,15 @@
             <w:tcW w:type="dxa" w:w="2409"/>
           </w:tcPr>
           <w:p>
-            <w:pPr>
-              <w:spacing w:after="20"/>
-            </w:pPr>
             <w:r>
               <w:rPr>
-                <w:sz w:val="19"/>
+                <w:sz w:val="18"/>
+              </w:rPr>
+            </w:r>
+            <w:r>
+              <w:rPr>
+                <w:b w:val="0"/>
+                <w:sz w:val="18"/>
               </w:rPr>
               <w:t>②-1</w:t>
             </w:r>
@@ -1917,12 +2152,15 @@
             <w:tcW w:type="dxa" w:w="2409"/>
           </w:tcPr>
           <w:p>
-            <w:pPr>
-              <w:spacing w:after="20"/>
-            </w:pPr>
             <w:r>
               <w:rPr>
-                <w:sz w:val="19"/>
+                <w:sz w:val="18"/>
+              </w:rPr>
+            </w:r>
+            <w:r>
+              <w:rPr>
+                <w:b w:val="0"/>
+                <w:sz w:val="18"/>
               </w:rPr>
               <w:t>★核心</w:t>
             </w:r>
@@ -1933,12 +2171,15 @@
             <w:tcW w:type="dxa" w:w="2409"/>
           </w:tcPr>
           <w:p>
-            <w:pPr>
-              <w:spacing w:after="20"/>
-            </w:pPr>
             <w:r>
               <w:rPr>
-                <w:sz w:val="19"/>
+                <w:sz w:val="18"/>
+              </w:rPr>
+            </w:r>
+            <w:r>
+              <w:rPr>
+                <w:b w:val="0"/>
+                <w:sz w:val="18"/>
               </w:rPr>
               <w:t>三十七菩提分七组总纲</w:t>
             </w:r>
@@ -1949,12 +2190,15 @@
             <w:tcW w:type="dxa" w:w="2409"/>
           </w:tcPr>
           <w:p>
-            <w:pPr>
-              <w:spacing w:after="20"/>
-            </w:pPr>
             <w:r>
               <w:rPr>
-                <w:sz w:val="19"/>
+                <w:sz w:val="18"/>
+              </w:rPr>
+            </w:r>
+            <w:r>
+              <w:rPr>
+                <w:b w:val="0"/>
+                <w:sz w:val="18"/>
               </w:rPr>
               <w:t>2 min</w:t>
             </w:r>
@@ -1964,23 +2208,21 @@
     </w:tbl>
     <w:p>
       <w:pPr>
-        <w:spacing w:before="40" w:after="80"/>
-        <w:ind w:left="283"/>
-        <w:shd w:val="clear" w:color="auto" w:fill="EDF6EF"/>
+        <w:ind w:left="170"/>
         <w:pBdr>
-          <w:left w:val="single" w:sz="20" w:space="6" w:color="1E5631"/>
+          <w:left w:val="single" w:sz="18" w:space="4" w:color="1E4620"/>
         </w:pBdr>
+        <w:shd w:val="clear" w:fill="F2F5FA"/>
       </w:pPr>
       <w:r>
         <w:rPr>
           <w:b/>
-          <w:sz w:val="20"/>
         </w:rPr>
         <w:t>朗读口令（照读）</w:t>
       </w:r>
       <w:r>
         <w:rPr>
-          <w:sz w:val="20"/>
+          <w:b w:val="0"/>
         </w:rPr>
         <w:t>：「我们轮流读。愿意读的朋友读一段，不想读就说『过』，完全没问题。读的时候不快不慢，遇到括号里的整理注记直接跳过。」</w:t>
       </w:r>
@@ -1989,49 +2231,34 @@
       <w:r>
         <w:rPr>
           <w:b/>
-          <w:sz w:val="21"/>
         </w:rPr>
         <w:t>材料①</w:t>
       </w:r>
       <w:r>
         <w:rPr>
-          <w:sz w:val="21"/>
+          <w:b w:val="0"/>
         </w:rPr>
         <w:t xml:space="preserve"> ★核心：《转正法x轮.doc》</w:t>
       </w:r>
     </w:p>
     <w:p>
       <w:pPr>
-        <w:ind w:left="340"/>
+        <w:pStyle w:val="ListBullet"/>
       </w:pPr>
       <w:r>
         <w:rPr>
-          <w:color w:val="1E5631"/>
-          <w:sz w:val="21"/>
-        </w:rPr>
-        <w:t xml:space="preserve">• </w:t>
-      </w:r>
-      <w:r>
-        <w:rPr>
-          <w:sz w:val="21"/>
+          <w:b w:val="0"/>
         </w:rPr>
         <w:t>文件类型：word</w:t>
       </w:r>
     </w:p>
     <w:p>
       <w:pPr>
-        <w:ind w:left="340"/>
+        <w:pStyle w:val="ListBullet"/>
       </w:pPr>
       <w:r>
         <w:rPr>
-          <w:color w:val="1E5631"/>
-          <w:sz w:val="21"/>
-        </w:rPr>
-        <w:t xml:space="preserve">• </w:t>
-      </w:r>
-      <w:r>
-        <w:rPr>
-          <w:sz w:val="21"/>
+          <w:b w:val="0"/>
         </w:rPr>
         <w:t>知识库出处：古源尊者开示及上座部佛教资料</w:t>
       </w:r>
@@ -2039,2585 +2266,2447 @@
     <w:p>
       <w:r>
         <w:rPr>
-          <w:sz w:val="21"/>
+          <w:b w:val="0"/>
         </w:rPr>
         <w:t>-</w:t>
       </w:r>
     </w:p>
     <w:p>
       <w:pPr>
-        <w:ind w:left="340"/>
+        <w:pStyle w:val="ListBullet"/>
       </w:pPr>
       <w:r>
         <w:rPr>
-          <w:color w:val="1E5631"/>
-          <w:sz w:val="21"/>
-        </w:rPr>
-        <w:t xml:space="preserve">• </w:t>
-      </w:r>
-      <w:r>
-        <w:rPr>
-          <w:sz w:val="21"/>
+          <w:b w:val="0"/>
         </w:rPr>
         <w:t>打开方式：ima知识库搜索「转正法轮」</w:t>
       </w:r>
     </w:p>
     <w:p>
+      <w:r>
+        <w:rPr>
+          <w:b/>
+          <w:color w:val="1E4620"/>
+          <w:sz w:val="23"/>
+        </w:rPr>
+        <w:t>①-1 初转法轮·序分：鹿野苑与仙人坠处（照录）</w:t>
+      </w:r>
+    </w:p>
+    <w:p>
+      <w:r>
+        <w:rPr>
+          <w:b w:val="0"/>
+        </w:rPr>
+        <w:t>经文开始说：</w:t>
+      </w:r>
+    </w:p>
+    <w:p>
+      <w:r>
+        <w:rPr>
+          <w:b w:val="0"/>
+        </w:rPr>
+        <w:t>如是我闻，一时世尊住在波罗奈城附近仙人坠处的鹿野苑。</w:t>
+      </w:r>
+    </w:p>
+    <w:p>
+      <w:r>
+        <w:rPr>
+          <w:b w:val="0"/>
+        </w:rPr>
+        <w:t>这里的「一时」是指佛陀成道之后两个月，在阳历七月的月圆日（雨季安居前一天）。那时佛陀从菩提伽耶（Bodhgaya）来到仙人坠处（Isipatana）的鹿野苑。为什么这个地方称为「仙人坠处」呢？因为在我们的菩萨成佛之前，有许多仙人（隐士）住在喜马拉雅山，包括许多辟支佛在内。他们从居住的地方飞来，在鹿野苑降落下来，然后进入波罗奈城去托钵。托完钵之后，又从鹿野苑起飞，回到喜马拉雅山去；再者，那些辟支佛在这个地方举行布萨与集会；过去的诸佛也都曾以神通飞来，于此地降落，然后开示《转法转经》，因此这个地方称为「仙人坠处」。</w:t>
+      </w:r>
+    </w:p>
+    <w:p>
+      <w:r>
+        <w:rPr>
+          <w:b w:val="0"/>
+        </w:rPr>
+        <w:t>经文接着说：</w:t>
+      </w:r>
+    </w:p>
+    <w:p>
+      <w:r>
+        <w:rPr>
+          <w:b w:val="0"/>
+        </w:rPr>
+        <w:t>那时世尊对五比库如此说：</w:t>
+      </w:r>
+    </w:p>
+    <w:p>
+      <w:r>
+        <w:rPr>
+          <w:b w:val="0"/>
+        </w:rPr>
+        <w:t>「诸比库，有两种极端是出家人所不应当从事的。是那两种呢？」</w:t>
+      </w:r>
+    </w:p>
+    <w:p>
+      <w:r>
+        <w:rPr>
+          <w:b w:val="0"/>
+        </w:rPr>
+        <w:t>「出家人」（pabbajita）是指努力驱除烦恼的人。他舍弃世俗的生活，履行沙门的义务，精勤地修行戒、定、慧，以期灭除一切烦恼，证悟永远的寂静──涅盘（Nibbana）。</w:t>
+      </w:r>
+    </w:p>
+    <w:p>
+      <w:r>
+        <w:rPr>
+          <w:b/>
+          <w:color w:val="1E4620"/>
+          <w:sz w:val="23"/>
+        </w:rPr>
+        <w:t>①-2 五比库的波罗蜜与四无碍解智（照录）</w:t>
+      </w:r>
+    </w:p>
+    <w:p>
+      <w:r>
+        <w:rPr>
+          <w:b w:val="0"/>
+        </w:rPr>
+        <w:t>这里的「五比库」是指：憍陈如（Kondabba）、跋提迦（Bhaddiya）、卫跋（Vappa）、摩诃那摩（Mahanama）及阿说示（Assaji）。这里采取广义的用法：见到生死轮回之险怖者称为「比库」。</w:t>
+      </w:r>
+    </w:p>
+    <w:p>
+      <w:r>
+        <w:rPr>
+          <w:b w:val="0"/>
+        </w:rPr>
+        <w:t>在十万大劫之前，这五比库都曾在胜莲华佛（Buddha Padumuttara）座下修积波罗蜜，并且曾数度在过去诸佛的教化期中修行观禅达到行舍智的阶段。为何我们能知道他们已曾积累深厚的波罗蜜呢？因为他们将在听闻《无我相经》（Anattalakkhana Sutta）之后证得阿罗汉果同时具足四无碍解智。四无碍解智是：</w:t>
+      </w:r>
+    </w:p>
+    <w:p>
+      <w:r>
+        <w:rPr>
+          <w:b w:val="0"/>
+        </w:rPr>
+        <w:t>义无碍解智（attha-patisambhida）：对苦谛的无碍解智。</w:t>
+      </w:r>
+    </w:p>
+    <w:p>
+      <w:r>
+        <w:rPr>
+          <w:b w:val="0"/>
+        </w:rPr>
+        <w:t>法无碍解智（dhamma-patisambhida）：对集谛的无碍解智。</w:t>
+      </w:r>
+    </w:p>
+    <w:p>
+      <w:r>
+        <w:rPr>
+          <w:b w:val="0"/>
+        </w:rPr>
+        <w:t>辞无碍解智（nirutti-patisambhida）：对苦谛法与集谛法的语词及文法使用上的无碍解智。</w:t>
+      </w:r>
+    </w:p>
+    <w:p>
+      <w:r>
+        <w:rPr>
+          <w:b w:val="0"/>
+        </w:rPr>
+        <w:t>应辩无碍解智（patibhana-patisambhida）：对上述三种无碍解智的无碍解智。</w:t>
+      </w:r>
+    </w:p>
+    <w:p>
+      <w:r>
+        <w:rPr>
+          <w:b w:val="0"/>
+        </w:rPr>
+        <w:t>要成就四无碍解智者必须具备五项条件：</w:t>
+      </w:r>
+    </w:p>
+    <w:p>
+      <w:r>
+        <w:rPr>
+          <w:b w:val="0"/>
+        </w:rPr>
+        <w:t>证悟（adhigama）：证得阿罗汉道或其它任何一种圣道。</w:t>
+      </w:r>
+    </w:p>
+    <w:p>
+      <w:r>
+        <w:rPr>
+          <w:b w:val="0"/>
+        </w:rPr>
+        <w:t>精通教理（pariyatti）：背诵三藏圣典。</w:t>
+      </w:r>
+    </w:p>
+    <w:p>
+      <w:r>
+        <w:rPr>
+          <w:b w:val="0"/>
+        </w:rPr>
+        <w:t>闻法（savana）：细心、恭敬地听闻佛法。</w:t>
+      </w:r>
+    </w:p>
+    <w:p>
+      <w:r>
+        <w:rPr>
+          <w:b w:val="0"/>
+        </w:rPr>
+        <w:t>质问（paripuccha）：研究注释并且理解三藏中的疑难处。</w:t>
+      </w:r>
+    </w:p>
+    <w:p>
+      <w:r>
+        <w:rPr>
+          <w:b w:val="0"/>
+        </w:rPr>
+        <w:t>先前的修行（pubbayoga）：曾在过去佛的教化期中修行止观，达到行舍智的阶段，尤其着重于履行「往返义务」（gata-paccagata- vatta）。「往返义务」是指入村托钵与返回时都专注于修行止禅或观禅。</w:t>
+      </w:r>
+    </w:p>
+    <w:p>
+      <w:r>
+        <w:rPr>
+          <w:b w:val="0"/>
+        </w:rPr>
+        <w:t>这五项当中，第一项是在成就四无碍解智那一生证得的；后四项则是在过去佛的教化期中培育的。所以我们不要忘记这项事实：听闻佛陀开示《转法轮经》的这五位比库在过去佛的教化期中就已曾积累深厚的波罗蜜，足以使他们在证悟阿罗汉果时也成就四无碍解智。</w:t>
+      </w:r>
+    </w:p>
+    <w:p>
+      <w:r>
+        <w:rPr>
+          <w:b/>
+          <w:color w:val="1E4620"/>
+          <w:sz w:val="23"/>
+        </w:rPr>
+        <w:t>①-3 两种极端：沉迷感官享乐与自我折磨苦行（照录）★核心</w:t>
+      </w:r>
+    </w:p>
+    <w:p>
+      <w:r>
+        <w:rPr>
+          <w:b w:val="0"/>
+        </w:rPr>
+        <w:t>关于两种极端，佛陀解释说：</w:t>
+      </w:r>
+    </w:p>
+    <w:p>
+      <w:r>
+        <w:rPr>
+          <w:b w:val="0"/>
+        </w:rPr>
+        <w:t>「一种是沉迷于感官享乐，这是低下的、粗俗的、凡夫的、非神圣的、没有利益的行为；另一种是自我折磨的苦行，这是痛苦的、非神圣的、没有利益的行为。」</w:t>
+      </w:r>
+    </w:p>
+    <w:p>
+      <w:r>
+        <w:rPr>
+          <w:b w:val="0"/>
+        </w:rPr>
+        <w:t>佛陀说两种极端当中的一种是沉迷于感官享乐。我们的菩萨──悉达多太子（Prince Siddhattha）──在出家之前享受了许多年的感官欲乐：他住在分别适合于一年三季的三座豪华宫殿里；娶了美丽的妻子──耶输陀罗公主，生了一个可爱的儿子──罗候罗；他周遭的一切人事物都是愉悦迷人的。然而，他无法在如此放逸的生活中找到他累世所追求的真理。这就是为何他在成道之后宣示说：沉迷于感官享乐是低下的、粗俗的、凡夫的、非神圣的、没有利益的行为。</w:t>
+      </w:r>
+    </w:p>
+    <w:p>
+      <w:r>
+        <w:rPr>
+          <w:b w:val="0"/>
+        </w:rPr>
+        <w:t>若人沉迷于感官享乐，他对欲乐的执着会日渐增强，他将陷入贪欲的漩涡之中，无法自拔，因而无法证悟涅盘或达到其它禅修成果。</w:t>
+      </w:r>
+    </w:p>
+    <w:p>
+      <w:r>
+        <w:rPr>
+          <w:b w:val="0"/>
+        </w:rPr>
+        <w:t>另一种极端是自我折磨的苦行，如逐渐延长屏住呼吸的时间；断食；只吃草、只吃苔藓、尘土等；一天只吃一颗豆，一天只吃一粒芝麻，一天只吃一粒米；长久时间一脚站立；睡卧在尖刺上等等。古时候的印度人误以为烦恼的根源来自身体，因此他们想尽办法折磨自己的身体，以期灭除烦恼。我们的菩萨出家之后曾经修行诸如此类的自我折磨苦行，其艰难程度无人可比。「他的身体极端削瘦；他的腿看起来犹如芦苇秆；他的髋部犹如骆驼的蹄；他的脊椎在背部突显出来，犹如一条绳索；他身上的肋骨犹如破屋的椽条；他的眼睛深深地陷入头部里，看起来像深井底部的水一般。」他甚至修行到接近死亡的边缘。即使达到如此艰难的苦行，他仍然无法找到自己热切追求的真理。因此他在成道后宣示说：自我折磨的苦行是痛苦的、非神圣的、没有利益的行为。</w:t>
+      </w:r>
+    </w:p>
+    <w:p>
+      <w:r>
+        <w:rPr>
+          <w:b w:val="0"/>
+        </w:rPr>
+        <w:t>若人沉迷于自我折磨的苦行，就无法培育深厚的定力。没有深厚的定力就无法如实地了知诸法，因此无法彻悟四圣谛。</w:t>
+      </w:r>
+    </w:p>
+    <w:p>
+      <w:r>
+        <w:rPr>
+          <w:b/>
+          <w:color w:val="1E4620"/>
+          <w:sz w:val="23"/>
+        </w:rPr>
+        <w:t>①-4 中道：避免两极、引生彻见真知（照录）★核心</w:t>
+      </w:r>
+    </w:p>
+    <w:p>
+      <w:r>
+        <w:rPr>
+          <w:b w:val="0"/>
+        </w:rPr>
+        <w:t>佛陀继续说道：</w:t>
+      </w:r>
+    </w:p>
+    <w:p>
+      <w:r>
+        <w:rPr>
+          <w:b w:val="0"/>
+        </w:rPr>
+        <w:t>「借着避免这两种极端，如来实践中道。此中道引生彻见、引生真知，通向寂静、胜智、正觉、涅盘。」</w:t>
+      </w:r>
+    </w:p>
+    <w:p>
+      <w:r>
+        <w:rPr>
+          <w:b w:val="0"/>
+        </w:rPr>
+        <w:t>称为「中道」的理由是它避免了上述那两种极端。</w:t>
+      </w:r>
+    </w:p>
+    <w:p>
       <w:pPr>
-        <w:spacing w:before="120" w:after="80"/>
+        <w:ind w:left="170"/>
+        <w:pBdr>
+          <w:left w:val="single" w:sz="18" w:space="4" w:color="1E4620"/>
+        </w:pBdr>
+        <w:shd w:val="clear" w:fill="F2F5FA"/>
       </w:pPr>
       <w:r>
         <w:rPr>
-          <w:rFonts w:ascii="Microsoft YaHei" w:hAnsi="Microsoft YaHei" w:eastAsia="Microsoft YaHei"/>
           <w:b/>
-          <w:color w:val="1E5631"/>
-          <w:sz w:val="25"/>
-        </w:rPr>
-        <w:t>①-1 初转法轮·序分：鹿野苑与仙人坠处（照录）</w:t>
-      </w:r>
-    </w:p>
-    <w:p>
-      <w:r>
-        <w:rPr>
-          <w:sz w:val="21"/>
-        </w:rPr>
-        <w:t>经文开始说：</w:t>
-      </w:r>
-    </w:p>
-    <w:p>
-      <w:r>
-        <w:rPr>
-          <w:sz w:val="21"/>
-        </w:rPr>
-        <w:t>如是我闻，一时世尊住在波罗奈城附近仙人坠处的鹿野苑。</w:t>
-      </w:r>
-    </w:p>
-    <w:p>
-      <w:r>
-        <w:rPr>
-          <w:sz w:val="21"/>
-        </w:rPr>
-        <w:t>这里的「一时」是指佛陀成道之后两个月，在阳历七月的月圆日（雨季安居前一天）。那时佛陀从菩提伽耶（Bodhgaya）来到仙人坠处（Isipatana）的鹿野苑。为什么这个地方称为「仙人坠处」呢？因为在我们的菩萨成佛之前，有许多仙人（隐士）住在喜马拉雅山，包括许多辟支佛在内。他们从居住的地方飞来，在鹿野苑降落下来，然后进入波罗奈城去托钵。托完钵之后，又从鹿野苑起飞，回到喜马拉雅山去；再者，那些辟支佛在这个地方举行布萨与集会；过去的诸佛也都曾以神通飞来，于此地降落，然后开示《转法转经》，因此这个地方称为「仙人坠处」。</w:t>
-      </w:r>
-    </w:p>
-    <w:p>
-      <w:r>
-        <w:rPr>
-          <w:sz w:val="21"/>
-        </w:rPr>
-        <w:t>经文接着说：</w:t>
-      </w:r>
-    </w:p>
-    <w:p>
-      <w:r>
-        <w:rPr>
-          <w:sz w:val="21"/>
-        </w:rPr>
-        <w:t>那时世尊对五比库如此说：</w:t>
-      </w:r>
-    </w:p>
-    <w:p>
-      <w:r>
-        <w:rPr>
-          <w:sz w:val="21"/>
-        </w:rPr>
-        <w:t>「诸比库，有两种极端是出家人所不应当从事的。是那两种呢？」</w:t>
-      </w:r>
-    </w:p>
-    <w:p>
-      <w:r>
-        <w:rPr>
-          <w:sz w:val="21"/>
-        </w:rPr>
-        <w:t>「出家人」（pabbajita）是指努力驱除烦恼的人。他舍弃世俗的生活，履行沙门的义务，精勤地修行戒、定、慧，以期灭除一切烦恼，证悟永远的寂静──涅盘（Nibbana）。</w:t>
+        </w:rPr>
+        <w:t>【本周朗读段 · 结束】</w:t>
+      </w:r>
+      <w:r>
+        <w:rPr>
+          <w:b w:val="0"/>
+        </w:rPr>
+        <w:t>（以下为默读／选读／延伸内容，时间富余时再读）</w:t>
+      </w:r>
+    </w:p>
+    <w:p>
+      <w:r>
+        <w:rPr>
+          <w:b w:val="0"/>
+        </w:rPr>
+        <w:t>这里所谓的「彻见」（cakkhu眼）是指透视四圣谛的慧眼；「真知」（bana智）是指了悟四圣谛的智慧；「寂静」（upasama）是指一切烦恼灭尽无余；「胜智」（abhibba）是指了悟四圣谛的智慧；「正觉」（sambodha）是指了知四圣谛的圣道智。「涅盘」（Nibbana）是生死轮回的结束，是永远的解脱，是究竟之乐。</w:t>
+      </w:r>
+    </w:p>
+    <w:p>
+      <w:r>
+        <w:rPr>
+          <w:b/>
+          <w:color w:val="1E4620"/>
+          <w:sz w:val="23"/>
+        </w:rPr>
+        <w:t>①-5 《轭孔经》：四圣谛的重要性（照录）</w:t>
+      </w:r>
+    </w:p>
+    <w:p>
+      <w:r>
+        <w:rPr>
+          <w:b w:val="0"/>
+        </w:rPr>
+        <w:t>在此我想引述经上的话来说明四圣谛的重要性。在《相应部．大品．谛相应．轭孔经》（Samyutta Nikaya, Mahavagga, Sacca Samyutta, Chiggalayuga Sutta）中佛陀说：</w:t>
+      </w:r>
+    </w:p>
+    <w:p>
+      <w:r>
+        <w:rPr>
+          <w:b w:val="0"/>
+        </w:rPr>
+        <w:t>「诸比库，假设有人将中间有一个洞的轭丢入大海，而在大海中有一只瞎眼的海龟，每隔一百年才浮出海面一次。你们认为如何，诸比库？那只每隔一百年才浮出海面一次的瞎眼海龟会不会将头伸入那块轭中间的洞呢？」</w:t>
+      </w:r>
+    </w:p>
+    <w:p>
+      <w:r>
+        <w:rPr>
+          <w:b w:val="0"/>
+        </w:rPr>
+        <w:t>「世尊，如果那只海龟要如此做到的话，那必然要经过很长久的时间才可能办到。」</w:t>
+      </w:r>
+    </w:p>
+    <w:p>
+      <w:r>
+        <w:rPr>
+          <w:b w:val="0"/>
+        </w:rPr>
+        <w:t>「那只每隔一百年才浮出海面一次的瞎眼海龟将头伸入那块轭中间的洞所需要的时间比愚痴者堕入地狱之后要再投生到人间所需要的时间更短。什么缘故呢？诸比库，因为愚痴者的行为没有受到佛法引导，没有正当的行为，没有善行，没有德行，而是造了许多互相毁灭及毁灭弱者的业。为什么会如此呢？诸比库，因为他们没有见到四圣谛。何谓四圣谛呢？即苦圣谛、苦集圣谛、苦灭圣谛与导致苦灭的道圣谛。</w:t>
+      </w:r>
+    </w:p>
+    <w:p>
+      <w:r>
+        <w:rPr>
+          <w:b w:val="0"/>
+        </w:rPr>
+        <w:t>因此，诸比库，应当精勤于了知『这是苦』；应当精勤于了知『这是苦的原因』；应当精勤于了知『这是苦的息灭』；应当精勤于了知『这是导致苦灭之道』。」</w:t>
+      </w:r>
+    </w:p>
+    <w:p>
+      <w:r>
+        <w:rPr>
+          <w:b w:val="0"/>
+        </w:rPr>
+        <w:t>由此可知，若想避免堕入恶道，就必须了知四圣谛。中道是了知四圣谛与获得证悟涅盘的彻见、真知、正觉的唯一道路。</w:t>
+      </w:r>
+    </w:p>
+    <w:p>
+      <w:r>
+        <w:rPr>
+          <w:b/>
+          <w:color w:val="1E4620"/>
+          <w:sz w:val="23"/>
+        </w:rPr>
+        <w:t>①-6 中道即八圣道分：八支逐释（照录）★核心</w:t>
+      </w:r>
+    </w:p>
+    <w:p>
+      <w:r>
+        <w:rPr>
+          <w:b w:val="0"/>
+        </w:rPr>
+        <w:t>《转法轮经》中继续说道：</w:t>
+      </w:r>
+    </w:p>
+    <w:p>
+      <w:r>
+        <w:rPr>
+          <w:b w:val="0"/>
+        </w:rPr>
+        <w:t>「诸比库，那引生彻见、引生真知，通向寂静、胜智、正觉、涅盘的中道是什么呢？</w:t>
+      </w:r>
+    </w:p>
+    <w:p>
+      <w:r>
+        <w:rPr>
+          <w:b w:val="0"/>
+        </w:rPr>
+        <w:t>那就是八圣道分，即正见、正思惟、正语、正业、正命、正精进、正念、正定。诸比库，这就是引生彻见、引生真知，通向寂静、胜智、正觉、涅盘的中道。」</w:t>
+      </w:r>
+    </w:p>
+    <w:p>
+      <w:r>
+        <w:rPr>
+          <w:b w:val="0"/>
+        </w:rPr>
+        <w:t>在此我要加以解释。什么是「正见」（samma-ditthi）呢？在《大念处经》中，佛陀解释正见的四个层面如下：‘dukkhe banam, dukkhasamudaye banam, dukkhanirodhe banam, dukkhanirodhagamini- patipadaya banam’──「了知苦谛的智慧、了知集谛的智慧、了知灭谛的智慧、了知道谛的智慧」──这四种智慧称为正见。</w:t>
+      </w:r>
+    </w:p>
+    <w:p>
+      <w:r>
+        <w:rPr>
+          <w:b w:val="0"/>
+        </w:rPr>
+        <w:t>什么是「正思惟」（samma-savkappa）呢？将心投入苦谛、将心投入集谛、将心投入灭谛、将心投入道谛。这四种将心投入的法称为正思惟。由于禅那法也包含于苦谛中，因此将心投入禅那目标与禅那法也是正思惟。</w:t>
+      </w:r>
+    </w:p>
+    <w:p>
+      <w:r>
+        <w:rPr>
+          <w:b w:val="0"/>
+        </w:rPr>
+        <w:t>因此正见与正思惟经常相伴存在。它们生起于同一个心识刹那中。</w:t>
+      </w:r>
+    </w:p>
+    <w:p>
+      <w:r>
+        <w:rPr>
+          <w:b w:val="0"/>
+        </w:rPr>
+        <w:t>「正语」（samma-vaca）、「正业」（samma- kammanta）与「正命」（samma-ajiva）属于戒学，即戒行的训练。</w:t>
+      </w:r>
+    </w:p>
+    <w:p>
+      <w:r>
+        <w:rPr>
+          <w:b w:val="0"/>
+        </w:rPr>
+        <w:t>什么是「正精进」（samma-vayama）呢？修行止禅时，为了完全专注于止禅目标而付出的努力称为正精进。修行观禅时，为了彻知苦谛、集谛、灭谛与道谛而付出的努力称为正精进。</w:t>
+      </w:r>
+    </w:p>
+    <w:p>
+      <w:r>
+        <w:rPr>
+          <w:b w:val="0"/>
+        </w:rPr>
+        <w:t>什么是「正念」（samma-sati）呢？对苦谛的忆念不忘、对集谛的忆念不忘、对灭谛的忆念不忘及对道谛的忆念不忘。这四种忆念不忘称为正念。</w:t>
+      </w:r>
+    </w:p>
+    <w:p>
+      <w:r>
+        <w:rPr>
+          <w:b w:val="0"/>
+        </w:rPr>
+        <w:t>什么是「正定」（samma-samadhi）呢？在止禅中，八定称为正定。八定即：初禅、第二禅、第三禅、第四禅、空无边处定、识无边处定、无所有处定及非想非非想处定。在观禅中，专注于行法的无常、苦、无我三相称为正定。此正定通常与正见相伴存在，生起于同一个心识刹那中。这是世间的正定。出世间的正定则以涅盘为目标（所缘），与圣道智同时生起。</w:t>
+      </w:r>
+    </w:p>
+    <w:p>
+      <w:r>
+        <w:rPr>
+          <w:b/>
+          <w:color w:val="1E4620"/>
+          <w:sz w:val="23"/>
+        </w:rPr>
+        <w:t>①-7 苦圣谛（照录）◈扩展</w:t>
+      </w:r>
+    </w:p>
+    <w:p>
+      <w:r>
+        <w:rPr>
+          <w:b w:val="0"/>
+        </w:rPr>
+        <w:t>佛陀继续说道：</w:t>
+      </w:r>
+    </w:p>
+    <w:p>
+      <w:r>
+        <w:rPr>
+          <w:b w:val="0"/>
+        </w:rPr>
+        <w:t>「诸比库，这是苦圣谛：</w:t>
+      </w:r>
+    </w:p>
+    <w:p>
+      <w:r>
+        <w:rPr>
+          <w:b w:val="0"/>
+        </w:rPr>
+        <w:t>生是苦、老是苦、病是苦、死是苦、怨憎会是苦、爱别离是苦、求不得也是苦。简单地说：五取蕴是苦。」</w:t>
+      </w:r>
+    </w:p>
+    <w:p>
+      <w:r>
+        <w:rPr>
+          <w:b w:val="0"/>
+        </w:rPr>
+        <w:t>生、老、病、死依据世俗谛（sammuti sacca）与究竟谛（paramattha sacca）而言都是苦。所有的究竟名色法都有生（jati）、住（jara；老）、灭（marana；死）这三时。佛陀在《大念处经》中如此解释生、老、死：</w:t>
+      </w:r>
+    </w:p>
+    <w:p>
+      <w:r>
+        <w:rPr>
+          <w:b w:val="0"/>
+        </w:rPr>
+        <w:t>「诸比库，什么是生呢？无论是任何众生，在任何众生的群体，都有诞生、产生、出现、生起、诸蕴的显现、诸处的获得，诸比库，那称为生。</w:t>
+      </w:r>
+    </w:p>
+    <w:p>
+      <w:r>
+        <w:rPr>
+          <w:b w:val="0"/>
+        </w:rPr>
+        <w:t>诸比库，什么是老呢？无论是任何众生，在任何众生的群体，都有衰老、老朽、牙齿损坏、头发苍白、皮肤变皱、寿命损减、诸根老熟，诸比库，那称为老。</w:t>
+      </w:r>
+    </w:p>
+    <w:p>
+      <w:r>
+        <w:rPr>
+          <w:b w:val="0"/>
+        </w:rPr>
+        <w:t>诸比库，什么是死呢？无论是任何众生，在任何众生的群体，都有死亡、逝世、解体、消失、命终、诸蕴的分离、身体的舍弃、命根的毁坏，诸比库，那称为死。」</w:t>
+      </w:r>
+    </w:p>
+    <w:p>
+      <w:r>
+        <w:rPr>
+          <w:b w:val="0"/>
+        </w:rPr>
+        <w:t>怨憎会、爱别离、求不得称为有贪之苦（saragadukkha），意思是因为执着而产生的苦。佛陀在《大念处经》中如此解释：</w:t>
+      </w:r>
+    </w:p>
+    <w:p>
+      <w:r>
+        <w:rPr>
+          <w:b w:val="0"/>
+        </w:rPr>
+        <w:t>「诸比库，什么是怨憎会苦呢？在这里，任何人有了不想要的、讨厌的、不愉快的色尘、声尘、香尘、味尘、触尘或法尘，或者任何人遭遇到心怀恶意者、心怀伤害意者、心怀扰乱意者、心怀危害意者，与这些人会合、交往、联络、结合，诸比库，那称为怨憎会苦。</w:t>
+      </w:r>
+    </w:p>
+    <w:p>
+      <w:r>
+        <w:rPr>
+          <w:b w:val="0"/>
+        </w:rPr>
+        <w:t>诸比库，什么是爱别离苦呢？在这里，任何人有想要的、喜爱的、愉快的色尘、声尘、香尘、味尘、触尘或法尘，或者任何人遇到心怀善意者、心怀好意者、心怀安慰意者、心怀安稳意者、母亲、父亲、兄弟、姊妹、朋友、同事或血亲，然后丧失了与这些人的会合、交往、联络、结合，诸比库，那称为爱别离苦。</w:t>
+      </w:r>
+    </w:p>
+    <w:p>
+      <w:r>
+        <w:rPr>
+          <w:b w:val="0"/>
+        </w:rPr>
+        <w:t>诸比库，什么是求不得苦呢？诸比库，会遭受生的众生内心生起这样的愿望：『希望我不要遭受生，希望我不要投生！』然而此事无法借着愿望而达成，这就是求不得苦。</w:t>
+      </w:r>
+    </w:p>
+    <w:p>
+      <w:r>
+        <w:rPr>
+          <w:b w:val="0"/>
+        </w:rPr>
+        <w:t>诸比库，会遭受老的众生内心生起这样的愿望：『希望我不要遭受老，希望我不要变老！』然而此事无法借着愿望而达成，这就是求不得苦。</w:t>
+      </w:r>
+    </w:p>
+    <w:p>
+      <w:r>
+        <w:rPr>
+          <w:b w:val="0"/>
+        </w:rPr>
+        <w:t>诸比库，会遭受病的众生内心生起这样的愿望：『希望我不要遭受病，希望我不要生病！』然而此事无法借着愿望而达成，这就是求不得苦。</w:t>
+      </w:r>
+    </w:p>
+    <w:p>
+      <w:r>
+        <w:rPr>
+          <w:b w:val="0"/>
+        </w:rPr>
+        <w:t>诸比库，会遭受死的众生内心生起这样的愿望：『希望我不要遭受死，希望我不要死亡！』然而此事无法借着愿望而达成，这就是求不得苦。</w:t>
+      </w:r>
+    </w:p>
+    <w:p>
+      <w:r>
+        <w:rPr>
+          <w:b w:val="0"/>
+        </w:rPr>
+        <w:t>诸比库，会遭受愁、悲、苦、忧、恼的众生内心生起这样的愿望：『希望我不要遭受愁、悲、苦、忧、恼，希望我没有愁、悲、苦、忧、恼！』然而此事无法借着愿望而达成，这就是求不得苦。」</w:t>
+      </w:r>
+    </w:p>
+    <w:p>
+      <w:r>
+        <w:rPr>
+          <w:b w:val="0"/>
+        </w:rPr>
+        <w:t>除了这几种苦之外，在某些经中佛陀还提到另外五种苦，即愁、悲、苦、忧、恼。佛陀在《大念处经》中如此解释：</w:t>
+      </w:r>
+    </w:p>
+    <w:p>
+      <w:r>
+        <w:rPr>
+          <w:b w:val="0"/>
+        </w:rPr>
+        <w:t>「诸比库，什么是愁呢？任何时候，由于任何的不幸，任何人遭遇到令人苦恼的法而有忧愁、悲伤、苦恼、内在的哀伤、内在的悲痛，诸比库，那称为愁。</w:t>
+      </w:r>
+    </w:p>
+    <w:p>
+      <w:r>
+        <w:rPr>
+          <w:b w:val="0"/>
+        </w:rPr>
+        <w:t>诸比库，什么是悲呢？任何时候，由于任何的不幸，任何人遭遇到令人苦恼的法而有痛哭、悲泣、大声悲叹、高声哀呼，诸比库，那称为悲。</w:t>
+      </w:r>
+    </w:p>
+    <w:p>
+      <w:r>
+        <w:rPr>
+          <w:b w:val="0"/>
+        </w:rPr>
+        <w:t>诸比库，什么是苦呢？任何身体的痛苦感受、身体的不愉快感受或由于身体接触而产生的痛苦或不愉快感受，诸比库，那称为苦。</w:t>
+      </w:r>
+    </w:p>
+    <w:p>
+      <w:r>
+        <w:rPr>
+          <w:b w:val="0"/>
+        </w:rPr>
+        <w:t>诸比库，什么是忧呢？任何心理的痛苦感受、心理的不愉快感受或由于心理接触而产生的痛苦或不愉快感受，诸比库，那称为忧。</w:t>
+      </w:r>
+    </w:p>
+    <w:p>
+      <w:r>
+        <w:rPr>
+          <w:b w:val="0"/>
+        </w:rPr>
+        <w:t>诸比库，什么是恼呢？任何时候，由于任何的不幸，任何人遭遇到令人苦恼的法而有忧恼、大忧恼，以及由于忧恼、大忧恼而感受到的苦痛，诸比库，那称为恼。」</w:t>
+      </w:r>
+    </w:p>
+    <w:p>
+      <w:r>
+        <w:rPr>
+          <w:b w:val="0"/>
+        </w:rPr>
+        <w:t>然后佛陀以概括的方式如此解释苦谛：「简单地说，五取蕴是苦。」五取蕴都是观智的目标。</w:t>
+      </w:r>
+    </w:p>
+    <w:p>
+      <w:r>
+        <w:rPr>
+          <w:b w:val="0"/>
+        </w:rPr>
+        <w:t>什么是五取蕴呢？即色取蕴、受取蕴、想取蕴、行取蕴及识取蕴。什么是色取蕴呢？在《蕴品相应．蕴经》（Khandha Sutta, Khandha Vagga Samyutta, S22, 48）中，佛陀开示说：</w:t>
+      </w:r>
+    </w:p>
+    <w:p>
+      <w:r>
+        <w:rPr>
+          <w:b w:val="0"/>
+        </w:rPr>
+        <w:t>‘Yam kibci rupam atitanagatapaccuppannam ajjhattam va bahiddha va olarikam va sukhumam va hinam va panitam va yam dure santike va sasavam upadaniyam ayam vuccati rupupadanak- khandho.’</w:t>
+      </w:r>
+    </w:p>
+    <w:p>
+      <w:r>
+        <w:rPr>
+          <w:b w:val="0"/>
+        </w:rPr>
+        <w:t>意即：</w:t>
+      </w:r>
+    </w:p>
+    <w:p>
+      <w:r>
+        <w:rPr>
+          <w:b w:val="0"/>
+        </w:rPr>
+        <w:t>「无论是过去的、未来的或现在的、内在的或外在的、粗的或细的、低劣的或高尚的、远的或近的，只要是会成为烦恼与执取之目标的色法都称为色取蕴。」</w:t>
+      </w:r>
+    </w:p>
+    <w:p>
+      <w:r>
+        <w:rPr>
+          <w:b w:val="0"/>
+        </w:rPr>
+        <w:t>佛陀以同样的方式解释受取蕴、想取蕴、行取蕴及识取蕴。因此大家应当了解，不只是现在的五取蕴是苦谛法而已，过去的、未来的、内在的、外在的、粗的、细的、低劣的、高尚的、远的与近的五取蕴也都是苦谛法。</w:t>
+      </w:r>
+    </w:p>
+    <w:p>
+      <w:r>
+        <w:rPr>
+          <w:b w:val="0"/>
+        </w:rPr>
+        <w:t>为什么这些五蕴是烦恼与执取的目标呢？众生的身心是由五蕴所构成的。由于无明、爱欲与邪见的缘故，他们将这些五蕴认定为「我」、「我的」或「我的自我」。因此，对尚未如实地照见诸法的凡夫而言，这些五蕴都是烦恼与执取的目标。事实上，除了出世间名法以外，其余的蕴都是取蕴。</w:t>
+      </w:r>
+    </w:p>
+    <w:p>
+      <w:r>
+        <w:rPr>
+          <w:b w:val="0"/>
+        </w:rPr>
+        <w:t>不了知四圣谛就无法证悟涅盘，而苦谛正是四圣谛当中的一项，它包括上述的十一种五取蕴。如果想要证悟涅盘、解脱生死轮回，就必须了知这些五取蕴。</w:t>
+      </w:r>
+    </w:p>
+    <w:p>
+      <w:r>
+        <w:rPr>
+          <w:b/>
+          <w:color w:val="1E4620"/>
+          <w:sz w:val="23"/>
+        </w:rPr>
+        <w:t>①-8 苦集圣谛（照录）◈扩展</w:t>
+      </w:r>
+    </w:p>
+    <w:p>
+      <w:r>
+        <w:rPr>
+          <w:b w:val="0"/>
+        </w:rPr>
+        <w:t>经文接着解释第二项圣谛如下：</w:t>
+      </w:r>
+    </w:p>
+    <w:p>
+      <w:r>
+        <w:rPr>
+          <w:b w:val="0"/>
+        </w:rPr>
+        <w:t>「诸比库，这是苦集圣谛：</w:t>
+      </w:r>
+    </w:p>
+    <w:p>
+      <w:r>
+        <w:rPr>
+          <w:b w:val="0"/>
+        </w:rPr>
+        <w:t>造成投生的是爱欲，它伴随着喜与贪同时生起，四处追求爱乐，也就是欲爱、有爱及非有爱。诸比库，这就是苦集圣谛。」</w:t>
+      </w:r>
+    </w:p>
+    <w:p>
+      <w:r>
+        <w:rPr>
+          <w:b w:val="0"/>
+        </w:rPr>
+        <w:t>在本经中佛陀教导说爱欲是集谛。然而在《因缘品相应》（Nidana Vagga Samyutta）中，佛陀教导说缘起法也是集谛，因此无明（avijja）、爱（tanha）、取（upadana）、行（savkhara）与业（kamma）都是集谛。简单地说，一切不善业与能造成投生的善业都是集谛。</w:t>
+      </w:r>
+    </w:p>
+    <w:p>
+      <w:r>
+        <w:rPr>
+          <w:b w:val="0"/>
+        </w:rPr>
+        <w:t>在《谛分别》（Sacca Vibhavga）中，佛陀以五种方式来解释集谛：</w:t>
+      </w:r>
+    </w:p>
+    <w:p>
+      <w:r>
+        <w:rPr>
+          <w:b w:val="0"/>
+        </w:rPr>
+        <w:t>爱欲（tanha）是集谛；</w:t>
+      </w:r>
+    </w:p>
+    <w:p>
+      <w:r>
+        <w:rPr>
+          <w:b w:val="0"/>
+        </w:rPr>
+        <w:t>十种烦恼（贪、瞋、痴、骄慢、邪见、疑、昏沉、掉举、无惭、无愧）是集谛；</w:t>
+      </w:r>
+    </w:p>
+    <w:p>
+      <w:r>
+        <w:rPr>
+          <w:b w:val="0"/>
+        </w:rPr>
+        <w:t>一切不善法是集谛；</w:t>
+      </w:r>
+    </w:p>
+    <w:p>
+      <w:r>
+        <w:rPr>
+          <w:b w:val="0"/>
+        </w:rPr>
+        <w:t>一切不善法及能造成投生的三善根（无贪、无瞋、无痴）是集谛；</w:t>
+      </w:r>
+    </w:p>
+    <w:p>
+      <w:r>
+        <w:rPr>
+          <w:b w:val="0"/>
+        </w:rPr>
+        <w:t>一切不善法与能造成投生的善法或一切不善业力与能造成投生的善业力都是集谛。</w:t>
+      </w:r>
+    </w:p>
+    <w:p>
+      <w:r>
+        <w:rPr>
+          <w:b w:val="0"/>
+        </w:rPr>
+        <w:t>既然一切不善业力与能造成投生的善业力都是集谛，那么为什么佛陀在本经中只说到爱欲是集谛呢？举例而言，只要一颗种子中还有黏性或潜能，处在适宜的环境时就还会生根发芽。同样地，只要业力还有爱欲伴随，它就还会结成果报；如果没有爱欲，业力就无法结成任何果报。这就是为何佛陀说爱欲是集谛的理由。</w:t>
+      </w:r>
+    </w:p>
+    <w:p>
+      <w:r>
+        <w:rPr>
+          <w:b w:val="0"/>
+        </w:rPr>
+        <w:t>由于爱欲的缘故，众生「四处追求爱乐」。我想引述《阿沙卡本生经》（Assakajataka）的故事来说明众生如何四处追求爱乐。</w:t>
+      </w:r>
+    </w:p>
+    <w:p>
+      <w:r>
+        <w:rPr>
+          <w:b w:val="0"/>
+        </w:rPr>
+        <w:t>（整理注记：fetch 返回此处注明「中间讲故事部分依您要求『无关章节不要涌入』，此处省略《阿沙卡本生经》全文，仅接集谛结尾与灭、道谛原文」——如实记为照录缺口。）</w:t>
+      </w:r>
+    </w:p>
+    <w:p>
+      <w:r>
+        <w:rPr>
+          <w:b w:val="0"/>
+        </w:rPr>
+        <w:t>爱欲可分为三种，《清净道论》解释其含义如下：</w:t>
+      </w:r>
+    </w:p>
+    <w:p>
+      <w:r>
+        <w:rPr>
+          <w:b w:val="0"/>
+        </w:rPr>
+        <w:t>欲爱（kama-tanha）：以欲望而贪爱享受色、声、香、味、触、法六尘[footnoteRef:3]。</w:t>
+      </w:r>
+    </w:p>
+    <w:p>
+      <w:r>
+        <w:rPr>
+          <w:b w:val="0"/>
+        </w:rPr>
+        <w:t>有爱（bhava-tanha）：伴随着常见而贪爱六尘。常见（sassata-ditthi）认为六尘是灵魂，生生世世存在。</w:t>
+      </w:r>
+    </w:p>
+    <w:p>
+      <w:r>
+        <w:rPr>
+          <w:b w:val="0"/>
+        </w:rPr>
+        <w:t>非有爱（vibhava-tanha）：伴随着断见而贪爱六尘。断见（uccheda-ditthi）认为六尘是灵魂，在人死亡之后即完全毁灭。</w:t>
+      </w:r>
+    </w:p>
+    <w:p>
+      <w:r>
+        <w:rPr>
+          <w:b w:val="0"/>
+        </w:rPr>
+        <w:t>大家应当记住集谛是苦的因。在本经中佛陀如此教导：「简单地说，五取蕴是苦。」因此集谛是五取蕴生起的原因。大家应当记住这种因果关系。</w:t>
+      </w:r>
+    </w:p>
+    <w:p>
+      <w:r>
+        <w:rPr>
+          <w:b/>
+          <w:color w:val="1E4620"/>
+          <w:sz w:val="23"/>
+        </w:rPr>
+        <w:t>①-9 苦灭圣谛（照录）◈扩展</w:t>
+      </w:r>
+    </w:p>
+    <w:p>
+      <w:r>
+        <w:rPr>
+          <w:b w:val="0"/>
+        </w:rPr>
+        <w:t>接着经文解释第三项圣谛：</w:t>
+      </w:r>
+    </w:p>
+    <w:p>
+      <w:r>
+        <w:rPr>
+          <w:b w:val="0"/>
+        </w:rPr>
+        <w:t>「诸比库，这是苦灭圣谛：</w:t>
+      </w:r>
+    </w:p>
+    <w:p>
+      <w:r>
+        <w:rPr>
+          <w:b w:val="0"/>
+        </w:rPr>
+        <w:t>即是此爱欲的息灭无余、舍弃、遣离、解脱、无着。」</w:t>
+      </w:r>
+    </w:p>
+    <w:p>
+      <w:r>
+        <w:rPr>
+          <w:b w:val="0"/>
+        </w:rPr>
+        <w:t>在本经中，佛陀教导说爱欲的息灭无余是灭谛；而在其它经中，佛陀教导说苦谛的息灭无余是灭谛。为什么有这两种不同的解释法呢？事实上它们是指同样的道理。由于爱欲息灭无余，或者说由于无明、爱、取、行、业息灭无余，所以五蕴（苦谛）就会息灭无余。由于因灭，所以果灭。这两种解释法中，一种是依照因灭来解释，另一种是依照果灭来解释，而事实上都是指相同的道理。这就是为什么佛陀有时说爱欲的息灭无余是灭谛，有时说五蕴的息灭无余是灭谛。</w:t>
+      </w:r>
+    </w:p>
+    <w:p>
+      <w:r>
+        <w:rPr>
+          <w:b w:val="0"/>
+        </w:rPr>
+        <w:t>事实上，涅盘就是灭谛。上述两种灭是依靠取涅盘为目标的圣道智而产生。四种圣道智取涅盘为目标，它们逐阶地将烦恼灭尽无余。由于烦恼灭尽无余，所以般涅盘之后业无法再产生任何的蕴，因此五蕴也就灭尽无余。但是有些弟子很难了解涅盘，是故佛陀教导说两种灭当中任何一种都是灭谛。有时涅盘被称为「无为界」（asavkhata dhatu），因此涅盘（无为）是因，两种灭为果。</w:t>
+      </w:r>
+    </w:p>
+    <w:p>
+      <w:r>
+        <w:rPr>
+          <w:b w:val="0"/>
+        </w:rPr>
+        <w:t>灭谛可以是因，也可以是果。再者，烦恼的灭尽无余称为「烦恼般涅盘」（Kilesa-Parinabbana）或「有余涅盘」（Saupadisesa-Nibbana意即还有五蕴残余）。五蕴的灭尽无余称为「蕴般涅盘」（Khandha- Parinibbana）或「无余涅盘」（Anupadisesa-Nirodha）。</w:t>
+      </w:r>
+    </w:p>
+    <w:p>
+      <w:r>
+        <w:rPr>
+          <w:b w:val="0"/>
+        </w:rPr>
+        <w:t>例如，佛陀的烦恼灭尽无余发生于他证悟成佛之时。在菩提伽耶（Bodhgaya），他的四种圣道智取无为界（涅盘）为目标，逐阶地将一切烦恼灭尽无余。四十五年之后，他在拘尸那罗（Kusinara）般涅盘，那时他的五蕴完全灭尽无余。</w:t>
+      </w:r>
+    </w:p>
+    <w:p>
+      <w:r>
+        <w:rPr>
+          <w:b w:val="0"/>
+        </w:rPr>
+        <w:t>涅盘是出世间四圣道、四圣果的目标（所缘）。然而在证悟涅盘之前，禅修者修行观禅时必须取两种灭作为修观的目标──即烦恼的灭尽无余及五蕴的灭尽无余。了知这些目标的观智称为「生灭智」（udaya-vaya-bana=udayabbaya-bana）。</w:t>
+      </w:r>
+    </w:p>
+    <w:p>
+      <w:r>
+        <w:rPr>
+          <w:b/>
+          <w:color w:val="1E4620"/>
+          <w:sz w:val="23"/>
+        </w:rPr>
+        <w:t>①-10 导致苦灭的道圣谛：世间的与出世间的八圣道分（照录）★核心</w:t>
+      </w:r>
+    </w:p>
+    <w:p>
+      <w:r>
+        <w:rPr>
+          <w:b w:val="0"/>
+        </w:rPr>
+        <w:t>接着佛陀解释第四项圣谛：</w:t>
+      </w:r>
+    </w:p>
+    <w:p>
+      <w:r>
+        <w:rPr>
+          <w:b w:val="0"/>
+        </w:rPr>
+        <w:t>「诸比库，这是导致苦灭的道圣谛：</w:t>
+      </w:r>
+    </w:p>
+    <w:p>
+      <w:r>
+        <w:rPr>
+          <w:b w:val="0"/>
+        </w:rPr>
+        <w:t>那就是八圣道分，即正见、正思惟、正语、正业、正命、正精进、正念、正定。」</w:t>
+      </w:r>
+    </w:p>
+    <w:p>
+      <w:r>
+        <w:rPr>
+          <w:b w:val="0"/>
+        </w:rPr>
+        <w:t>有时称八圣道分为道谛，但是在本经中佛陀称它为「导致苦灭的道圣谛」，这两种名称涵义相同。</w:t>
+      </w:r>
+    </w:p>
+    <w:p>
+      <w:r>
+        <w:rPr>
+          <w:b w:val="0"/>
+        </w:rPr>
+        <w:t>八圣道分有两种，即世间的与出世间的。就世间的八圣道分而言，在你修行观禅时，有五项圣道分同时存在。举例而言，如果你已经能照见五蕴及它们的因，进一步应当观照这些行法的无常、苦、无我三相。苦谛法与集谛法都称为行法。借着透视它们生灭的本质，你了知它们为无常；借着透视它们受到生灭逼迫的本质，你了知它们为苦；借着透视它们没有恒常自我的本质，你了知它们为无我。如此观照时，了知这些行法无常、苦、无我三相的智慧是正见；将心投入这些行法及其无常、苦、无我三相的是正思惟。正见与正思惟经常同时存在。为了照见行法无常、苦、无我三相而付出的努力是正精进。对行法的无常、苦、无我三相忆念不忘是正念。专注于行法的无常、苦、无我三相是正定。因此当禅修者修行观禅时，上述这五项圣道分都同时存在。正语、正业、正命这三项圣道分属于戒学。在修行止禅与观禅之前，你必须先持守戒律，即具备正语、正业与正命。如此总共有八项圣道分。然而，就世间道而言，戒学的三项圣道分不会和其余的五项圣道分同时生起，意即它们不会存在于同一个心识刹那或同一个心路过程。</w:t>
+      </w:r>
+    </w:p>
+    <w:p>
+      <w:r>
+        <w:rPr>
+          <w:b w:val="0"/>
+        </w:rPr>
+        <w:t>禅修者修行观禅达到观智成熟时，就会证悟涅盘，那时八项圣道分都存在他的心中，那是出世间的八圣道分。了知涅盘的是正见；将心投入涅盘的是正思惟；为了要了知涅盘而付出的努力是正精进；对涅盘明记不忘是正念；专注于涅盘是正定；能造成邪语、邪业与邪命的烦恼都被道智灭除了，因此正语、正业与正命也都与道智同时存在。如此，当禅修者证悟涅盘时，八项圣道分同时都具足。</w:t>
+      </w:r>
+    </w:p>
+    <w:p>
+      <w:r>
+        <w:rPr>
+          <w:b/>
+          <w:color w:val="1E4620"/>
+          <w:sz w:val="23"/>
+        </w:rPr>
+        <w:t>①-11 补录：三转十二相语境下重提八圣道分（照录）◈扩展</w:t>
+      </w:r>
+    </w:p>
+    <w:p>
+      <w:r>
+        <w:rPr>
+          <w:b w:val="0"/>
+        </w:rPr>
+        <w:t>（整理注记：以下为补充 fetch 返回的新增段落，fetch 说明其出现于《转法轮经》结尾、佛陀以三转十二相解释四圣谛时关于道谛作智的说明中；逐字照录如次。）</w:t>
+      </w:r>
+    </w:p>
+    <w:p>
+      <w:r>
+        <w:rPr>
+          <w:b w:val="0"/>
+        </w:rPr>
+        <w:t>修行观禅时，你必须修行八圣道分；这是导致苦灭之道。我要稍加解释：修行观禅时，首先你必须了知五取蕴（苦谛）；其次必须了知苦的因（集谛），尤其是缘起支。这些苦谛法与集谛法称为行法。它们生起后就立刻坏灭，因此是无常的。它们受到不断生灭的逼迫，因此是苦的。在它们之中没有稳定的自我存在，因此是无我的。如此修行称为观禅。那时，透视这些行法无常、苦、无我三相的是正见；将心投入行法三相的是正思惟；为了透视行法三相而付出的努力是正精进；对行法三相明记不忘是正念；专注于行法三相是正定。如此总共是五项圣道分。</w:t>
+      </w:r>
+    </w:p>
+    <w:p>
+      <w:r>
+        <w:rPr>
+          <w:b w:val="0"/>
+        </w:rPr>
+        <w:t>修行到坏灭随观智时，你必须观照所知（bata）与能知（bana）都是无常、苦、无我。所知是指五取蕴或行法；能知是指观智。观智以心路过程的形态生起，在此心路过程中有一个意门转向心及七个速行心。在意门转向心刹那中有十二个名法，而在每一个速行心刹那中通常有三十四个名法。在这三十四个名法当中，上述的五项圣道分是最显著的名法。你必须观照此能知的观智也是无常、苦、无我。那时你就能轻易地照见这五项圣道分，它们就是导致苦灭之道，因为那时你已经透过生灭随观智清楚地了知「由于五种因灭尽无余，所以五蕴也会灭尽无余。」</w:t>
+      </w:r>
+    </w:p>
+    <w:p>
+      <w:r>
+        <w:rPr>
+          <w:b w:val="0"/>
+        </w:rPr>
+        <w:t>在修行观禅之前，你已经先持守别解脱戒或十戒、九布萨支（八戒加上修行慈心观）、八戒、五戒，那就包含了正语、正业与正命这三项圣道分。正语、正业与正命也是以心路过程的形态与相应名法同时生起，因此你也应当观照它们为无常、苦、无我。总共有八项圣道分，这些是你必须修学的。</w:t>
+      </w:r>
+    </w:p>
+    <w:p>
+      <w:r>
+        <w:rPr>
+          <w:b w:val="0"/>
+        </w:rPr>
+        <w:t>在观禅的末端，当你证悟涅盘时，八项圣道分都同时存在，你必须了知它们。如何了知呢？你必须先以果定智（phalasamapattibana）了知涅盘，出定后检查在果定中的名法。若你一再地练习，就能照见果定中的名法：如果你在观照欲界法或初禅法为无常、苦或无我时证悟涅盘，你的道智与果智中都各有三十七个名法。在这三十七个名法里，八项圣道分都包括在其中。然而，如果你在观照第二禅法为无常、苦或无我时证悟涅盘，你的道智与果智中都各有三十六个名法。这三十六个名法中包含七项圣道分，因为少了正思惟这项圣道分。</w:t>
+      </w:r>
+    </w:p>
+    <w:p>
+      <w:r>
+        <w:rPr>
+          <w:b/>
+          <w:color w:val="1E4620"/>
+          <w:sz w:val="23"/>
+        </w:rPr>
+        <w:t>①-12 补录：四圣谛与八圣道分总结（照录）◈扩展</w:t>
+      </w:r>
+    </w:p>
+    <w:p>
+      <w:r>
+        <w:rPr>
+          <w:b w:val="0"/>
+        </w:rPr>
+        <w:t>（整理注记：以下为补充 fetch 返回的新增段落，fetch 说明其出现于《转法轮经》后文总结语境（原文起句后 fetch 注有「前文已录」省略记号）；其中提及「安般念」仅为该章语境，本系列不照录安般念方法细节（安般详讲归读书会01）；逐字照录如次。）</w:t>
+      </w:r>
+    </w:p>
+    <w:p>
+      <w:r>
+        <w:rPr>
+          <w:b w:val="0"/>
+        </w:rPr>
+        <w:t>在《转法轮经》中，佛陀解释他自己对四圣谛的亲身体验。</w:t>
+      </w:r>
+    </w:p>
+    <w:p>
+      <w:r>
+        <w:rPr>
+          <w:b w:val="0"/>
+        </w:rPr>
+        <w:t>（整理注记：fetch 返回此处有「……（前文已录）」省略记号，如实保留为缺口。）</w:t>
+      </w:r>
+    </w:p>
+    <w:p>
+      <w:r>
+        <w:rPr>
+          <w:b w:val="0"/>
+        </w:rPr>
+        <w:t>在安般念这一节当中，观察呼吸的正念及正念的目标（五取蕴）是苦谛。无明、爱、取、行、业这五种过去因是集谛。苦谛与集谛这两者都不生起是灭谛。在培育生灭随观智时，你可以观照到由于五种因灭尽无余所以般涅盘时五蕴灭尽无余，（因灭与果灭）这两种灭也称为灭谛，然而它们只是世间的灭谛而已。当你以道智与果智证悟涅盘时，你才了知出世间的灭谛（涅盘）。你应当分辨这两种灭谛。</w:t>
+      </w:r>
+    </w:p>
+    <w:p>
+      <w:r>
+        <w:rPr>
+          <w:b w:val="0"/>
+        </w:rPr>
+        <w:t>了知苦谛、舍弃集谛、以灭谛为目标的正道是道谛。在这里也必须分辨世间的道智与出世间的道智。世间道智能照见五蕴，这是了知苦谛的观智；它也能照见苦的因，这是了知集谛的观智；它也能照见由于五种因灭尽无余所以般涅盘时五蕴灭尽无余，这是了知灭谛的观智。世间道智是指观智而言；观智也就是正见。正思惟、正精进、正念与正定这四项因素会与观智同时生起。在修行之前，你必须先持戒，那就是具备了正语、正业与正命这三项因素。因此总共是八圣道分，这是世间的八圣道分。</w:t>
+      </w:r>
+    </w:p>
+    <w:p>
+      <w:r>
+        <w:rPr>
+          <w:b w:val="0"/>
+        </w:rPr>
+        <w:t>禅修者有时必须观照观智本身也是无常、苦、无我。那时他了知世间的道谛。因此世间道智能了知世间的四圣谛。</w:t>
+      </w:r>
+    </w:p>
+    <w:p>
+      <w:r>
+        <w:rPr>
+          <w:b w:val="0"/>
+        </w:rPr>
+        <w:t>出世间八圣道分与圣道智、圣果智同时生起，它们都以涅盘作为目标。那时，正见了知涅盘，正思惟将心投入涅盘，正念对涅盘明记不忘，正精进努力于了知涅盘，正定专注于涅盘，正语、正业、正命这三项也同时存在。这是出世间的八圣道分。为什么在禅修者证悟涅盘的时候，正语、正业、正命这三项也同时存在呢？因为圣道智灭除了能造成邪语、邪业、邪命的烦恼。</w:t>
+      </w:r>
+    </w:p>
+    <w:p>
+      <w:r>
+        <w:rPr>
+          <w:b w:val="0"/>
+        </w:rPr>
+        <w:t>如此精勤地修行四圣谛之后，就能达到寂静。这是致力于修行安般念的比库的解脱之道。</w:t>
+      </w:r>
+    </w:p>
+    <w:p>
+      <w:r>
+        <w:rPr>
+          <w:b/>
+        </w:rPr>
+        <w:t>材料②</w:t>
+      </w:r>
+      <w:r>
+        <w:rPr>
+          <w:b w:val="0"/>
+        </w:rPr>
+        <w:t xml:space="preserve"> ★核心：《05 三十七菩提分.doc》</w:t>
       </w:r>
     </w:p>
     <w:p>
       <w:pPr>
-        <w:spacing w:before="120" w:after="80"/>
+        <w:pStyle w:val="ListBullet"/>
       </w:pPr>
       <w:r>
         <w:rPr>
-          <w:rFonts w:ascii="Microsoft YaHei" w:hAnsi="Microsoft YaHei" w:eastAsia="Microsoft YaHei"/>
+          <w:b w:val="0"/>
+        </w:rPr>
+        <w:t>文件类型：word</w:t>
+      </w:r>
+    </w:p>
+    <w:p>
+      <w:pPr>
+        <w:pStyle w:val="ListBullet"/>
+      </w:pPr>
+      <w:r>
+        <w:rPr>
+          <w:b w:val="0"/>
+        </w:rPr>
+        <w:t>知识库出处：古源尊者开示及上座部佛教资料</w:t>
+      </w:r>
+    </w:p>
+    <w:p>
+      <w:r>
+        <w:rPr>
+          <w:b w:val="0"/>
+        </w:rPr>
+        <w:t>-</w:t>
+      </w:r>
+    </w:p>
+    <w:p>
+      <w:pPr>
+        <w:pStyle w:val="ListBullet"/>
+      </w:pPr>
+      <w:r>
+        <w:rPr>
+          <w:b w:val="0"/>
+        </w:rPr>
+        <w:t>打开方式：ima知识库搜索「三十七菩提分」</w:t>
+      </w:r>
+    </w:p>
+    <w:p>
+      <w:r>
+        <w:rPr>
           <w:b/>
-          <w:color w:val="1E5631"/>
-          <w:sz w:val="25"/>
-        </w:rPr>
-        <w:t>①-2 五比库的波罗蜜与四无碍解智（照录）</w:t>
-      </w:r>
-    </w:p>
-    <w:p>
-      <w:r>
-        <w:rPr>
-          <w:sz w:val="21"/>
-        </w:rPr>
-        <w:t>这里的「五比库」是指：憍陈如（Kondabba）、跋提迦（Bhaddiya）、卫跋（Vappa）、摩诃那摩（Mahanama）及阿说示（Assaji）。这里采取广义的用法：见到生死轮回之险怖者称为「比库」。</w:t>
-      </w:r>
-    </w:p>
-    <w:p>
-      <w:r>
-        <w:rPr>
-          <w:sz w:val="21"/>
-        </w:rPr>
-        <w:t>在十万大劫之前，这五比库都曾在胜莲华佛（Buddha Padumuttara）座下修积波罗蜜，并且曾数度在过去诸佛的教化期中修行观禅达到行舍智的阶段。为何我们能知道他们已曾积累深厚的波罗蜜呢？因为他们将在听闻《无我相经》（Anattalakkhana Sutta）之后证得阿罗汉果同时具足四无碍解智。四无碍解智是：</w:t>
-      </w:r>
-    </w:p>
-    <w:p>
-      <w:r>
-        <w:rPr>
-          <w:sz w:val="21"/>
-        </w:rPr>
-        <w:t>义无碍解智（attha-patisambhida）：对苦谛的无碍解智。</w:t>
-      </w:r>
-    </w:p>
-    <w:p>
-      <w:r>
-        <w:rPr>
-          <w:sz w:val="21"/>
-        </w:rPr>
-        <w:t>法无碍解智（dhamma-patisambhida）：对集谛的无碍解智。</w:t>
-      </w:r>
-    </w:p>
-    <w:p>
-      <w:r>
-        <w:rPr>
-          <w:sz w:val="21"/>
-        </w:rPr>
-        <w:t>辞无碍解智（nirutti-patisambhida）：对苦谛法与集谛法的语词及文法使用上的无碍解智。</w:t>
-      </w:r>
-    </w:p>
-    <w:p>
-      <w:r>
-        <w:rPr>
-          <w:sz w:val="21"/>
-        </w:rPr>
-        <w:t>应辩无碍解智（patibhana-patisambhida）：对上述三种无碍解智的无碍解智。</w:t>
-      </w:r>
-    </w:p>
-    <w:p>
-      <w:r>
-        <w:rPr>
-          <w:sz w:val="21"/>
-        </w:rPr>
-        <w:t>要成就四无碍解智者必须具备五项条件：</w:t>
-      </w:r>
-    </w:p>
-    <w:p>
-      <w:r>
-        <w:rPr>
-          <w:sz w:val="21"/>
-        </w:rPr>
-        <w:t>证悟（adhigama）：证得阿罗汉道或其它任何一种圣道。</w:t>
-      </w:r>
-    </w:p>
-    <w:p>
-      <w:r>
-        <w:rPr>
-          <w:sz w:val="21"/>
-        </w:rPr>
-        <w:t>精通教理（pariyatti）：背诵三藏圣典。</w:t>
-      </w:r>
-    </w:p>
-    <w:p>
-      <w:r>
-        <w:rPr>
-          <w:sz w:val="21"/>
-        </w:rPr>
-        <w:t>闻法（savana）：细心、恭敬地听闻佛法。</w:t>
-      </w:r>
-    </w:p>
-    <w:p>
-      <w:r>
-        <w:rPr>
-          <w:sz w:val="21"/>
-        </w:rPr>
-        <w:t>质问（paripuccha）：研究注释并且理解三藏中的疑难处。</w:t>
-      </w:r>
-    </w:p>
-    <w:p>
-      <w:r>
-        <w:rPr>
-          <w:sz w:val="21"/>
-        </w:rPr>
-        <w:t>先前的修行（pubbayoga）：曾在过去佛的教化期中修行止观，达到行舍智的阶段，尤其着重于履行「往返义务」（gata-paccagata- vatta）。「往返义务」是指入村托钵与返回时都专注于修行止禅或观禅。</w:t>
-      </w:r>
-    </w:p>
-    <w:p>
-      <w:r>
-        <w:rPr>
-          <w:sz w:val="21"/>
-        </w:rPr>
-        <w:t>这五项当中，第一项是在成就四无碍解智那一生证得的；后四项则是在过去佛的教化期中培育的。所以我们不要忘记这项事实：听闻佛陀开示《转法轮经》的这五位比库在过去佛的教化期中就已曾积累深厚的波罗蜜，足以使他们在证悟阿罗汉果时也成就四无碍解智。</w:t>
+          <w:color w:val="1E4620"/>
+          <w:sz w:val="23"/>
+        </w:rPr>
+        <w:t>②-1 三十七菩提分七组总纲（照录）★核心</w:t>
+      </w:r>
+    </w:p>
+    <w:p>
+      <w:r>
+        <w:rPr>
+          <w:b w:val="0"/>
+        </w:rPr>
+        <w:t>05 三十七菩提分.doc</w:t>
+      </w:r>
+    </w:p>
+    <w:p>
+      <w:r>
+        <w:rPr>
+          <w:b w:val="0"/>
+        </w:rPr>
+        <w:t>三十七菩提分是菩提（觉悟）的组成部分，作为道智的近因、资粮及亲依止，可分为四念处、四正勤、四种成就之基因、五根、五力、七觉支、八道支共七组。其结果是通过精勤坚定修习，可使获得人身又遇到佛法的稀有机会真正具有价值。建议欲培育止观之人应以此为核心进行修习。</w:t>
+      </w:r>
+    </w:p>
+    <w:p>
+      <w:r>
+        <w:rPr>
+          <w:b w:val="0"/>
+        </w:rPr>
+        <w:t>第一章：三十七菩提分</w:t>
+      </w:r>
+    </w:p>
+    <w:p>
+      <w:r>
+        <w:rPr>
+          <w:b w:val="0"/>
+        </w:rPr>
+        <w:t>如今我应该简明地解释三十七菩提分[footnoteRef:2]。欲培育止观之人应精勤且坚定地修习它们，而使到获得人身又遇到佛法的稀有机会真正具有价值。</w:t>
+      </w:r>
+    </w:p>
+    <w:p>
+      <w:r>
+        <w:rPr>
+          <w:b w:val="0"/>
+        </w:rPr>
+        <w:t>三十七菩提分可分为七组，即：</w:t>
+      </w:r>
+    </w:p>
+    <w:p>
+      <w:r>
+        <w:rPr>
+          <w:b w:val="0"/>
+        </w:rPr>
+        <w:t>1 四念处（satipatthana）；</w:t>
+      </w:r>
+    </w:p>
+    <w:p>
+      <w:r>
+        <w:rPr>
+          <w:b w:val="0"/>
+        </w:rPr>
+        <w:t>2 四正勤（sammappadhana）；</w:t>
+      </w:r>
+    </w:p>
+    <w:p>
+      <w:r>
+        <w:rPr>
+          <w:b w:val="0"/>
+        </w:rPr>
+        <w:t>3 四种成就之基因（iddhipada，四神足）；</w:t>
+      </w:r>
+    </w:p>
+    <w:p>
+      <w:r>
+        <w:rPr>
+          <w:b w:val="0"/>
+        </w:rPr>
+        <w:t>4 五根（indriya）；</w:t>
+      </w:r>
+    </w:p>
+    <w:p>
+      <w:r>
+        <w:rPr>
+          <w:b w:val="0"/>
+        </w:rPr>
+        <w:t>5 五力（bala）；</w:t>
+      </w:r>
+    </w:p>
+    <w:p>
+      <w:r>
+        <w:rPr>
+          <w:b w:val="0"/>
+        </w:rPr>
+        <w:t>6 七觉支（bojjhavga）；</w:t>
+      </w:r>
+    </w:p>
+    <w:p>
+      <w:r>
+        <w:rPr>
+          <w:b w:val="0"/>
+        </w:rPr>
+        <w:t>7 八道支（maggavga）。</w:t>
+      </w:r>
+    </w:p>
+    <w:p>
+      <w:r>
+        <w:rPr>
+          <w:b w:val="0"/>
+        </w:rPr>
+        <w:t>它们称为菩提分是因为它们是菩提（觉悟）的一部份。菩提是指诸道智（magga-bana）。菩提分是法（dhamma），其作用是作为道智的近因（padatthana）、资粮（sambhara）及亲依止（upanissaya，近依止）。</w:t>
+      </w:r>
+    </w:p>
+    <w:p>
+      <w:r>
+        <w:rPr>
+          <w:b/>
+          <w:color w:val="1E4620"/>
+          <w:sz w:val="26"/>
+        </w:rPr>
+        <w:t>💬 第一轮分享（20 min）</w:t>
       </w:r>
     </w:p>
     <w:p>
       <w:pPr>
-        <w:spacing w:before="120" w:after="80"/>
+        <w:pStyle w:val="ListBullet"/>
       </w:pPr>
       <w:r>
         <w:rPr>
-          <w:rFonts w:ascii="Microsoft YaHei" w:hAnsi="Microsoft YaHei" w:eastAsia="Microsoft YaHei"/>
+          <w:b w:val="0"/>
+        </w:rPr>
+        <w:t>自愿分享：可以从「跳过」开始，任何人都可以只说「我这周想先听」；</w:t>
+      </w:r>
+    </w:p>
+    <w:p>
+      <w:pPr>
+        <w:pStyle w:val="ListBullet"/>
+      </w:pPr>
+      <w:r>
+        <w:rPr>
+          <w:b w:val="0"/>
+        </w:rPr>
+        <w:t>一轮制：第一轮每人不超过90秒，说「最近的、真实的」比说「正确的」更有价值；</w:t>
+      </w:r>
+    </w:p>
+    <w:p>
+      <w:pPr>
+        <w:pStyle w:val="ListBullet"/>
+      </w:pPr>
+      <w:r>
+        <w:rPr>
+          <w:b w:val="0"/>
+        </w:rPr>
+        <w:t>不交叉评论：分享阶段不回应、不辩论、不建议，只倾听；他人的分享将在主题讨论环节以「话题」而非「当事人」的方式被谈及；</w:t>
+      </w:r>
+    </w:p>
+    <w:p>
+      <w:pPr>
+        <w:pStyle w:val="ListBullet"/>
+      </w:pPr>
+      <w:r>
+        <w:rPr>
+          <w:b w:val="0"/>
+        </w:rPr>
+        <w:t>保密约定：会中分享不出本场。</w:t>
+      </w:r>
+    </w:p>
+    <w:p>
+      <w:r>
+        <w:rPr>
           <w:b/>
-          <w:color w:val="1E5631"/>
-          <w:sz w:val="25"/>
-        </w:rPr>
-        <w:t>①-3 两种极端：沉迷感官享乐与自我折磨苦行（照录）★核心</w:t>
-      </w:r>
-    </w:p>
-    <w:p>
-      <w:r>
-        <w:rPr>
-          <w:sz w:val="21"/>
-        </w:rPr>
-        <w:t>关于两种极端，佛陀解释说：</w:t>
-      </w:r>
-    </w:p>
-    <w:p>
-      <w:r>
-        <w:rPr>
-          <w:sz w:val="21"/>
-        </w:rPr>
-        <w:t>「一种是沉迷于感官享乐，这是低下的、粗俗的、凡夫的、非神圣的、没有利益的行为；另一种是自我折磨的苦行，这是痛苦的、非神圣的、没有利益的行为。」</w:t>
-      </w:r>
-    </w:p>
-    <w:p>
-      <w:r>
-        <w:rPr>
-          <w:sz w:val="21"/>
-        </w:rPr>
-        <w:t>佛陀说两种极端当中的一种是沉迷于感官享乐。我们的菩萨──悉达多太子（Prince Siddhattha）──在出家之前享受了许多年的感官欲乐：他住在分别适合于一年三季的三座豪华宫殿里；娶了美丽的妻子──耶输陀罗公主，生了一个可爱的儿子──罗候罗；他周遭的一切人事物都是愉悦迷人的。然而，他无法在如此放逸的生活中找到他累世所追求的真理。这就是为何他在成道之后宣示说：沉迷于感官享乐是低下的、粗俗的、凡夫的、非神圣的、没有利益的行为。</w:t>
-      </w:r>
-    </w:p>
-    <w:p>
-      <w:r>
-        <w:rPr>
-          <w:sz w:val="21"/>
-        </w:rPr>
-        <w:t>若人沉迷于感官享乐，他对欲乐的执着会日渐增强，他将陷入贪欲的漩涡之中，无法自拔，因而无法证悟涅盘或达到其它禅修成果。</w:t>
-      </w:r>
-    </w:p>
-    <w:p>
-      <w:r>
-        <w:rPr>
-          <w:sz w:val="21"/>
-        </w:rPr>
-        <w:t>另一种极端是自我折磨的苦行，如逐渐延长屏住呼吸的时间；断食；只吃草、只吃苔藓、尘土等；一天只吃一颗豆，一天只吃一粒芝麻，一天只吃一粒米；长久时间一脚站立；睡卧在尖刺上等等。古时候的印度人误以为烦恼的根源来自身体，因此他们想尽办法折磨自己的身体，以期灭除烦恼。我们的菩萨出家之后曾经修行诸如此类的自我折磨苦行，其艰难程度无人可比。「他的身体极端削瘦；他的腿看起来犹如芦苇秆；他的髋部犹如骆驼的蹄；他的脊椎在背部突显出来，犹如一条绳索；他身上的肋骨犹如破屋的椽条；他的眼睛深深地陷入头部里，看起来像深井底部的水一般。」他甚至修行到接近死亡的边缘。即使达到如此艰难的苦行，他仍然无法找到自己热切追求的真理。因此他在成道后宣示说：自我折磨的苦行是痛苦的、非神圣的、没有利益的行为。</w:t>
-      </w:r>
-    </w:p>
-    <w:p>
-      <w:r>
-        <w:rPr>
-          <w:sz w:val="21"/>
-        </w:rPr>
-        <w:t>若人沉迷于自我折磨的苦行，就无法培育深厚的定力。没有深厚的定力就无法如实地了知诸法，因此无法彻悟四圣谛。</w:t>
+        </w:rPr>
+        <w:t>起手问题（三选一或依次使用）</w:t>
       </w:r>
     </w:p>
     <w:p>
       <w:pPr>
-        <w:spacing w:before="120" w:after="80"/>
+        <w:pStyle w:val="ListNumber"/>
       </w:pPr>
       <w:r>
         <w:rPr>
-          <w:rFonts w:ascii="Microsoft YaHei" w:hAnsi="Microsoft YaHei" w:eastAsia="Microsoft YaHei"/>
+          <w:b w:val="0"/>
+        </w:rPr>
+        <w:t>刚才共读里，「两种极端」的描述中，哪一处最让你印象深刻？为什么？（问这个是因为它安全、具体，只要求回应文本画面，适合第一轮破冰。）</w:t>
+      </w:r>
+    </w:p>
+    <w:p>
+      <w:pPr>
+        <w:pStyle w:val="ListNumber"/>
+      </w:pPr>
+      <w:r>
+        <w:rPr>
+          <w:b w:val="0"/>
+        </w:rPr>
+        <w:t>回想你自己的一次经验：什么时候你觉得自己「太松了」（放任、拖延、无节制）？什么时候觉得「太紧了」（苛求、硬撑、自我压榨）？当时身体和心情是什么样的？（问这个是因为它把经文两极翻译成身体与情绪语言，为后面讨论提供素材；自愿程度最高，说「过」完全没问题。）</w:t>
+      </w:r>
+    </w:p>
+    <w:p>
+      <w:pPr>
+        <w:pStyle w:val="ListNumber"/>
+      </w:pPr>
+      <w:r>
+        <w:rPr>
+          <w:b w:val="0"/>
+        </w:rPr>
+        <w:t>听到「中道」两个字时，你最初联想到的是什么？（不追求正确答案，我们想收集第一印象。）（问这个是因为它不预设任何背景，最轻；也让你看清成员带着哪些先入印象来，便于讨论环节校准。）</w:t>
+      </w:r>
+    </w:p>
+    <w:p>
+      <w:pPr>
+        <w:pStyle w:val="ListNumber"/>
+      </w:pPr>
+      <w:r>
+        <w:rPr>
+          <w:b w:val="0"/>
+        </w:rPr>
+        <w:t>（备用，若前3问已覆盖）共读里哪一段你「读不太懂但很好奇」？（直接收集疑问而非答案——把成员的疑问念出来记在白板「问题角」，并说明「这些问题正是未来七周的路标」。它把「不懂」正常化，也自然预告了系列结构；对第一聚的成员特别友好，因为没有人会因为「看不懂」而尴尬。）</w:t>
+      </w:r>
+    </w:p>
+    <w:p>
+      <w:pPr>
+        <w:ind w:left="170"/>
+        <w:pBdr>
+          <w:left w:val="single" w:sz="18" w:space="4" w:color="1E4620"/>
+        </w:pBdr>
+        <w:shd w:val="clear" w:fill="F2F5FA"/>
+      </w:pPr>
+      <w:r>
+        <w:rPr>
           <w:b/>
-          <w:color w:val="1E5631"/>
-          <w:sz w:val="25"/>
-        </w:rPr>
-        <w:t>①-4 中道：避免两极、引生彻见真知（照录）★核心</w:t>
-      </w:r>
-    </w:p>
-    <w:p>
-      <w:r>
-        <w:rPr>
-          <w:sz w:val="21"/>
-        </w:rPr>
-        <w:t>佛陀继续说道：</w:t>
-      </w:r>
-    </w:p>
-    <w:p>
-      <w:r>
-        <w:rPr>
-          <w:sz w:val="21"/>
-        </w:rPr>
-        <w:t>「借着避免这两种极端，如来实践中道。此中道引生彻见、引生真知，通向寂静、胜智、正觉、涅盘。」</w:t>
-      </w:r>
-    </w:p>
-    <w:p>
-      <w:r>
-        <w:rPr>
-          <w:sz w:val="21"/>
-        </w:rPr>
-        <w:t>称为「中道」的理由是它避免了上述那两种极端。</w:t>
+        </w:rPr>
+        <w:t>计时与流程建议</w:t>
       </w:r>
     </w:p>
     <w:p>
       <w:pPr>
-        <w:spacing w:before="40" w:after="80"/>
-        <w:ind w:left="283"/>
-        <w:shd w:val="clear" w:color="auto" w:fill="EDF6EF"/>
+        <w:ind w:left="170"/>
         <w:pBdr>
-          <w:left w:val="single" w:sz="20" w:space="6" w:color="1E5631"/>
+          <w:left w:val="single" w:sz="18" w:space="4" w:color="1E4620"/>
         </w:pBdr>
+        <w:shd w:val="clear" w:fill="F2F5FA"/>
       </w:pPr>
       <w:r>
         <w:rPr>
+          <w:b w:val="0"/>
+        </w:rPr>
+        <w:t>- 25分钟的常见切法：规则宣读约2分钟＋起手问题约1分钟＋每人90秒（按10人计约15分钟）＋机动收束约7分钟；</w:t>
+      </w:r>
+    </w:p>
+    <w:p>
+      <w:pPr>
+        <w:ind w:left="170"/>
+        <w:pBdr>
+          <w:left w:val="single" w:sz="18" w:space="4" w:color="1E4620"/>
+        </w:pBdr>
+        <w:shd w:val="clear" w:fill="F2F5FA"/>
+      </w:pPr>
+      <w:r>
+        <w:rPr>
+          <w:b w:val="0"/>
+        </w:rPr>
+        <w:t>- 人数超过10人时，提前说明「本轮压缩到每人75秒」，并请在场最守时的人自愿帮看时间；</w:t>
+      </w:r>
+    </w:p>
+    <w:p>
+      <w:pPr>
+        <w:ind w:left="170"/>
+        <w:pBdr>
+          <w:left w:val="single" w:sz="18" w:space="4" w:color="1E4620"/>
+        </w:pBdr>
+        <w:shd w:val="clear" w:fill="F2F5FA"/>
+      </w:pPr>
+      <w:r>
+        <w:rPr>
+          <w:b w:val="0"/>
+        </w:rPr>
+        <w:t>- 若有人明显超时，用「感谢你说的这点，我很想听后面的朋友也谈谈」自然收束，不生硬打断；</w:t>
+      </w:r>
+    </w:p>
+    <w:p>
+      <w:pPr>
+        <w:ind w:left="170"/>
+        <w:pBdr>
+          <w:left w:val="single" w:sz="18" w:space="4" w:color="1E4620"/>
+        </w:pBdr>
+        <w:shd w:val="clear" w:fill="F2F5FA"/>
+      </w:pPr>
+      <w:r>
+        <w:rPr>
+          <w:b w:val="0"/>
+        </w:rPr>
+        <w:t>- 全员分享完毕仍有富余时，可开自愿的第二轮：「有没有谁听完大家的话，想补充一两句？」</w:t>
+      </w:r>
+    </w:p>
+    <w:p>
+      <w:pPr>
+        <w:ind w:left="170"/>
+        <w:pBdr>
+          <w:left w:val="single" w:sz="18" w:space="4" w:color="1E4620"/>
+        </w:pBdr>
+        <w:shd w:val="clear" w:fill="F2F5FA"/>
+      </w:pPr>
+      <w:r>
+        <w:rPr>
+          <w:b w:val="0"/>
+        </w:rPr>
+        <w:t>1. 复述关键词：成员说完后用五到十个字复述其核心（「你说的是那种『停不下来』的感觉」），让对方知道被听见；</w:t>
+      </w:r>
+    </w:p>
+    <w:p>
+      <w:pPr>
+        <w:ind w:left="170"/>
+        <w:pBdr>
+          <w:left w:val="single" w:sz="18" w:space="4" w:color="1E4620"/>
+        </w:pBdr>
+        <w:shd w:val="clear" w:fill="F2F5FA"/>
+      </w:pPr>
+      <w:r>
+        <w:rPr>
+          <w:b w:val="0"/>
+        </w:rPr>
+        <w:t>2. 白板记录：把可讨论的「现象」记到白板或纸上（只记现象词，不记人名），供主题讨论环节使用；</w:t>
+      </w:r>
+    </w:p>
+    <w:p>
+      <w:r>
+        <w:rPr>
           <w:b/>
-          <w:sz w:val="20"/>
-        </w:rPr>
-        <w:t>【本周朗读段 · 结束】</w:t>
-      </w:r>
-      <w:r>
-        <w:rPr>
-          <w:sz w:val="20"/>
-        </w:rPr>
-        <w:t>（以下为默读／选读／延伸内容，时间富余时再读）</w:t>
-      </w:r>
-    </w:p>
-    <w:p>
-      <w:r>
-        <w:rPr>
-          <w:sz w:val="21"/>
-        </w:rPr>
-        <w:t>这里所谓的「彻见」（cakkhu眼）是指透视四圣谛的慧眼；「真知」（bana智）是指了悟四圣谛的智慧；「寂静」（upasama）是指一切烦恼灭尽无余；「胜智」（abhibba）是指了悟四圣谛的智慧；「正觉」（sambodha）是指了知四圣谛的圣道智。「涅盘」（Nibbana）是生死轮回的结束，是永远的解脱，是究竟之乐。</w:t>
+          <w:color w:val="1E4620"/>
+          <w:sz w:val="26"/>
+        </w:rPr>
+        <w:t>🎯 主题讨论（35 min）</w:t>
+      </w:r>
+    </w:p>
+    <w:p>
+      <w:r>
+        <w:rPr>
+          <w:b/>
+        </w:rPr>
+        <w:t>问题一：两种极端的共同病根是什么？</w:t>
       </w:r>
     </w:p>
     <w:p>
       <w:pPr>
-        <w:spacing w:before="120" w:after="80"/>
+        <w:ind w:left="170"/>
+        <w:pBdr>
+          <w:left w:val="single" w:sz="18" w:space="4" w:color="1E4620"/>
+        </w:pBdr>
+        <w:shd w:val="clear" w:fill="F2F5FA"/>
       </w:pPr>
       <w:r>
         <w:rPr>
-          <w:rFonts w:ascii="Microsoft YaHei" w:hAnsi="Microsoft YaHei" w:eastAsia="Microsoft YaHei"/>
+          <w:b w:val="0"/>
+        </w:rPr>
+        <w:t>本问目的：让成员学会「从原文找答案」，把第一轮的生活印象挂回经文；这是三问中最安全的一问，适合先做。</w:t>
+      </w:r>
+    </w:p>
+    <w:p>
+      <w:pPr>
+        <w:ind w:left="170"/>
+        <w:pBdr>
+          <w:left w:val="single" w:sz="18" w:space="4" w:color="1E4620"/>
+        </w:pBdr>
+        <w:shd w:val="clear" w:fill="F2F5FA"/>
+      </w:pPr>
+      <w:r>
+        <w:rPr>
+          <w:b w:val="0"/>
+        </w:rPr>
+        <w:t>引导路径：请成员回到原文找答案——「若人沉迷于感官享乐，他对欲乐的执着会日渐增强……无法证悟涅盘或达到其它禅修成果」「若人沉迷于自我折磨的苦行，就无法培育深厚的定力。没有深厚的定力就无法如实地了知诸法，因此无法彻悟四圣谛」。</w:t>
+      </w:r>
+    </w:p>
+    <w:p>
+      <w:pPr>
+        <w:ind w:left="170"/>
+        <w:pBdr>
+          <w:left w:val="single" w:sz="18" w:space="4" w:color="1E4620"/>
+        </w:pBdr>
+        <w:shd w:val="clear" w:fill="F2F5FA"/>
+      </w:pPr>
+      <w:r>
+        <w:rPr>
+          <w:b w:val="0"/>
+        </w:rPr>
+        <w:t>提示：两极的共同点不是「快乐太多」或「苦太多」，而是都无法生起「如实了知」所需的定力与观照——一个被贪拉走，一个被苦压垮。可追问：佛陀为什么亲自把两极都走了一遍再宣说？这对「佛陀只是讲道理」的印象有什么触动？</w:t>
+      </w:r>
+    </w:p>
+    <w:p>
+      <w:r>
+        <w:rPr>
           <w:b/>
-          <w:color w:val="1E5631"/>
-          <w:sz w:val="25"/>
-        </w:rPr>
-        <w:t>①-5 《轭孔经》：四圣谛的重要性（照录）</w:t>
-      </w:r>
-    </w:p>
-    <w:p>
-      <w:r>
-        <w:rPr>
-          <w:sz w:val="21"/>
-        </w:rPr>
-        <w:t>在此我想引述经上的话来说明四圣谛的重要性。在《相应部．大品．谛相应．轭孔经》（Samyutta Nikaya, Mahavagga, Sacca Samyutta, Chiggalayuga Sutta）中佛陀说：</w:t>
-      </w:r>
-    </w:p>
-    <w:p>
-      <w:r>
-        <w:rPr>
-          <w:sz w:val="21"/>
-        </w:rPr>
-        <w:t>「诸比库，假设有人将中间有一个洞的轭丢入大海，而在大海中有一只瞎眼的海龟，每隔一百年才浮出海面一次。你们认为如何，诸比库？那只每隔一百年才浮出海面一次的瞎眼海龟会不会将头伸入那块轭中间的洞呢？」</w:t>
-      </w:r>
-    </w:p>
-    <w:p>
-      <w:r>
-        <w:rPr>
-          <w:sz w:val="21"/>
-        </w:rPr>
-        <w:t>「世尊，如果那只海龟要如此做到的话，那必然要经过很长久的时间才可能办到。」</w:t>
-      </w:r>
-    </w:p>
-    <w:p>
-      <w:r>
-        <w:rPr>
-          <w:sz w:val="21"/>
-        </w:rPr>
-        <w:t>「那只每隔一百年才浮出海面一次的瞎眼海龟将头伸入那块轭中间的洞所需要的时间比愚痴者堕入地狱之后要再投生到人间所需要的时间更短。什么缘故呢？诸比库，因为愚痴者的行为没有受到佛法引导，没有正当的行为，没有善行，没有德行，而是造了许多互相毁灭及毁灭弱者的业。为什么会如此呢？诸比库，因为他们没有见到四圣谛。何谓四圣谛呢？即苦圣谛、苦集圣谛、苦灭圣谛与导致苦灭的道圣谛。</w:t>
-      </w:r>
-    </w:p>
-    <w:p>
-      <w:r>
-        <w:rPr>
-          <w:sz w:val="21"/>
-        </w:rPr>
-        <w:t>因此，诸比库，应当精勤于了知『这是苦』；应当精勤于了知『这是苦的原因』；应当精勤于了知『这是苦的息灭』；应当精勤于了知『这是导致苦灭之道』。」</w:t>
-      </w:r>
-    </w:p>
-    <w:p>
-      <w:r>
-        <w:rPr>
-          <w:sz w:val="21"/>
-        </w:rPr>
-        <w:t>由此可知，若想避免堕入恶道，就必须了知四圣谛。中道是了知四圣谛与获得证悟涅盘的彻见、真知、正觉的唯一道路。</w:t>
+        </w:rPr>
+        <w:t>问题二：「中道」为什么不是折中主义？</w:t>
       </w:r>
     </w:p>
     <w:p>
       <w:pPr>
-        <w:spacing w:before="120" w:after="80"/>
+        <w:ind w:left="170"/>
+        <w:pBdr>
+          <w:left w:val="single" w:sz="18" w:space="4" w:color="1E4620"/>
+        </w:pBdr>
+        <w:shd w:val="clear" w:fill="F2F5FA"/>
       </w:pPr>
       <w:r>
         <w:rPr>
-          <w:rFonts w:ascii="Microsoft YaHei" w:hAnsi="Microsoft YaHei" w:eastAsia="Microsoft YaHei"/>
+          <w:b w:val="0"/>
+        </w:rPr>
+        <w:t>本问目的：处理本周最容易发生的误解——把中道听成「中间值/和稀泥/冷漠无所谓」；用经文定义三特征把「道路」与「中间点」区分开。</w:t>
+      </w:r>
+    </w:p>
+    <w:p>
+      <w:pPr>
+        <w:ind w:left="170"/>
+        <w:pBdr>
+          <w:left w:val="single" w:sz="18" w:space="4" w:color="1E4620"/>
+        </w:pBdr>
+        <w:shd w:val="clear" w:fill="F2F5FA"/>
+      </w:pPr>
+      <w:r>
+        <w:rPr>
+          <w:b w:val="0"/>
+        </w:rPr>
+        <w:t>引导路径：请成员对照①-4 原文：中道的定义性特征有三——「避免两种极端」「引生彻见、引生真知」「通向寂静、胜智、正觉、涅盘」。折中主义是「在两极之间取平均值」；中道不是第三种「数量上的中间值」，而是一条完全不同维度的道路——它有明确的方向（彻见真知）、明确的构成（八支圣道）、明确的目的地（寂静、正觉）。</w:t>
+      </w:r>
+    </w:p>
+    <w:p>
+      <w:pPr>
+        <w:ind w:left="170"/>
+        <w:pBdr>
+          <w:left w:val="single" w:sz="18" w:space="4" w:color="1E4620"/>
+        </w:pBdr>
+        <w:shd w:val="clear" w:fill="F2F5FA"/>
+      </w:pPr>
+      <w:r>
+        <w:rPr>
+          <w:b w:val="0"/>
+        </w:rPr>
+        <w:t>提示：若成员提出「那躺平是不是中道」「差不多就行是不是中道」，不必否定，先肯定其思考，再引回定义三特征逐一对照：「躺平」避开了苦行极却没有引生彻见的方向；中道是「避免两极＋生起智慧」的完整道路。注意：讨论对事不对人，不评价任何成员的现状。</w:t>
+      </w:r>
+    </w:p>
+    <w:p>
+      <w:r>
+        <w:rPr>
           <w:b/>
-          <w:color w:val="1E5631"/>
-          <w:sz w:val="25"/>
-        </w:rPr>
-        <w:t>①-6 中道即八圣道分：八支逐释（照录）★核心</w:t>
-      </w:r>
-    </w:p>
-    <w:p>
-      <w:r>
-        <w:rPr>
-          <w:sz w:val="21"/>
-        </w:rPr>
-        <w:t>《转法轮经》中继续说道：</w:t>
-      </w:r>
-    </w:p>
-    <w:p>
-      <w:r>
-        <w:rPr>
-          <w:sz w:val="21"/>
-        </w:rPr>
-        <w:t>「诸比库，那引生彻见、引生真知，通向寂静、胜智、正觉、涅盘的中道是什么呢？</w:t>
-      </w:r>
-    </w:p>
-    <w:p>
-      <w:r>
-        <w:rPr>
-          <w:sz w:val="21"/>
-        </w:rPr>
-        <w:t>那就是八圣道分，即正见、正思惟、正语、正业、正命、正精进、正念、正定。诸比库，这就是引生彻见、引生真知，通向寂静、胜智、正觉、涅盘的中道。」</w:t>
-      </w:r>
-    </w:p>
-    <w:p>
-      <w:r>
-        <w:rPr>
-          <w:sz w:val="21"/>
-        </w:rPr>
-        <w:t>在此我要加以解释。什么是「正见」（samma-ditthi）呢？在《大念处经》中，佛陀解释正见的四个层面如下：‘dukkhe banam, dukkhasamudaye banam, dukkhanirodhe banam, dukkhanirodhagamini- patipadaya banam’──「了知苦谛的智慧、了知集谛的智慧、了知灭谛的智慧、了知道谛的智慧」──这四种智慧称为正见。</w:t>
-      </w:r>
-    </w:p>
-    <w:p>
-      <w:r>
-        <w:rPr>
-          <w:sz w:val="21"/>
-        </w:rPr>
-        <w:t>什么是「正思惟」（samma-savkappa）呢？将心投入苦谛、将心投入集谛、将心投入灭谛、将心投入道谛。这四种将心投入的法称为正思惟。由于禅那法也包含于苦谛中，因此将心投入禅那目标与禅那法也是正思惟。</w:t>
-      </w:r>
-    </w:p>
-    <w:p>
-      <w:r>
-        <w:rPr>
-          <w:sz w:val="21"/>
-        </w:rPr>
-        <w:t>因此正见与正思惟经常相伴存在。它们生起于同一个心识刹那中。</w:t>
-      </w:r>
-    </w:p>
-    <w:p>
-      <w:r>
-        <w:rPr>
-          <w:sz w:val="21"/>
-        </w:rPr>
-        <w:t>「正语」（samma-vaca）、「正业」（samma- kammanta）与「正命」（samma-ajiva）属于戒学，即戒行的训练。</w:t>
-      </w:r>
-    </w:p>
-    <w:p>
-      <w:r>
-        <w:rPr>
-          <w:sz w:val="21"/>
-        </w:rPr>
-        <w:t>什么是「正精进」（samma-vayama）呢？修行止禅时，为了完全专注于止禅目标而付出的努力称为正精进。修行观禅时，为了彻知苦谛、集谛、灭谛与道谛而付出的努力称为正精进。</w:t>
-      </w:r>
-    </w:p>
-    <w:p>
-      <w:r>
-        <w:rPr>
-          <w:sz w:val="21"/>
-        </w:rPr>
-        <w:t>什么是「正念」（samma-sati）呢？对苦谛的忆念不忘、对集谛的忆念不忘、对灭谛的忆念不忘及对道谛的忆念不忘。这四种忆念不忘称为正念。</w:t>
-      </w:r>
-    </w:p>
-    <w:p>
-      <w:r>
-        <w:rPr>
-          <w:sz w:val="21"/>
-        </w:rPr>
-        <w:t>什么是「正定」（samma-samadhi）呢？在止禅中，八定称为正定。八定即：初禅、第二禅、第三禅、第四禅、空无边处定、识无边处定、无所有处定及非想非非想处定。在观禅中，专注于行法的无常、苦、无我三相称为正定。此正定通常与正见相伴存在，生起于同一个心识刹那中。这是世间的正定。出世间的正定则以涅盘为目标（所缘），与圣道智同时生起。</w:t>
+        </w:rPr>
+        <w:t>问题三：为什么说本周是「总纲」周？——从三十七菩提分看八道支的位置</w:t>
       </w:r>
     </w:p>
     <w:p>
       <w:pPr>
-        <w:spacing w:before="120" w:after="80"/>
+        <w:ind w:left="170"/>
+        <w:pBdr>
+          <w:left w:val="single" w:sz="18" w:space="4" w:color="1E4620"/>
+        </w:pBdr>
+        <w:shd w:val="clear" w:fill="F2F5FA"/>
       </w:pPr>
       <w:r>
         <w:rPr>
-          <w:rFonts w:ascii="Microsoft YaHei" w:hAnsi="Microsoft YaHei" w:eastAsia="Microsoft YaHei"/>
+          <w:b w:val="0"/>
+        </w:rPr>
+        <w:t>本问目的：让成员带着「地图」离开——看清八道支在三十七菩提分七组中的位置，理解本系列八周「逐支展开」的结构安排，同时呼应材料②与第8周复用关系。</w:t>
+      </w:r>
+    </w:p>
+    <w:p>
+      <w:pPr>
+        <w:ind w:left="170"/>
+        <w:pBdr>
+          <w:left w:val="single" w:sz="18" w:space="4" w:color="1E4620"/>
+        </w:pBdr>
+        <w:shd w:val="clear" w:fill="F2F5FA"/>
+      </w:pPr>
+      <w:r>
+        <w:rPr>
+          <w:b w:val="0"/>
+        </w:rPr>
+        <w:t>引导路径：重读②-1：三十七菩提分七组（四念处、四正勤、四种成就之基因、五根、五力、七觉支、八道支），菩提分「是菩提（觉悟）的一部份」「作为道智的近因、资粮及亲依止」。八道支是第七组，也是本系列八周逐支展开的主线。</w:t>
+      </w:r>
+    </w:p>
+    <w:p>
+      <w:pPr>
+        <w:ind w:left="170"/>
+        <w:pBdr>
+          <w:left w:val="single" w:sz="18" w:space="4" w:color="1E4620"/>
+        </w:pBdr>
+        <w:shd w:val="clear" w:fill="F2F5FA"/>
+      </w:pPr>
+      <w:r>
+        <w:rPr>
+          <w:b w:val="0"/>
+        </w:rPr>
+        <w:t>提示：引导成员看结构——①-6 与①-10 已显示八支内部的层次：正语、正业、正命属戒学；正精进、正念、正定属定学一系；正见、正思惟属慧（②文件提取未及三蕴归属段，以材料①「『正语』『正业』与『正命』属于戒学」句为准）。请成员预想：八周之后，你最想先弄清哪一支？（此答案不作承诺，仅用于收尾预告呼应。）</w:t>
+      </w:r>
+    </w:p>
+    <w:p>
+      <w:r>
+        <w:rPr>
           <w:b/>
-          <w:color w:val="1E5631"/>
-          <w:sz w:val="25"/>
-        </w:rPr>
-        <w:t>①-7 苦圣谛（照录）◈扩展</w:t>
-      </w:r>
-    </w:p>
-    <w:p>
-      <w:r>
-        <w:rPr>
-          <w:sz w:val="21"/>
-        </w:rPr>
-        <w:t>佛陀继续说道：</w:t>
-      </w:r>
-    </w:p>
-    <w:p>
-      <w:r>
-        <w:rPr>
-          <w:sz w:val="21"/>
-        </w:rPr>
-        <w:t>「诸比库，这是苦圣谛：</w:t>
-      </w:r>
-    </w:p>
-    <w:p>
-      <w:r>
-        <w:rPr>
-          <w:sz w:val="21"/>
-        </w:rPr>
-        <w:t>生是苦、老是苦、病是苦、死是苦、怨憎会是苦、爱别离是苦、求不得也是苦。简单地说：五取蕴是苦。」</w:t>
-      </w:r>
-    </w:p>
-    <w:p>
-      <w:r>
-        <w:rPr>
-          <w:sz w:val="21"/>
-        </w:rPr>
-        <w:t>生、老、病、死依据世俗谛（sammuti sacca）与究竟谛（paramattha sacca）而言都是苦。所有的究竟名色法都有生（jati）、住（jara；老）、灭（marana；死）这三时。佛陀在《大念处经》中如此解释生、老、死：</w:t>
-      </w:r>
-    </w:p>
-    <w:p>
-      <w:r>
-        <w:rPr>
-          <w:sz w:val="21"/>
-        </w:rPr>
-        <w:t>「诸比库，什么是生呢？无论是任何众生，在任何众生的群体，都有诞生、产生、出现、生起、诸蕴的显现、诸处的获得，诸比库，那称为生。</w:t>
-      </w:r>
-    </w:p>
-    <w:p>
-      <w:r>
-        <w:rPr>
-          <w:sz w:val="21"/>
-        </w:rPr>
-        <w:t>诸比库，什么是老呢？无论是任何众生，在任何众生的群体，都有衰老、老朽、牙齿损坏、头发苍白、皮肤变皱、寿命损减、诸根老熟，诸比库，那称为老。</w:t>
-      </w:r>
-    </w:p>
-    <w:p>
-      <w:r>
-        <w:rPr>
-          <w:sz w:val="21"/>
-        </w:rPr>
-        <w:t>诸比库，什么是死呢？无论是任何众生，在任何众生的群体，都有死亡、逝世、解体、消失、命终、诸蕴的分离、身体的舍弃、命根的毁坏，诸比库，那称为死。」</w:t>
-      </w:r>
-    </w:p>
-    <w:p>
-      <w:r>
-        <w:rPr>
-          <w:sz w:val="21"/>
-        </w:rPr>
-        <w:t>怨憎会、爱别离、求不得称为有贪之苦（saragadukkha），意思是因为执着而产生的苦。佛陀在《大念处经》中如此解释：</w:t>
-      </w:r>
-    </w:p>
-    <w:p>
-      <w:r>
-        <w:rPr>
-          <w:sz w:val="21"/>
-        </w:rPr>
-        <w:t>「诸比库，什么是怨憎会苦呢？在这里，任何人有了不想要的、讨厌的、不愉快的色尘、声尘、香尘、味尘、触尘或法尘，或者任何人遭遇到心怀恶意者、心怀伤害意者、心怀扰乱意者、心怀危害意者，与这些人会合、交往、联络、结合，诸比库，那称为怨憎会苦。</w:t>
-      </w:r>
-    </w:p>
-    <w:p>
-      <w:r>
-        <w:rPr>
-          <w:sz w:val="21"/>
-        </w:rPr>
-        <w:t>诸比库，什么是爱别离苦呢？在这里，任何人有想要的、喜爱的、愉快的色尘、声尘、香尘、味尘、触尘或法尘，或者任何人遇到心怀善意者、心怀好意者、心怀安慰意者、心怀安稳意者、母亲、父亲、兄弟、姊妹、朋友、同事或血亲，然后丧失了与这些人的会合、交往、联络、结合，诸比库，那称为爱别离苦。</w:t>
-      </w:r>
-    </w:p>
-    <w:p>
-      <w:r>
-        <w:rPr>
-          <w:sz w:val="21"/>
-        </w:rPr>
-        <w:t>诸比库，什么是求不得苦呢？诸比库，会遭受生的众生内心生起这样的愿望：『希望我不要遭受生，希望我不要投生！』然而此事无法借着愿望而达成，这就是求不得苦。</w:t>
-      </w:r>
-    </w:p>
-    <w:p>
-      <w:r>
-        <w:rPr>
-          <w:sz w:val="21"/>
-        </w:rPr>
-        <w:t>诸比库，会遭受老的众生内心生起这样的愿望：『希望我不要遭受老，希望我不要变老！』然而此事无法借着愿望而达成，这就是求不得苦。</w:t>
-      </w:r>
-    </w:p>
-    <w:p>
-      <w:r>
-        <w:rPr>
-          <w:sz w:val="21"/>
-        </w:rPr>
-        <w:t>诸比库，会遭受病的众生内心生起这样的愿望：『希望我不要遭受病，希望我不要生病！』然而此事无法借着愿望而达成，这就是求不得苦。</w:t>
-      </w:r>
-    </w:p>
-    <w:p>
-      <w:r>
-        <w:rPr>
-          <w:sz w:val="21"/>
-        </w:rPr>
-        <w:t>诸比库，会遭受死的众生内心生起这样的愿望：『希望我不要遭受死，希望我不要死亡！』然而此事无法借着愿望而达成，这就是求不得苦。</w:t>
-      </w:r>
-    </w:p>
-    <w:p>
-      <w:r>
-        <w:rPr>
-          <w:sz w:val="21"/>
-        </w:rPr>
-        <w:t>诸比库，会遭受愁、悲、苦、忧、恼的众生内心生起这样的愿望：『希望我不要遭受愁、悲、苦、忧、恼，希望我没有愁、悲、苦、忧、恼！』然而此事无法借着愿望而达成，这就是求不得苦。」</w:t>
-      </w:r>
-    </w:p>
-    <w:p>
-      <w:r>
-        <w:rPr>
-          <w:sz w:val="21"/>
-        </w:rPr>
-        <w:t>除了这几种苦之外，在某些经中佛陀还提到另外五种苦，即愁、悲、苦、忧、恼。佛陀在《大念处经》中如此解释：</w:t>
-      </w:r>
-    </w:p>
-    <w:p>
-      <w:r>
-        <w:rPr>
-          <w:sz w:val="21"/>
-        </w:rPr>
-        <w:t>「诸比库，什么是愁呢？任何时候，由于任何的不幸，任何人遭遇到令人苦恼的法而有忧愁、悲伤、苦恼、内在的哀伤、内在的悲痛，诸比库，那称为愁。</w:t>
-      </w:r>
-    </w:p>
-    <w:p>
-      <w:r>
-        <w:rPr>
-          <w:sz w:val="21"/>
-        </w:rPr>
-        <w:t>诸比库，什么是悲呢？任何时候，由于任何的不幸，任何人遭遇到令人苦恼的法而有痛哭、悲泣、大声悲叹、高声哀呼，诸比库，那称为悲。</w:t>
-      </w:r>
-    </w:p>
-    <w:p>
-      <w:r>
-        <w:rPr>
-          <w:sz w:val="21"/>
-        </w:rPr>
-        <w:t>诸比库，什么是苦呢？任何身体的痛苦感受、身体的不愉快感受或由于身体接触而产生的痛苦或不愉快感受，诸比库，那称为苦。</w:t>
-      </w:r>
-    </w:p>
-    <w:p>
-      <w:r>
-        <w:rPr>
-          <w:sz w:val="21"/>
-        </w:rPr>
-        <w:t>诸比库，什么是忧呢？任何心理的痛苦感受、心理的不愉快感受或由于心理接触而产生的痛苦或不愉快感受，诸比库，那称为忧。</w:t>
-      </w:r>
-    </w:p>
-    <w:p>
-      <w:r>
-        <w:rPr>
-          <w:sz w:val="21"/>
-        </w:rPr>
-        <w:t>诸比库，什么是恼呢？任何时候，由于任何的不幸，任何人遭遇到令人苦恼的法而有忧恼、大忧恼，以及由于忧恼、大忧恼而感受到的苦痛，诸比库，那称为恼。」</w:t>
-      </w:r>
-    </w:p>
-    <w:p>
-      <w:r>
-        <w:rPr>
-          <w:sz w:val="21"/>
-        </w:rPr>
-        <w:t>然后佛陀以概括的方式如此解释苦谛：「简单地说，五取蕴是苦。」五取蕴都是观智的目标。</w:t>
-      </w:r>
-    </w:p>
-    <w:p>
-      <w:r>
-        <w:rPr>
-          <w:sz w:val="21"/>
-        </w:rPr>
-        <w:t>什么是五取蕴呢？即色取蕴、受取蕴、想取蕴、行取蕴及识取蕴。什么是色取蕴呢？在《蕴品相应．蕴经》（Khandha Sutta, Khandha Vagga Samyutta, S22, 48）中，佛陀开示说：</w:t>
-      </w:r>
-    </w:p>
-    <w:p>
-      <w:r>
-        <w:rPr>
-          <w:sz w:val="21"/>
-        </w:rPr>
-        <w:t>‘Yam kibci rupam atitanagatapaccuppannam ajjhattam va bahiddha va olarikam va sukhumam va hinam va panitam va yam dure santike va sasavam upadaniyam ayam vuccati rupupadanak- khandho.’</w:t>
-      </w:r>
-    </w:p>
-    <w:p>
-      <w:r>
-        <w:rPr>
-          <w:sz w:val="21"/>
-        </w:rPr>
-        <w:t>意即：</w:t>
-      </w:r>
-    </w:p>
-    <w:p>
-      <w:r>
-        <w:rPr>
-          <w:sz w:val="21"/>
-        </w:rPr>
-        <w:t>「无论是过去的、未来的或现在的、内在的或外在的、粗的或细的、低劣的或高尚的、远的或近的，只要是会成为烦恼与执取之目标的色法都称为色取蕴。」</w:t>
-      </w:r>
-    </w:p>
-    <w:p>
-      <w:r>
-        <w:rPr>
-          <w:sz w:val="21"/>
-        </w:rPr>
-        <w:t>佛陀以同样的方式解释受取蕴、想取蕴、行取蕴及识取蕴。因此大家应当了解，不只是现在的五取蕴是苦谛法而已，过去的、未来的、内在的、外在的、粗的、细的、低劣的、高尚的、远的与近的五取蕴也都是苦谛法。</w:t>
-      </w:r>
-    </w:p>
-    <w:p>
-      <w:r>
-        <w:rPr>
-          <w:sz w:val="21"/>
-        </w:rPr>
-        <w:t>为什么这些五蕴是烦恼与执取的目标呢？众生的身心是由五蕴所构成的。由于无明、爱欲与邪见的缘故，他们将这些五蕴认定为「我」、「我的」或「我的自我」。因此，对尚未如实地照见诸法的凡夫而言，这些五蕴都是烦恼与执取的目标。事实上，除了出世间名法以外，其余的蕴都是取蕴。</w:t>
-      </w:r>
-    </w:p>
-    <w:p>
-      <w:r>
-        <w:rPr>
-          <w:sz w:val="21"/>
-        </w:rPr>
-        <w:t>不了知四圣谛就无法证悟涅盘，而苦谛正是四圣谛当中的一项，它包括上述的十一种五取蕴。如果想要证悟涅盘、解脱生死轮回，就必须了知这些五取蕴。</w:t>
+        </w:rPr>
+        <w:t>备用追问（讨论冷场或过热时使用）</w:t>
       </w:r>
     </w:p>
     <w:p>
       <w:pPr>
-        <w:spacing w:before="120" w:after="80"/>
+        <w:pStyle w:val="ListBullet"/>
       </w:pPr>
       <w:r>
         <w:rPr>
-          <w:rFonts w:ascii="Microsoft YaHei" w:hAnsi="Microsoft YaHei" w:eastAsia="Microsoft YaHei"/>
+          <w:b w:val="0"/>
+        </w:rPr>
+        <w:t>冷场时：请成员用一句话向一位完全没接触过佛教的朋友解释「中道不是折中」，你会怎么说？</w:t>
+      </w:r>
+    </w:p>
+    <w:p>
+      <w:pPr>
+        <w:pStyle w:val="ListBullet"/>
+      </w:pPr>
+      <w:r>
+        <w:rPr>
+          <w:b w:val="0"/>
+        </w:rPr>
+        <w:t>冷场时（第二选择）：请任一位成员从白板左栏（极·松）挑一个词，问「佛陀会怎么看这件事」——把抽象讨论变成具体小事的对照。</w:t>
+      </w:r>
+    </w:p>
+    <w:p>
+      <w:pPr>
+        <w:pStyle w:val="ListBullet"/>
+      </w:pPr>
+      <w:r>
+        <w:rPr>
+          <w:b w:val="0"/>
+        </w:rPr>
+        <w:t>过热时（争论出现）：回到原文共读一句「借着避免这两种极端，如来实践中道」，请大家先静坐三次呼吸再继续。</w:t>
+      </w:r>
+    </w:p>
+    <w:p>
+      <w:r>
+        <w:rPr>
           <w:b/>
-          <w:color w:val="1E5631"/>
-          <w:sz w:val="25"/>
-        </w:rPr>
-        <w:t>①-8 苦集圣谛（照录）◈扩展</w:t>
-      </w:r>
-    </w:p>
-    <w:p>
-      <w:r>
-        <w:rPr>
-          <w:sz w:val="21"/>
-        </w:rPr>
-        <w:t>经文接着解释第二项圣谛如下：</w:t>
-      </w:r>
-    </w:p>
-    <w:p>
-      <w:r>
-        <w:rPr>
-          <w:sz w:val="21"/>
-        </w:rPr>
-        <w:t>「诸比库，这是苦集圣谛：</w:t>
-      </w:r>
-    </w:p>
-    <w:p>
-      <w:r>
-        <w:rPr>
-          <w:sz w:val="21"/>
-        </w:rPr>
-        <w:t>造成投生的是爱欲，它伴随着喜与贪同时生起，四处追求爱乐，也就是欲爱、有爱及非有爱。诸比库，这就是苦集圣谛。」</w:t>
-      </w:r>
-    </w:p>
-    <w:p>
-      <w:r>
-        <w:rPr>
-          <w:sz w:val="21"/>
-        </w:rPr>
-        <w:t>在本经中佛陀教导说爱欲是集谛。然而在《因缘品相应》（Nidana Vagga Samyutta）中，佛陀教导说缘起法也是集谛，因此无明（avijja）、爱（tanha）、取（upadana）、行（savkhara）与业（kamma）都是集谛。简单地说，一切不善业与能造成投生的善业都是集谛。</w:t>
-      </w:r>
-    </w:p>
-    <w:p>
-      <w:r>
-        <w:rPr>
-          <w:sz w:val="21"/>
-        </w:rPr>
-        <w:t>在《谛分别》（Sacca Vibhavga）中，佛陀以五种方式来解释集谛：</w:t>
-      </w:r>
-    </w:p>
-    <w:p>
-      <w:r>
-        <w:rPr>
-          <w:sz w:val="21"/>
-        </w:rPr>
-        <w:t>爱欲（tanha）是集谛；</w:t>
-      </w:r>
-    </w:p>
-    <w:p>
-      <w:r>
-        <w:rPr>
-          <w:sz w:val="21"/>
-        </w:rPr>
-        <w:t>十种烦恼（贪、瞋、痴、骄慢、邪见、疑、昏沉、掉举、无惭、无愧）是集谛；</w:t>
-      </w:r>
-    </w:p>
-    <w:p>
-      <w:r>
-        <w:rPr>
-          <w:sz w:val="21"/>
-        </w:rPr>
-        <w:t>一切不善法是集谛；</w:t>
-      </w:r>
-    </w:p>
-    <w:p>
-      <w:r>
-        <w:rPr>
-          <w:sz w:val="21"/>
-        </w:rPr>
-        <w:t>一切不善法及能造成投生的三善根（无贪、无瞋、无痴）是集谛；</w:t>
-      </w:r>
-    </w:p>
-    <w:p>
-      <w:r>
-        <w:rPr>
-          <w:sz w:val="21"/>
-        </w:rPr>
-        <w:t>一切不善法与能造成投生的善法或一切不善业力与能造成投生的善业力都是集谛。</w:t>
-      </w:r>
-    </w:p>
-    <w:p>
-      <w:r>
-        <w:rPr>
-          <w:sz w:val="21"/>
-        </w:rPr>
-        <w:t>既然一切不善业力与能造成投生的善业力都是集谛，那么为什么佛陀在本经中只说到爱欲是集谛呢？举例而言，只要一颗种子中还有黏性或潜能，处在适宜的环境时就还会生根发芽。同样地，只要业力还有爱欲伴随，它就还会结成果报；如果没有爱欲，业力就无法结成任何果报。这就是为何佛陀说爱欲是集谛的理由。</w:t>
-      </w:r>
-    </w:p>
-    <w:p>
-      <w:r>
-        <w:rPr>
-          <w:sz w:val="21"/>
-        </w:rPr>
-        <w:t>由于爱欲的缘故，众生「四处追求爱乐」。我想引述《阿沙卡本生经》（Assakajataka）的故事来说明众生如何四处追求爱乐。</w:t>
-      </w:r>
-    </w:p>
-    <w:p>
-      <w:r>
-        <w:rPr>
-          <w:sz w:val="21"/>
-        </w:rPr>
-        <w:t>（整理注记：fetch 返回此处注明「中间讲故事部分依您要求『无关章节不要涌入』，此处省略《阿沙卡本生经》全文，仅接集谛结尾与灭、道谛原文」——如实记为照录缺口。）</w:t>
-      </w:r>
-    </w:p>
-    <w:p>
-      <w:r>
-        <w:rPr>
-          <w:sz w:val="21"/>
-        </w:rPr>
-        <w:t>爱欲可分为三种，《清净道论》解释其含义如下：</w:t>
-      </w:r>
-    </w:p>
-    <w:p>
-      <w:r>
-        <w:rPr>
-          <w:sz w:val="21"/>
-        </w:rPr>
-        <w:t>欲爱（kama-tanha）：以欲望而贪爱享受色、声、香、味、触、法六尘[footnoteRef:3]。</w:t>
-      </w:r>
-    </w:p>
-    <w:p>
-      <w:r>
-        <w:rPr>
-          <w:sz w:val="21"/>
-        </w:rPr>
-        <w:t>有爱（bhava-tanha）：伴随着常见而贪爱六尘。常见（sassata-ditthi）认为六尘是灵魂，生生世世存在。</w:t>
-      </w:r>
-    </w:p>
-    <w:p>
-      <w:r>
-        <w:rPr>
-          <w:sz w:val="21"/>
-        </w:rPr>
-        <w:t>非有爱（vibhava-tanha）：伴随着断见而贪爱六尘。断见（uccheda-ditthi）认为六尘是灵魂，在人死亡之后即完全毁灭。</w:t>
-      </w:r>
-    </w:p>
-    <w:p>
-      <w:r>
-        <w:rPr>
-          <w:sz w:val="21"/>
-        </w:rPr>
-        <w:t>大家应当记住集谛是苦的因。在本经中佛陀如此教导：「简单地说，五取蕴是苦。」因此集谛是五取蕴生起的原因。大家应当记住这种因果关系。</w:t>
+        </w:rPr>
+        <w:t>主持流程、时间分配与追问库（手边参考，不读出）</w:t>
       </w:r>
     </w:p>
     <w:p>
       <w:pPr>
-        <w:spacing w:before="120" w:after="80"/>
+        <w:pStyle w:val="ListBullet"/>
       </w:pPr>
       <w:r>
         <w:rPr>
-          <w:rFonts w:ascii="Microsoft YaHei" w:hAnsi="Microsoft YaHei" w:eastAsia="Microsoft YaHei"/>
+          <w:b w:val="0"/>
+        </w:rPr>
+        <w:t>时间分配参考：35分钟 ≈ 问题一10分钟＋问题二12分钟＋问题三10分钟＋收束3分钟；问与问之间用一句话过渡，不复述上一问的全部结论。</w:t>
+      </w:r>
+    </w:p>
+    <w:p>
+      <w:pPr>
+        <w:pStyle w:val="ListBullet"/>
+      </w:pPr>
+      <w:r>
+        <w:rPr>
+          <w:b w:val="0"/>
+        </w:rPr>
+        <w:t>白板/纸面建议：左栏写「极·松」、右栏写「极·紧」、中间写「中道＝八支」。讨论中把第一轮记录的现象词归位——只写现象词，不写人名、不归因到任何在场者。</w:t>
+      </w:r>
+    </w:p>
+    <w:p>
+      <w:pPr>
+        <w:pStyle w:val="ListBullet"/>
+      </w:pPr>
+      <w:r>
+        <w:rPr>
+          <w:b w:val="0"/>
+        </w:rPr>
+        <w:t>问题一追问库：「两极给我们的东西完全相反——一个舒适、一个痛苦——为什么结局都写『没有利益』？」「有没有『看起来完全相反、其实卡在同一个地方』的现象例子？」（只谈现象，不指向在场任何人。）</w:t>
+      </w:r>
+    </w:p>
+    <w:p>
+      <w:pPr>
+        <w:pStyle w:val="ListBullet"/>
+      </w:pPr>
+      <w:r>
+        <w:rPr>
+          <w:b w:val="0"/>
+        </w:rPr>
+        <w:t>问题二追问库：「如果中道只是折中，它凭什么能『引生彻见、引生真知』？」「『一条道路』和『两个极端之间的中间点』，区别能不能在八支圣道这份清单上看出来？」</w:t>
+      </w:r>
+    </w:p>
+    <w:p>
+      <w:pPr>
+        <w:pStyle w:val="ListBullet"/>
+      </w:pPr>
+      <w:r>
+        <w:rPr>
+          <w:b w:val="0"/>
+        </w:rPr>
+        <w:t>问题三追问库：「三十七菩提分共七组，本系列主线只走第七组八道支——这像不像同一条路的不同画法？」「②-1 说菩提分是『道智的近因、资粮及亲依止』——用你自己的话说，『资粮』是什么？」</w:t>
+      </w:r>
+    </w:p>
+    <w:p>
+      <w:pPr>
+        <w:pStyle w:val="ListBullet"/>
+      </w:pPr>
+      <w:r>
+        <w:rPr>
+          <w:b w:val="0"/>
+        </w:rPr>
+        <w:t>备用问题四（若某问提前收束可顶上）：①-10 把八圣道分分成「世间的」与「出世间的」两种——观禅时五项圣道分同时存在、持戒时戒学三项独立具备、证悟涅盘时八项同时具足。请成员对照①-10原文说说：这种「分场景看八支」的读法，对我们理解「八支是一个整体」有什么帮助？（提示：它说明八支不是八堂独立的课，而是同一条路在修行不同阶段的显现；戒学三项在先、定慧五项随观禅展开、道智生起时八支具足——这正是本系列「先总纲后逐支」次第的依据。）</w:t>
+      </w:r>
+    </w:p>
+    <w:p>
+      <w:pPr>
+        <w:pStyle w:val="ListBullet"/>
+      </w:pPr>
+      <w:r>
+        <w:rPr>
+          <w:b w:val="0"/>
+        </w:rPr>
+        <w:t>备用问题五（收束备用，回到个人）：听完①-11「观照能知的观智也是无常、苦、无我」——连「正在修行的那个觉知」也要被观照——你对此第一反应是「不可思议」还是「有点被说服」？（不要求理解，只收集反应；若有人深究观禅技术细节，说明这是第7周正定与后续系列的领地，今晚记下问题即可。）</w:t>
+      </w:r>
+    </w:p>
+    <w:p>
+      <w:pPr>
+        <w:pStyle w:val="ListBullet"/>
+      </w:pPr>
+      <w:r>
+        <w:rPr>
+          <w:b w:val="0"/>
+        </w:rPr>
+        <w:t>跑偏与拉回：若讨论滑向「哪种生活方式更高级」「谁更精进」的比较评判，拉回话术：「今晚的标准不是比较谁的生活更好，而是看佛陀如何定义这条道路——我们先回到定义。」</w:t>
+      </w:r>
+    </w:p>
+    <w:p>
+      <w:pPr>
+        <w:ind w:left="170"/>
+        <w:pBdr>
+          <w:left w:val="single" w:sz="18" w:space="4" w:color="1E4620"/>
+        </w:pBdr>
+        <w:shd w:val="clear" w:fill="F2F5FA"/>
+      </w:pPr>
+      <w:r>
+        <w:rPr>
           <w:b/>
-          <w:color w:val="1E5631"/>
-          <w:sz w:val="25"/>
-        </w:rPr>
-        <w:t>①-9 苦灭圣谛（照录）◈扩展</w:t>
-      </w:r>
-    </w:p>
-    <w:p>
-      <w:r>
-        <w:rPr>
-          <w:sz w:val="21"/>
-        </w:rPr>
-        <w:t>接着经文解释第三项圣谛：</w:t>
-      </w:r>
-    </w:p>
-    <w:p>
-      <w:r>
-        <w:rPr>
-          <w:sz w:val="21"/>
-        </w:rPr>
-        <w:t>「诸比库，这是苦灭圣谛：</w:t>
-      </w:r>
-    </w:p>
-    <w:p>
-      <w:r>
-        <w:rPr>
-          <w:sz w:val="21"/>
-        </w:rPr>
-        <w:t>即是此爱欲的息灭无余、舍弃、遣离、解脱、无着。」</w:t>
-      </w:r>
-    </w:p>
-    <w:p>
-      <w:r>
-        <w:rPr>
-          <w:sz w:val="21"/>
-        </w:rPr>
-        <w:t>在本经中，佛陀教导说爱欲的息灭无余是灭谛；而在其它经中，佛陀教导说苦谛的息灭无余是灭谛。为什么有这两种不同的解释法呢？事实上它们是指同样的道理。由于爱欲息灭无余，或者说由于无明、爱、取、行、业息灭无余，所以五蕴（苦谛）就会息灭无余。由于因灭，所以果灭。这两种解释法中，一种是依照因灭来解释，另一种是依照果灭来解释，而事实上都是指相同的道理。这就是为什么佛陀有时说爱欲的息灭无余是灭谛，有时说五蕴的息灭无余是灭谛。</w:t>
-      </w:r>
-    </w:p>
-    <w:p>
-      <w:r>
-        <w:rPr>
-          <w:sz w:val="21"/>
-        </w:rPr>
-        <w:t>事实上，涅盘就是灭谛。上述两种灭是依靠取涅盘为目标的圣道智而产生。四种圣道智取涅盘为目标，它们逐阶地将烦恼灭尽无余。由于烦恼灭尽无余，所以般涅盘之后业无法再产生任何的蕴，因此五蕴也就灭尽无余。但是有些弟子很难了解涅盘，是故佛陀教导说两种灭当中任何一种都是灭谛。有时涅盘被称为「无为界」（asavkhata dhatu），因此涅盘（无为）是因，两种灭为果。</w:t>
-      </w:r>
-    </w:p>
-    <w:p>
-      <w:r>
-        <w:rPr>
-          <w:sz w:val="21"/>
-        </w:rPr>
-        <w:t>灭谛可以是因，也可以是果。再者，烦恼的灭尽无余称为「烦恼般涅盘」（Kilesa-Parinabbana）或「有余涅盘」（Saupadisesa-Nibbana意即还有五蕴残余）。五蕴的灭尽无余称为「蕴般涅盘」（Khandha- Parinibbana）或「无余涅盘」（Anupadisesa-Nirodha）。</w:t>
-      </w:r>
-    </w:p>
-    <w:p>
-      <w:r>
-        <w:rPr>
-          <w:sz w:val="21"/>
-        </w:rPr>
-        <w:t>例如，佛陀的烦恼灭尽无余发生于他证悟成佛之时。在菩提伽耶（Bodhgaya），他的四种圣道智取无为界（涅盘）为目标，逐阶地将一切烦恼灭尽无余。四十五年之后，他在拘尸那罗（Kusinara）般涅盘，那时他的五蕴完全灭尽无余。</w:t>
-      </w:r>
-    </w:p>
-    <w:p>
-      <w:r>
-        <w:rPr>
-          <w:sz w:val="21"/>
-        </w:rPr>
-        <w:t>涅盘是出世间四圣道、四圣果的目标（所缘）。然而在证悟涅盘之前，禅修者修行观禅时必须取两种灭作为修观的目标──即烦恼的灭尽无余及五蕴的灭尽无余。了知这些目标的观智称为「生灭智」（udaya-vaya-bana=udayabbaya-bana）。</w:t>
+        </w:rPr>
+        <w:t>分层追问</w:t>
+      </w:r>
+      <w:r>
+        <w:rPr>
+          <w:b w:val="0"/>
+        </w:rPr>
+        <w:t>（可视时间取用，由浅入深）：</w:t>
       </w:r>
     </w:p>
     <w:p>
       <w:pPr>
-        <w:spacing w:before="120" w:after="80"/>
+        <w:ind w:left="170"/>
+        <w:pBdr>
+          <w:left w:val="single" w:sz="18" w:space="4" w:color="1E4620"/>
+        </w:pBdr>
+        <w:shd w:val="clear" w:fill="F2F5FA"/>
       </w:pPr>
       <w:r>
         <w:rPr>
-          <w:rFonts w:ascii="Microsoft YaHei" w:hAnsi="Microsoft YaHei" w:eastAsia="Microsoft YaHei"/>
+          <w:b w:val="0"/>
+        </w:rPr>
+        <w:t>- 【现象】佛陀说的两种极端（纵欲、苦行），你身上更接近哪一种？</w:t>
+      </w:r>
+    </w:p>
+    <w:p>
+      <w:pPr>
+        <w:ind w:left="170"/>
+        <w:pBdr>
+          <w:left w:val="single" w:sz="18" w:space="4" w:color="1E4620"/>
+        </w:pBdr>
+        <w:shd w:val="clear" w:fill="F2F5FA"/>
+      </w:pPr>
+      <w:r>
+        <w:rPr>
+          <w:b w:val="0"/>
+        </w:rPr>
+        <w:t>- 【影响】走极端给你带来过什么代价？</w:t>
+      </w:r>
+    </w:p>
+    <w:p>
+      <w:pPr>
+        <w:ind w:left="170"/>
+        <w:pBdr>
+          <w:left w:val="single" w:sz="18" w:space="4" w:color="1E4620"/>
+        </w:pBdr>
+        <w:shd w:val="clear" w:fill="F2F5FA"/>
+      </w:pPr>
+      <w:r>
+        <w:rPr>
+          <w:b w:val="0"/>
+        </w:rPr>
+        <w:t>- 【应对】这周你愿意在哪个方面，往中间收一收？</w:t>
+      </w:r>
+    </w:p>
+    <w:p>
+      <w:r>
+        <w:rPr>
           <w:b/>
-          <w:color w:val="1E5631"/>
-          <w:sz w:val="25"/>
-        </w:rPr>
-        <w:t>①-10 导致苦灭的道圣谛：世间的与出世间的八圣道分（照录）★核心</w:t>
-      </w:r>
-    </w:p>
-    <w:p>
-      <w:r>
-        <w:rPr>
-          <w:sz w:val="21"/>
-        </w:rPr>
-        <w:t>接着佛陀解释第四项圣谛：</w:t>
-      </w:r>
-    </w:p>
-    <w:p>
-      <w:r>
-        <w:rPr>
-          <w:sz w:val="21"/>
-        </w:rPr>
-        <w:t>「诸比库，这是导致苦灭的道圣谛：</w:t>
-      </w:r>
-    </w:p>
-    <w:p>
-      <w:r>
-        <w:rPr>
-          <w:sz w:val="21"/>
-        </w:rPr>
-        <w:t>那就是八圣道分，即正见、正思惟、正语、正业、正命、正精进、正念、正定。」</w:t>
-      </w:r>
-    </w:p>
-    <w:p>
-      <w:r>
-        <w:rPr>
-          <w:sz w:val="21"/>
-        </w:rPr>
-        <w:t>有时称八圣道分为道谛，但是在本经中佛陀称它为「导致苦灭的道圣谛」，这两种名称涵义相同。</w:t>
-      </w:r>
-    </w:p>
-    <w:p>
-      <w:r>
-        <w:rPr>
-          <w:sz w:val="21"/>
-        </w:rPr>
-        <w:t>八圣道分有两种，即世间的与出世间的。就世间的八圣道分而言，在你修行观禅时，有五项圣道分同时存在。举例而言，如果你已经能照见五蕴及它们的因，进一步应当观照这些行法的无常、苦、无我三相。苦谛法与集谛法都称为行法。借着透视它们生灭的本质，你了知它们为无常；借着透视它们受到生灭逼迫的本质，你了知它们为苦；借着透视它们没有恒常自我的本质，你了知它们为无我。如此观照时，了知这些行法无常、苦、无我三相的智慧是正见；将心投入这些行法及其无常、苦、无我三相的是正思惟。正见与正思惟经常同时存在。为了照见行法无常、苦、无我三相而付出的努力是正精进。对行法的无常、苦、无我三相忆念不忘是正念。专注于行法的无常、苦、无我三相是正定。因此当禅修者修行观禅时，上述这五项圣道分都同时存在。正语、正业、正命这三项圣道分属于戒学。在修行止禅与观禅之前，你必须先持守戒律，即具备正语、正业与正命。如此总共有八项圣道分。然而，就世间道而言，戒学的三项圣道分不会和其余的五项圣道分同时生起，意即它们不会存在于同一个心识刹那或同一个心路过程。</w:t>
-      </w:r>
-    </w:p>
-    <w:p>
-      <w:r>
-        <w:rPr>
-          <w:sz w:val="21"/>
-        </w:rPr>
-        <w:t>禅修者修行观禅达到观智成熟时，就会证悟涅盘，那时八项圣道分都存在他的心中，那是出世间的八圣道分。了知涅盘的是正见；将心投入涅盘的是正思惟；为了要了知涅盘而付出的努力是正精进；对涅盘明记不忘是正念；专注于涅盘是正定；能造成邪语、邪业与邪命的烦恼都被道智灭除了，因此正语、正业与正命也都与道智同时存在。如此，当禅修者证悟涅盘时，八项圣道分同时都具足。</w:t>
+          <w:color w:val="1E4620"/>
+          <w:sz w:val="26"/>
+        </w:rPr>
+        <w:t>🧘 禅修练习（15 min）</w:t>
       </w:r>
     </w:p>
     <w:p>
       <w:pPr>
-        <w:spacing w:before="120" w:after="80"/>
+        <w:ind w:left="170"/>
+        <w:pBdr>
+          <w:left w:val="single" w:sz="18" w:space="4" w:color="1E4620"/>
+        </w:pBdr>
+        <w:shd w:val="clear" w:fill="F2F5FA"/>
       </w:pPr>
       <w:r>
         <w:rPr>
-          <w:rFonts w:ascii="Microsoft YaHei" w:hAnsi="Microsoft YaHei" w:eastAsia="Microsoft YaHei"/>
+          <w:b w:val="0"/>
+        </w:rPr>
+        <w:t xml:space="preserve">⚠️ </w:t>
+      </w:r>
+      <w:r>
+        <w:rPr>
           <w:b/>
-          <w:color w:val="1E5631"/>
-          <w:sz w:val="25"/>
-        </w:rPr>
-        <w:t>①-11 补录：三转十二相语境下重提八圣道分（照录）◈扩展</w:t>
-      </w:r>
-    </w:p>
-    <w:p>
-      <w:r>
-        <w:rPr>
-          <w:sz w:val="21"/>
-        </w:rPr>
-        <w:t>（整理注记：以下为补充 fetch 返回的新增段落，fetch 说明其出现于《转法轮经》结尾、佛陀以三转十二相解释四圣谛时关于道谛作智的说明中；逐字照录如次。）</w:t>
-      </w:r>
-    </w:p>
-    <w:p>
-      <w:r>
-        <w:rPr>
-          <w:sz w:val="21"/>
-        </w:rPr>
-        <w:t>修行观禅时，你必须修行八圣道分；这是导致苦灭之道。我要稍加解释：修行观禅时，首先你必须了知五取蕴（苦谛）；其次必须了知苦的因（集谛），尤其是缘起支。这些苦谛法与集谛法称为行法。它们生起后就立刻坏灭，因此是无常的。它们受到不断生灭的逼迫，因此是苦的。在它们之中没有稳定的自我存在，因此是无我的。如此修行称为观禅。那时，透视这些行法无常、苦、无我三相的是正见；将心投入行法三相的是正思惟；为了透视行法三相而付出的努力是正精进；对行法三相明记不忘是正念；专注于行法三相是正定。如此总共是五项圣道分。</w:t>
-      </w:r>
-    </w:p>
-    <w:p>
-      <w:r>
-        <w:rPr>
-          <w:sz w:val="21"/>
-        </w:rPr>
-        <w:t>修行到坏灭随观智时，你必须观照所知（bata）与能知（bana）都是无常、苦、无我。所知是指五取蕴或行法；能知是指观智。观智以心路过程的形态生起，在此心路过程中有一个意门转向心及七个速行心。在意门转向心刹那中有十二个名法，而在每一个速行心刹那中通常有三十四个名法。在这三十四个名法当中，上述的五项圣道分是最显著的名法。你必须观照此能知的观智也是无常、苦、无我。那时你就能轻易地照见这五项圣道分，它们就是导致苦灭之道，因为那时你已经透过生灭随观智清楚地了知「由于五种因灭尽无余，所以五蕴也会灭尽无余。」</w:t>
-      </w:r>
-    </w:p>
-    <w:p>
-      <w:r>
-        <w:rPr>
-          <w:sz w:val="21"/>
-        </w:rPr>
-        <w:t>在修行观禅之前，你已经先持守别解脱戒或十戒、九布萨支（八戒加上修行慈心观）、八戒、五戒，那就包含了正语、正业与正命这三项圣道分。正语、正业与正命也是以心路过程的形态与相应名法同时生起，因此你也应当观照它们为无常、苦、无我。总共有八项圣道分，这些是你必须修学的。</w:t>
-      </w:r>
-    </w:p>
-    <w:p>
-      <w:r>
-        <w:rPr>
-          <w:sz w:val="21"/>
-        </w:rPr>
-        <w:t>在观禅的末端，当你证悟涅盘时，八项圣道分都同时存在，你必须了知它们。如何了知呢？你必须先以果定智（phalasamapattibana）了知涅盘，出定后检查在果定中的名法。若你一再地练习，就能照见果定中的名法：如果你在观照欲界法或初禅法为无常、苦或无我时证悟涅盘，你的道智与果智中都各有三十七个名法。在这三十七个名法里，八项圣道分都包括在其中。然而，如果你在观照第二禅法为无常、苦或无我时证悟涅盘，你的道智与果智中都各有三十六个名法。这三十六个名法中包含七项圣道分，因为少了正思惟这项圣道分。</w:t>
+        </w:rPr>
+        <w:t>禅修禁忌提示</w:t>
+      </w:r>
+      <w:r>
+        <w:rPr>
+          <w:b w:val="0"/>
+        </w:rPr>
+        <w:t>：若你正处在严重抑郁、焦虑、创伤后应激，或精神类疾病的发作／用药期，或正经历强烈的情绪危机，请先咨询医生或心理师，再决定是否练习；练习中若出现明显不适（如心悸、胸闷、情绪失控），请立即停止，睁开眼睛，把注意力放回呼吸与身体，必要时离场休息。</w:t>
       </w:r>
     </w:p>
     <w:p>
       <w:pPr>
-        <w:spacing w:before="120" w:after="80"/>
+        <w:ind w:left="170"/>
+        <w:pBdr>
+          <w:left w:val="single" w:sz="18" w:space="4" w:color="1E4620"/>
+        </w:pBdr>
+        <w:shd w:val="clear" w:fill="F2F5FA"/>
       </w:pPr>
       <w:r>
         <w:rPr>
-          <w:rFonts w:ascii="Microsoft YaHei" w:hAnsi="Microsoft YaHei" w:eastAsia="Microsoft YaHei"/>
+          <w:b w:val="0"/>
+        </w:rPr>
+        <w:t>请坐好，让身体安静下来。今晚的练习只有一个主题：在呼吸上体会「不松、不紧」。</w:t>
+      </w:r>
+    </w:p>
+    <w:p>
+      <w:pPr>
+        <w:ind w:left="170"/>
+        <w:pBdr>
+          <w:left w:val="single" w:sz="18" w:space="4" w:color="1E4620"/>
+        </w:pBdr>
+        <w:shd w:val="clear" w:fill="F2F5FA"/>
+      </w:pPr>
+      <w:r>
+        <w:rPr>
+          <w:b w:val="0"/>
+        </w:rPr>
+        <w:t>先检查坐姿。太松——驼背、歪斜、昏沉——会让心涣散；太紧——绷着背、端着肩、用力控制呼吸——会让心疲劳。像调琴弦一样：太松弹不响，太紧会断。请把坐姿调到「直立而不用力」的状态。</w:t>
+      </w:r>
+    </w:p>
+    <w:p>
+      <w:pPr>
+        <w:ind w:left="170"/>
+        <w:pBdr>
+          <w:left w:val="single" w:sz="18" w:space="4" w:color="1E4620"/>
+        </w:pBdr>
+        <w:shd w:val="clear" w:fill="F2F5FA"/>
+      </w:pPr>
+      <w:r>
+        <w:rPr>
+          <w:b w:val="0"/>
+        </w:rPr>
+        <w:t>现在，把注意力轻轻放在鼻端或腹部，选一个明显的位置就好。觉察自然的呼吸——不要加深它，不要拉长它，也不要变短它。气息来，知道来；气息去，知道去。</w:t>
+      </w:r>
+    </w:p>
+    <w:p>
+      <w:pPr>
+        <w:ind w:left="170"/>
+        <w:pBdr>
+          <w:left w:val="single" w:sz="18" w:space="4" w:color="1E4620"/>
+        </w:pBdr>
+        <w:shd w:val="clear" w:fill="F2F5FA"/>
+      </w:pPr>
+      <w:r>
+        <w:rPr>
+          <w:b w:val="0"/>
+        </w:rPr>
+        <w:t>你也许会发现：一用力觉察，呼吸就变了；一松懈，心就飘走了。这没有关系——这正是今晚读到的「两种极端」在禅坐里的小小翻版：太紧是苦行的亲戚，太松是放逸的亲戚。发现紧了，松一点；发现飘了，收一点。就这样一次次地微调，这就是在呼吸上练习中道。</w:t>
+      </w:r>
+    </w:p>
+    <w:p>
+      <w:pPr>
+        <w:ind w:left="170"/>
+        <w:pBdr>
+          <w:left w:val="single" w:sz="18" w:space="4" w:color="1E4620"/>
+        </w:pBdr>
+        <w:shd w:val="clear" w:fill="F2F5FA"/>
+      </w:pPr>
+      <w:r>
+        <w:rPr>
+          <w:b w:val="0"/>
+        </w:rPr>
+        <w:t>（静默约10分钟。若中途有人明显不适，以眼神示意其可睁眼调整或暂离。）</w:t>
+      </w:r>
+    </w:p>
+    <w:p>
+      <w:pPr>
+        <w:ind w:left="170"/>
+        <w:pBdr>
+          <w:left w:val="single" w:sz="18" w:space="4" w:color="1E4620"/>
+        </w:pBdr>
+        <w:shd w:val="clear" w:fill="F2F5FA"/>
+      </w:pPr>
+      <w:r>
+        <w:rPr>
+          <w:b w:val="0"/>
+        </w:rPr>
+        <w:t>（结束前1分钟，轻声：）</w:t>
+      </w:r>
+    </w:p>
+    <w:p>
+      <w:pPr>
+        <w:ind w:left="170"/>
+        <w:pBdr>
+          <w:left w:val="single" w:sz="18" w:space="4" w:color="1E4620"/>
+        </w:pBdr>
+        <w:shd w:val="clear" w:fill="F2F5FA"/>
+      </w:pPr>
+      <w:r>
+        <w:rPr>
+          <w:b w:val="0"/>
+        </w:rPr>
+        <w:t>请慢慢放宽觉知，让心回到房间。回想刚才「调弦」的感觉——紧与松之间的那个随时可调的中道，不在远处，它就在每一次呼吸里。动一动身体，睁开眼睛。</w:t>
+      </w:r>
+    </w:p>
+    <w:p>
+      <w:pPr>
+        <w:ind w:left="170"/>
+        <w:pBdr>
+          <w:left w:val="single" w:sz="18" w:space="4" w:color="1E4620"/>
+        </w:pBdr>
+        <w:shd w:val="clear" w:fill="F2F5FA"/>
+      </w:pPr>
+      <w:r>
+        <w:rPr>
+          <w:b w:val="0"/>
+        </w:rPr>
+        <w:t>「这周的功课不用打坐垫：挑一件每天固定做的事——刷牙、烧水、走路都行，做的时候试一次『调弦检查』：现在的我是太松（刷得心不在焉、刷完想不起来）还是太紧（用力过猛、盯着秒表）？找到中间那个『做得到又不费力』的感觉，就够了。下次见面时愿意的话，用一句话说说那次检查。」</w:t>
+      </w:r>
+    </w:p>
+    <w:p>
+      <w:pPr>
+        <w:ind w:left="170"/>
+        <w:pBdr>
+          <w:left w:val="single" w:sz="18" w:space="4" w:color="1E4620"/>
+        </w:pBdr>
+        <w:shd w:val="clear" w:fill="F2F5FA"/>
+      </w:pPr>
+      <w:r>
+        <w:rPr>
+          <w:b w:val="0"/>
+        </w:rPr>
+        <w:t>- 成员问「我总是走神，是不是不适合禅修」：回应走神—发现—回来本身就是练习的一部分，今晚的「调弦」比喻同样适用；不定性、不比较。</w:t>
+      </w:r>
+    </w:p>
+    <w:p>
+      <w:pPr>
+        <w:ind w:left="170"/>
+        <w:pBdr>
+          <w:left w:val="single" w:sz="18" w:space="4" w:color="1E4620"/>
+        </w:pBdr>
+        <w:shd w:val="clear" w:fill="F2F5FA"/>
+      </w:pPr>
+      <w:r>
+        <w:rPr>
+          <w:b w:val="0"/>
+        </w:rPr>
+        <w:t>- 成员问「要不要数息／用什么方法」：回应今晚只是基础觉察，系统的安般念方法在读书会01有完整学习，本系列第7周讲正定时也会从禅支角度回到定力话题；今晚不必换方法。</w:t>
+      </w:r>
+    </w:p>
+    <w:p>
+      <w:pPr>
+        <w:ind w:left="170"/>
+        <w:pBdr>
+          <w:left w:val="single" w:sz="18" w:space="4" w:color="1E4620"/>
+        </w:pBdr>
+        <w:shd w:val="clear" w:fill="F2F5FA"/>
+      </w:pPr>
+      <w:r>
+        <w:rPr>
+          <w:b w:val="0"/>
+        </w:rPr>
+        <w:t>- 有成员坐中出现明显腰腿疼痛：示意其可以缓慢调整姿势或轻移，不必坚持盘坐；椅子同样可以。</w:t>
+      </w:r>
+    </w:p>
+    <w:p>
+      <w:pPr>
+        <w:ind w:left="170"/>
+        <w:pBdr>
+          <w:left w:val="single" w:sz="18" w:space="4" w:color="1E4620"/>
+        </w:pBdr>
+        <w:shd w:val="clear" w:fill="F2F5FA"/>
+      </w:pPr>
+      <w:r>
+        <w:rPr>
+          <w:b w:val="0"/>
+        </w:rPr>
+        <w:t>- 练习收束后如时间富余，可请一两位自愿者用一个词形容刚才的体验（不解释、不展开），作为向讨论环节的缓冲。</w:t>
+      </w:r>
+    </w:p>
+    <w:p>
+      <w:r>
+        <w:rPr>
           <w:b/>
-          <w:color w:val="1E5631"/>
-          <w:sz w:val="25"/>
-        </w:rPr>
-        <w:t>①-12 补录：四圣谛与八圣道分总结（照录）◈扩展</w:t>
-      </w:r>
-    </w:p>
-    <w:p>
-      <w:r>
-        <w:rPr>
-          <w:sz w:val="21"/>
-        </w:rPr>
-        <w:t>（整理注记：以下为补充 fetch 返回的新增段落，fetch 说明其出现于《转法轮经》后文总结语境（原文起句后 fetch 注有「前文已录」省略记号）；其中提及「安般念」仅为该章语境，本系列不照录安般念方法细节（安般详讲归读书会01）；逐字照录如次。）</w:t>
-      </w:r>
-    </w:p>
-    <w:p>
-      <w:r>
-        <w:rPr>
-          <w:sz w:val="21"/>
-        </w:rPr>
-        <w:t>在《转法轮经》中，佛陀解释他自己对四圣谛的亲身体验。</w:t>
-      </w:r>
-    </w:p>
-    <w:p>
-      <w:r>
-        <w:rPr>
-          <w:sz w:val="21"/>
-        </w:rPr>
-        <w:t>（整理注记：fetch 返回此处有「……（前文已录）」省略记号，如实保留为缺口。）</w:t>
-      </w:r>
-    </w:p>
-    <w:p>
-      <w:r>
-        <w:rPr>
-          <w:sz w:val="21"/>
-        </w:rPr>
-        <w:t>在安般念这一节当中，观察呼吸的正念及正念的目标（五取蕴）是苦谛。无明、爱、取、行、业这五种过去因是集谛。苦谛与集谛这两者都不生起是灭谛。在培育生灭随观智时，你可以观照到由于五种因灭尽无余所以般涅盘时五蕴灭尽无余，（因灭与果灭）这两种灭也称为灭谛，然而它们只是世间的灭谛而已。当你以道智与果智证悟涅盘时，你才了知出世间的灭谛（涅盘）。你应当分辨这两种灭谛。</w:t>
-      </w:r>
-    </w:p>
-    <w:p>
-      <w:r>
-        <w:rPr>
-          <w:sz w:val="21"/>
-        </w:rPr>
-        <w:t>了知苦谛、舍弃集谛、以灭谛为目标的正道是道谛。在这里也必须分辨世间的道智与出世间的道智。世间道智能照见五蕴，这是了知苦谛的观智；它也能照见苦的因，这是了知集谛的观智；它也能照见由于五种因灭尽无余所以般涅盘时五蕴灭尽无余，这是了知灭谛的观智。世间道智是指观智而言；观智也就是正见。正思惟、正精进、正念与正定这四项因素会与观智同时生起。在修行之前，你必须先持戒，那就是具备了正语、正业与正命这三项因素。因此总共是八圣道分，这是世间的八圣道分。</w:t>
-      </w:r>
-    </w:p>
-    <w:p>
-      <w:r>
-        <w:rPr>
-          <w:sz w:val="21"/>
-        </w:rPr>
-        <w:t>禅修者有时必须观照观智本身也是无常、苦、无我。那时他了知世间的道谛。因此世间道智能了知世间的四圣谛。</w:t>
-      </w:r>
-    </w:p>
-    <w:p>
-      <w:r>
-        <w:rPr>
-          <w:sz w:val="21"/>
-        </w:rPr>
-        <w:t>出世间八圣道分与圣道智、圣果智同时生起，它们都以涅盘作为目标。那时，正见了知涅盘，正思惟将心投入涅盘，正念对涅盘明记不忘，正精进努力于了知涅盘，正定专注于涅盘，正语、正业、正命这三项也同时存在。这是出世间的八圣道分。为什么在禅修者证悟涅盘的时候，正语、正业、正命这三项也同时存在呢？因为圣道智灭除了能造成邪语、邪业、邪命的烦恼。</w:t>
-      </w:r>
-    </w:p>
-    <w:p>
-      <w:r>
-        <w:rPr>
-          <w:sz w:val="21"/>
-        </w:rPr>
-        <w:t>如此精勤地修行四圣谛之后，就能达到寂静。这是致力于修行安般念的比库的解脱之道。</w:t>
+          <w:color w:val="1E4620"/>
+          <w:sz w:val="26"/>
+        </w:rPr>
+        <w:t>📚 扩展内容包（时间富余时使用）</w:t>
       </w:r>
     </w:p>
     <w:p>
       <w:r>
         <w:rPr>
           <w:b/>
-          <w:sz w:val="21"/>
-        </w:rPr>
-        <w:t>材料②</w:t>
-      </w:r>
-      <w:r>
-        <w:rPr>
-          <w:sz w:val="21"/>
-        </w:rPr>
-        <w:t xml:space="preserve"> ★核心：《05 三十七菩提分.doc》</w:t>
+        </w:rPr>
+        <w:t>扩展A：《轭孔经》——一只海龟与一块轭（约5分钟）</w:t>
+      </w:r>
+    </w:p>
+    <w:p>
+      <w:r>
+        <w:rPr>
+          <w:b w:val="0"/>
+        </w:rPr>
+        <w:t>重读①-5 的海龟喻：瞎眼海龟每百年浮出海面一次，头穿入漂在海面的轭孔之难，犹难过堕地狱后再得人身。串讲要点（不新增引文）：得人身、遇佛法、听闻四圣谛——这三重「概率」叠加，正是「获得人身又遇到佛法的稀有机会真正具有价值」（②-1 语）的经证。可请成员用一句话说说：这个比喻改变了我对「这次读书会」的哪一点看法？</w:t>
+      </w:r>
+    </w:p>
+    <w:p>
+      <w:r>
+        <w:rPr>
+          <w:b/>
+        </w:rPr>
+        <w:t>扩展B：现代生活中的两种极端（约8分钟，自愿发言）</w:t>
+      </w:r>
+    </w:p>
+    <w:p>
+      <w:r>
+        <w:rPr>
+          <w:b/>
+        </w:rPr>
+        <w:t>扩展C：为什么第一场开示给了这五个人（约6分钟）</w:t>
+      </w:r>
+    </w:p>
+    <w:p>
+      <w:r>
+        <w:rPr>
+          <w:b/>
+        </w:rPr>
+        <w:t>扩展D：三转十二行相——佛陀如何教导一条道路（约8分钟，讲述为主）</w:t>
+      </w:r>
+    </w:p>
+    <w:p>
+      <w:r>
+        <w:rPr>
+          <w:b/>
+        </w:rPr>
+        <w:t>扩展E：两种极端的「身教」——佛陀亲身走过之后才宣说（约6分钟，讲述为主）</w:t>
+      </w:r>
+    </w:p>
+    <w:p>
+      <w:r>
+        <w:rPr>
+          <w:b/>
+        </w:rPr>
+        <w:t>扩展包使用规则</w:t>
       </w:r>
     </w:p>
     <w:p>
       <w:pPr>
-        <w:ind w:left="340"/>
+        <w:pStyle w:val="ListBullet"/>
       </w:pPr>
       <w:r>
         <w:rPr>
-          <w:color w:val="1E5631"/>
-          <w:sz w:val="21"/>
-        </w:rPr>
-        <w:t xml:space="preserve">• </w:t>
-      </w:r>
-      <w:r>
-        <w:rPr>
-          <w:sz w:val="21"/>
-        </w:rPr>
-        <w:t>文件类型：word</w:t>
+          <w:b w:val="0"/>
+        </w:rPr>
+        <w:t>扩展内容仅在时间富余时使用，任选其一即可，A/C 偏讲述、B 偏讨论；</w:t>
       </w:r>
     </w:p>
     <w:p>
       <w:pPr>
-        <w:ind w:left="340"/>
+        <w:pStyle w:val="ListBullet"/>
       </w:pPr>
       <w:r>
         <w:rPr>
-          <w:color w:val="1E5631"/>
-          <w:sz w:val="21"/>
-        </w:rPr>
-        <w:t xml:space="preserve">• </w:t>
-      </w:r>
-      <w:r>
-        <w:rPr>
-          <w:sz w:val="21"/>
-        </w:rPr>
-        <w:t>知识库出处：古源尊者开示及上座部佛教资料</w:t>
-      </w:r>
-    </w:p>
-    <w:p>
-      <w:r>
-        <w:rPr>
-          <w:sz w:val="21"/>
-        </w:rPr>
-        <w:t>-</w:t>
+          <w:b w:val="0"/>
+        </w:rPr>
+        <w:t>所有扩展不新增照录原文——凡需引经据典时，回到共读节已读段落。</w:t>
       </w:r>
     </w:p>
     <w:p>
       <w:pPr>
-        <w:ind w:left="340"/>
+        <w:ind w:left="170"/>
+        <w:pBdr>
+          <w:left w:val="single" w:sz="18" w:space="4" w:color="1E4620"/>
+        </w:pBdr>
+        <w:shd w:val="clear" w:fill="F2F5FA"/>
       </w:pPr>
       <w:r>
         <w:rPr>
-          <w:color w:val="1E5631"/>
-          <w:sz w:val="21"/>
-        </w:rPr>
-        <w:t xml:space="preserve">• </w:t>
-      </w:r>
-      <w:r>
-        <w:rPr>
-          <w:sz w:val="21"/>
-        </w:rPr>
-        <w:t>打开方式：ima知识库搜索「三十七菩提分」</w:t>
+          <w:b w:val="0"/>
+        </w:rPr>
+        <w:t>- 白板「问题角」上若有未回答的问题，拍照或抄下——下周开场时回应一句「上周有位朋友问……正好本周会碰到」，让成员的问题被记住、被接住，这是八周信任的起点；</w:t>
       </w:r>
     </w:p>
     <w:p>
       <w:pPr>
-        <w:spacing w:before="120" w:after="80"/>
+        <w:ind w:left="170"/>
+        <w:pBdr>
+          <w:left w:val="single" w:sz="18" w:space="4" w:color="1E4620"/>
+        </w:pBdr>
+        <w:shd w:val="clear" w:fill="F2F5FA"/>
       </w:pPr>
       <w:r>
         <w:rPr>
-          <w:rFonts w:ascii="Microsoft YaHei" w:hAnsi="Microsoft YaHei" w:eastAsia="Microsoft YaHei"/>
+          <w:b w:val="0"/>
+        </w:rPr>
+        <w:t>- 作业说明只说一遍但写一遍：把「每日诵读八支名目」写在白板或群里（由主办代发），新成员常因没记清作业而缺席第二周；</w:t>
+      </w:r>
+    </w:p>
+    <w:p>
+      <w:pPr>
+        <w:ind w:left="170"/>
+        <w:pBdr>
+          <w:left w:val="single" w:sz="18" w:space="4" w:color="1E4620"/>
+        </w:pBdr>
+        <w:shd w:val="clear" w:fill="F2F5FA"/>
+      </w:pPr>
+      <w:r>
+        <w:rPr>
+          <w:b w:val="0"/>
+        </w:rPr>
+        <w:t>- 散会前三件事按序完成：下周预告（照读预告段）→ 作业提醒（一句话）→ 回向词（全体）——顺序不可颠倒，回向词永远是今晚最后的声音。</w:t>
+      </w:r>
+    </w:p>
+    <w:p>
+      <w:r>
+        <w:rPr>
           <w:b/>
-          <w:color w:val="1E5631"/>
-          <w:sz w:val="25"/>
-        </w:rPr>
-        <w:t>②-1 三十七菩提分七组总纲（照录）★核心</w:t>
-      </w:r>
-    </w:p>
-    <w:p>
-      <w:r>
-        <w:rPr>
-          <w:sz w:val="21"/>
-        </w:rPr>
-        <w:t>05 三十七菩提分.doc</w:t>
-      </w:r>
-    </w:p>
-    <w:p>
-      <w:r>
-        <w:rPr>
-          <w:sz w:val="21"/>
-        </w:rPr>
-        <w:t>三十七菩提分是菩提（觉悟）的组成部分，作为道智的近因、资粮及亲依止，可分为四念处、四正勤、四种成就之基因、五根、五力、七觉支、八道支共七组。其结果是通过精勤坚定修习，可使获得人身又遇到佛法的稀有机会真正具有价值。建议欲培育止观之人应以此为核心进行修习。</w:t>
-      </w:r>
-    </w:p>
-    <w:p>
-      <w:r>
-        <w:rPr>
-          <w:sz w:val="21"/>
-        </w:rPr>
-        <w:t>第一章：三十七菩提分</w:t>
-      </w:r>
-    </w:p>
-    <w:p>
-      <w:r>
-        <w:rPr>
-          <w:sz w:val="21"/>
-        </w:rPr>
-        <w:t>如今我应该简明地解释三十七菩提分[footnoteRef:2]。欲培育止观之人应精勤且坚定地修习它们，而使到获得人身又遇到佛法的稀有机会真正具有价值。</w:t>
-      </w:r>
-    </w:p>
-    <w:p>
-      <w:r>
-        <w:rPr>
-          <w:sz w:val="21"/>
-        </w:rPr>
-        <w:t>三十七菩提分可分为七组，即：</w:t>
-      </w:r>
-    </w:p>
-    <w:p>
-      <w:r>
-        <w:rPr>
-          <w:sz w:val="21"/>
-        </w:rPr>
-        <w:t>1 四念处（satipatthana）；</w:t>
-      </w:r>
-    </w:p>
-    <w:p>
-      <w:r>
-        <w:rPr>
-          <w:sz w:val="21"/>
-        </w:rPr>
-        <w:t>2 四正勤（sammappadhana）；</w:t>
-      </w:r>
-    </w:p>
-    <w:p>
-      <w:r>
-        <w:rPr>
-          <w:sz w:val="21"/>
-        </w:rPr>
-        <w:t>3 四种成就之基因（iddhipada，四神足）；</w:t>
-      </w:r>
-    </w:p>
-    <w:p>
-      <w:r>
-        <w:rPr>
-          <w:sz w:val="21"/>
-        </w:rPr>
-        <w:t>4 五根（indriya）；</w:t>
-      </w:r>
-    </w:p>
-    <w:p>
-      <w:r>
-        <w:rPr>
-          <w:sz w:val="21"/>
-        </w:rPr>
-        <w:t>5 五力（bala）；</w:t>
-      </w:r>
-    </w:p>
-    <w:p>
-      <w:r>
-        <w:rPr>
-          <w:sz w:val="21"/>
-        </w:rPr>
-        <w:t>6 七觉支（bojjhavga）；</w:t>
-      </w:r>
-    </w:p>
-    <w:p>
-      <w:r>
-        <w:rPr>
-          <w:sz w:val="21"/>
-        </w:rPr>
-        <w:t>7 八道支（maggavga）。</w:t>
-      </w:r>
-    </w:p>
-    <w:p>
-      <w:r>
-        <w:rPr>
-          <w:sz w:val="21"/>
-        </w:rPr>
-        <w:t>它们称为菩提分是因为它们是菩提（觉悟）的一部份。菩提是指诸道智（magga-bana）。菩提分是法（dhamma），其作用是作为道智的近因（padatthana）、资粮（sambhara）及亲依止（upanissaya，近依止）。</w:t>
+          <w:color w:val="1E4620"/>
+          <w:sz w:val="26"/>
+        </w:rPr>
+        <w:t>🔚 收尾与回向（15 min）</w:t>
+      </w:r>
+    </w:p>
+    <w:p>
+      <w:r>
+        <w:rPr>
+          <w:b w:val="0"/>
+        </w:rPr>
+        <w:t>今晚我们走过了三步：第一步，佛陀指出两种极端——沉迷感官享乐与自我折磨苦行——都「没有利益」；第二步，如来避开两极而实践的中道，能「引生彻见、引生真知，通向寂静、胜智、正觉、涅盘」；第三步，这条中道不是抽象的「适度」，它有名有姓——就是八圣道分：正见、正思惟、正语、正业、正命、正精进、正念、正定。三十七菩提分七组之中，八道支正是本系列八周要一起走的主线。关于苦的止息（灭谛涅槃）的义理，本周只一句带过，详见读书09，此处不展开。</w:t>
       </w:r>
     </w:p>
     <w:p>
       <w:pPr>
-        <w:spacing w:before="160" w:after="80"/>
+        <w:pStyle w:val="ListBullet"/>
       </w:pPr>
       <w:r>
         <w:rPr>
-          <w:rFonts w:ascii="Microsoft YaHei" w:hAnsi="Microsoft YaHei" w:eastAsia="Microsoft YaHei"/>
+          <w:b w:val="0"/>
+        </w:rPr>
+        <w:t>一句话：中道不是折中，是八支圣道这条路本身——今晚的答案将来不确定时，回这句话；</w:t>
+      </w:r>
+    </w:p>
+    <w:p>
+      <w:pPr>
+        <w:pStyle w:val="ListBullet"/>
+      </w:pPr>
+      <w:r>
+        <w:rPr>
+          <w:b w:val="0"/>
+        </w:rPr>
+        <w:t>一次观察：本周留意一次自己的「太松/太紧」，两三行字，自愿记录（即作业二）；</w:t>
+      </w:r>
+    </w:p>
+    <w:p>
+      <w:pPr>
+        <w:pStyle w:val="ListBullet"/>
+      </w:pPr>
+      <w:r>
+        <w:rPr>
+          <w:b w:val="0"/>
+        </w:rPr>
+        <w:t>一个期待：从八支里挑一支，作为你私下最想弄懂的那一支——八周之后我们可以对照看看，它是否还是你最初选的那支。</w:t>
+      </w:r>
+    </w:p>
+    <w:p>
+      <w:r>
+        <w:rPr>
+          <w:b w:val="0"/>
+        </w:rPr>
+        <w:t>（「三个带走」说完即可收束总结，不再展开；若时间紧张，只说一句话版：「带走一句话——中道是路不是折中；带走一次观察——留意太松太紧；下周我们读正见。」）</w:t>
+      </w:r>
+    </w:p>
+    <w:p>
+      <w:r>
+        <w:rPr>
           <w:b/>
-          <w:color w:val="1E5631"/>
-          <w:sz w:val="28"/>
-        </w:rPr>
-        <w:t>💬 第一轮分享（20 min）</w:t>
+        </w:rPr>
+        <w:t>下周预告</w:t>
+      </w:r>
+    </w:p>
+    <w:p>
+      <w:r>
+        <w:rPr>
+          <w:b w:val="0"/>
+        </w:rPr>
+        <w:t>下周主题：〈正见——修行的眼睛〉。今晚经文里说中道「引生彻见」——彻见靠什么？靠的就是八支之首的「正见」。下周我们将对照邪见，看正见的层次与它作为「修行眼睛」的角色。请完成本周作业（诵读八支名目；自愿记录一次「太松/太紧」的观察），下周自愿分享。</w:t>
+      </w:r>
+    </w:p>
+    <w:p>
+      <w:r>
+        <w:rPr>
+          <w:b/>
+        </w:rPr>
+        <w:t>本周作业详说（照读）</w:t>
       </w:r>
     </w:p>
     <w:p>
       <w:pPr>
-        <w:ind w:left="340"/>
+        <w:pStyle w:val="ListBullet"/>
       </w:pPr>
       <w:r>
         <w:rPr>
-          <w:color w:val="1E5631"/>
-          <w:sz w:val="21"/>
-        </w:rPr>
-        <w:t xml:space="preserve">• </w:t>
-      </w:r>
-      <w:r>
-        <w:rPr>
-          <w:sz w:val="21"/>
-        </w:rPr>
-        <w:t>自愿分享：可以从「跳过」开始，任何人都可以只说「我这周想先听」；</w:t>
+          <w:b w:val="0"/>
+        </w:rPr>
+        <w:t>作业一（全员，每日一次）：诵读八支圣道名目——「正见、正思惟、正语、正业、正命、正精进、正念、正定」。不需要背诵解释，念熟名字即可；今晚合诵已经开过头。顺序念错了也不要紧，八周里每周都会再念——名字念熟了，路名就熟了。</w:t>
       </w:r>
     </w:p>
     <w:p>
       <w:pPr>
-        <w:ind w:left="340"/>
+        <w:pStyle w:val="ListBullet"/>
       </w:pPr>
       <w:r>
         <w:rPr>
-          <w:color w:val="1E5631"/>
-          <w:sz w:val="21"/>
-        </w:rPr>
-        <w:t xml:space="preserve">• </w:t>
-      </w:r>
-      <w:r>
-        <w:rPr>
-          <w:sz w:val="21"/>
-        </w:rPr>
-        <w:t>一轮制：第一轮每人不超过90秒，说「最近的、真实的」比说「正确的」更有价值；</w:t>
+          <w:b w:val="0"/>
+        </w:rPr>
+        <w:t>作业二（自愿）：本周内记录一次「太松/太紧」的时刻——何时、何地、身体感觉、心里感觉，两三行字就够。下周第一轮分享时自愿谈，不交、不查、不点评。写给自己看的字不算「作业」，算「留下观察」。</w:t>
       </w:r>
     </w:p>
     <w:p>
       <w:pPr>
-        <w:ind w:left="340"/>
+        <w:pStyle w:val="ListBullet"/>
       </w:pPr>
       <w:r>
         <w:rPr>
-          <w:color w:val="1E5631"/>
-          <w:sz w:val="21"/>
-        </w:rPr>
-        <w:t xml:space="preserve">• </w:t>
-      </w:r>
-      <w:r>
-        <w:rPr>
-          <w:sz w:val="21"/>
-        </w:rPr>
-        <w:t>不交叉评论：分享阶段不回应、不辩论、不建议，只倾听；他人的分享将在主题讨论环节以「话题」而非「当事人」的方式被谈及；</w:t>
+          <w:b w:val="0"/>
+        </w:rPr>
+        <w:t>作业三（自愿，面向想多读的朋友）：重读今晚共读的①-3 与①-4 两段，对照寻找自己生活里的「两极时刻」；不必读◈扩展段。</w:t>
       </w:r>
     </w:p>
     <w:p>
       <w:pPr>
-        <w:ind w:left="340"/>
+        <w:pStyle w:val="ListBullet"/>
       </w:pPr>
       <w:r>
         <w:rPr>
-          <w:color w:val="1E5631"/>
-          <w:sz w:val="21"/>
-        </w:rPr>
-        <w:t xml:space="preserve">• </w:t>
-      </w:r>
-      <w:r>
-        <w:rPr>
-          <w:sz w:val="21"/>
-        </w:rPr>
-        <w:t>保密约定：会中分享不出本场。</w:t>
+          <w:b w:val="0"/>
+        </w:rPr>
+        <w:t>作业四（自愿，面向想延伸的朋友）：见文末「延伸阅读」表——《14 佛法之遗产.doc》讲「谁有资格继承佛陀的法遗産」，与本讲「得人身又遇佛法」的主题正好相接；用 ima 知识库搜索标题即可打开，读不读完、读多少都随意，下周不检查、不提问。再次说明：资料包内不附带任何外部临时链接，一切以 ima 知识库检索为打开方式。</w:t>
       </w:r>
     </w:p>
     <w:p>
       <w:r>
         <w:rPr>
           <w:b/>
-          <w:sz w:val="21"/>
-        </w:rPr>
-        <w:t>起手问题（三选一或依次使用）</w:t>
+        </w:rPr>
+        <w:t>会务提醒（按实际情况宣读）</w:t>
       </w:r>
     </w:p>
     <w:p>
       <w:pPr>
-        <w:ind w:left="340"/>
+        <w:pStyle w:val="ListBullet"/>
       </w:pPr>
       <w:r>
         <w:rPr>
+          <w:b w:val="0"/>
+        </w:rPr>
+        <w:t>下周时间与地点（或线上链接，由主办现场通知）；</w:t>
+      </w:r>
+    </w:p>
+    <w:p>
+      <w:pPr>
+        <w:pStyle w:val="ListBullet"/>
+      </w:pPr>
+      <w:r>
+        <w:rPr>
+          <w:b w:val="0"/>
+        </w:rPr>
+        <w:t>本周所有共读文本来自 ima 知识库「古源尊者开示及上座部佛教资料」，成员可在 ima 中搜索材料①②标题自行重读；资料包不附带外部临时链接；</w:t>
+      </w:r>
+    </w:p>
+    <w:p>
+      <w:pPr>
+        <w:pStyle w:val="ListBullet"/>
+      </w:pPr>
+      <w:r>
+        <w:rPr>
+          <w:b w:val="0"/>
+        </w:rPr>
+        <w:t>迟到/缺席不需要请假说明原因，向任何一位组织者知会一声即可；读书会的出勤不评比、不点名批评。</w:t>
+      </w:r>
+    </w:p>
+    <w:p>
+      <w:r>
+        <w:rPr>
+          <w:b w:val="0"/>
+        </w:rPr>
+        <w:t>（领读前留三息的静默——不需要宣布，只是自然地慢下来。八周的第一场回向，与每周的回向一样，是今晚最后、也是最轻的一句话。）</w:t>
+      </w:r>
+    </w:p>
+    <w:p>
+      <w:r>
+        <w:rPr>
+          <w:b w:val="0"/>
+        </w:rPr>
+        <w:t>愿以此功德，导向诸漏尽；</w:t>
+      </w:r>
+    </w:p>
+    <w:p>
+      <w:r>
+        <w:rPr>
+          <w:b w:val="0"/>
+        </w:rPr>
+        <w:t>愿以此功德，为证涅槃缘；</w:t>
+      </w:r>
+    </w:p>
+    <w:p>
+      <w:r>
+        <w:rPr>
+          <w:b w:val="0"/>
+        </w:rPr>
+        <w:t>我此功德分，回向诸有情；</w:t>
+      </w:r>
+    </w:p>
+    <w:p>
+      <w:r>
+        <w:rPr>
+          <w:b w:val="0"/>
+        </w:rPr>
+        <w:t>愿彼等一切，同得功德分。</w:t>
+      </w:r>
+    </w:p>
+    <w:p>
+      <w:r>
+        <w:rPr>
+          <w:b w:val="0"/>
+        </w:rPr>
+        <w:t>（回向毕，轻声道一句「下周同一时间，我们读『正见』」，随后散会。散会时不催促、不熄灯太早，留几分钟给想留下说话的人——第一晚的余温值得被善待。）</w:t>
+      </w:r>
+    </w:p>
+    <w:p>
+      <w:r>
+        <w:rPr>
           <w:b/>
-          <w:sz w:val="21"/>
-        </w:rPr>
-        <w:t xml:space="preserve">1. </w:t>
-      </w:r>
-      <w:r>
-        <w:rPr>
-          <w:sz w:val="21"/>
-        </w:rPr>
-        <w:t>刚才共读里，「两种极端」的描述中，哪一处最让你印象深刻？为什么？（问这个是因为它安全、具体，只要求回应文本画面，适合第一轮破冰。）</w:t>
-      </w:r>
-    </w:p>
-    <w:p>
-      <w:pPr>
-        <w:ind w:left="340"/>
-      </w:pPr>
-      <w:r>
-        <w:rPr>
-          <w:b/>
-          <w:sz w:val="21"/>
-        </w:rPr>
-        <w:t xml:space="preserve">2. </w:t>
-      </w:r>
-      <w:r>
-        <w:rPr>
-          <w:sz w:val="21"/>
-        </w:rPr>
-        <w:t>回想你自己的一次经验：什么时候你觉得自己「太松了」（放任、拖延、无节制）？什么时候觉得「太紧了」（苛求、硬撑、自我压榨）？当时身体和心情是什么样的？（问这个是因为它把经文两极翻译成身体与情绪语言，为后面讨论提供素材；自愿程度最高，说「过」完全没问题。）</w:t>
-      </w:r>
-    </w:p>
-    <w:p>
-      <w:pPr>
-        <w:ind w:left="340"/>
-      </w:pPr>
-      <w:r>
-        <w:rPr>
-          <w:b/>
-          <w:sz w:val="21"/>
-        </w:rPr>
-        <w:t xml:space="preserve">3. </w:t>
-      </w:r>
-      <w:r>
-        <w:rPr>
-          <w:sz w:val="21"/>
-        </w:rPr>
-        <w:t>听到「中道」两个字时，你最初联想到的是什么？（不追求正确答案，我们想收集第一印象。）（问这个是因为它不预设任何背景，最轻；也让你看清成员带着哪些先入印象来，便于讨论环节校准。）</w:t>
-      </w:r>
-    </w:p>
-    <w:p>
-      <w:pPr>
-        <w:ind w:left="340"/>
-      </w:pPr>
-      <w:r>
-        <w:rPr>
-          <w:b/>
-          <w:sz w:val="21"/>
-        </w:rPr>
-        <w:t xml:space="preserve">4. </w:t>
-      </w:r>
-      <w:r>
-        <w:rPr>
-          <w:sz w:val="21"/>
-        </w:rPr>
-        <w:t>（备用，若前3问已覆盖）共读里哪一段你「读不太懂但很好奇」？（直接收集疑问而非答案——把成员的疑问念出来记在白板「问题角」，并说明「这些问题正是未来七周的路标」。它把「不懂」正常化，也自然预告了系列结构；对第一聚的成员特别友好，因为没有人会因为「看不懂」而尴尬。）</w:t>
-      </w:r>
-    </w:p>
-    <w:p>
-      <w:pPr>
-        <w:spacing w:before="40" w:after="80"/>
-        <w:ind w:left="283"/>
-        <w:shd w:val="clear" w:color="auto" w:fill="EDF6EF"/>
-        <w:pBdr>
-          <w:left w:val="single" w:sz="20" w:space="6" w:color="1E5631"/>
-        </w:pBdr>
-      </w:pPr>
-      <w:r>
-        <w:rPr>
-          <w:b/>
-          <w:sz w:val="20"/>
-        </w:rPr>
-        <w:t>计时与流程建议</w:t>
-      </w:r>
-    </w:p>
-    <w:p>
-      <w:pPr>
-        <w:spacing w:before="40" w:after="80"/>
-        <w:ind w:left="283"/>
-        <w:shd w:val="clear" w:color="auto" w:fill="EDF6EF"/>
-        <w:pBdr>
-          <w:left w:val="single" w:sz="20" w:space="6" w:color="1E5631"/>
-        </w:pBdr>
-      </w:pPr>
-      <w:r>
-        <w:rPr>
-          <w:sz w:val="20"/>
-        </w:rPr>
-        <w:t>- 25分钟的常见切法：规则宣读约2分钟＋起手问题约1分钟＋每人90秒（按10人计约15分钟）＋机动收束约7分钟； - 人数超过10人时，提前说明「本轮压缩到每人75秒」，并请在场最守时的人自愿帮看时间； - 若有人明显超时，用「感谢你说的这点，我很想听后面的朋友也谈谈」自然收束，不生硬打断； - 全员分享完毕仍有富余时，可开自愿的第二轮：「有没有谁听完大家的话，想补充一两句？」</w:t>
-      </w:r>
-    </w:p>
-    <w:p>
-      <w:pPr>
-        <w:spacing w:before="40" w:after="80"/>
-        <w:ind w:left="283"/>
-        <w:shd w:val="clear" w:color="auto" w:fill="EDF6EF"/>
-        <w:pBdr>
-          <w:left w:val="single" w:sz="20" w:space="6" w:color="1E5631"/>
-        </w:pBdr>
-      </w:pPr>
-      <w:r>
-        <w:rPr>
-          <w:sz w:val="20"/>
-        </w:rPr>
-        <w:t>1. 复述关键词：成员说完后用五到十个字复述其核心（「你说的是那种『停不下来』的感觉」），让对方知道被听见； 2. 白板记录：把可讨论的「现象」记到白板或纸上（只记现象词，不记人名），供主题讨论环节使用；</w:t>
-      </w:r>
-    </w:p>
-    <w:p>
-      <w:pPr>
-        <w:spacing w:before="160" w:after="80"/>
-      </w:pPr>
-      <w:r>
-        <w:rPr>
-          <w:rFonts w:ascii="Microsoft YaHei" w:hAnsi="Microsoft YaHei" w:eastAsia="Microsoft YaHei"/>
-          <w:b/>
-          <w:color w:val="1E5631"/>
-          <w:sz w:val="28"/>
-        </w:rPr>
-        <w:t>🎯 主题讨论（35 min）</w:t>
-      </w:r>
-    </w:p>
-    <w:p>
-      <w:r>
-        <w:rPr>
-          <w:b/>
-          <w:sz w:val="21"/>
-        </w:rPr>
-        <w:t>问题一：两种极端的共同病根是什么？</w:t>
-      </w:r>
-    </w:p>
-    <w:p>
-      <w:pPr>
-        <w:spacing w:before="40" w:after="80"/>
-        <w:ind w:left="283"/>
-        <w:shd w:val="clear" w:color="auto" w:fill="EDF6EF"/>
-        <w:pBdr>
-          <w:left w:val="single" w:sz="20" w:space="6" w:color="1E5631"/>
-        </w:pBdr>
-      </w:pPr>
-      <w:r>
-        <w:rPr>
-          <w:sz w:val="20"/>
-        </w:rPr>
-        <w:t>本问目的：让成员学会「从原文找答案」，把第一轮的生活印象挂回经文；这是三问中最安全的一问，适合先做。</w:t>
-      </w:r>
-    </w:p>
-    <w:p>
-      <w:pPr>
-        <w:spacing w:before="40" w:after="80"/>
-        <w:ind w:left="283"/>
-        <w:shd w:val="clear" w:color="auto" w:fill="EDF6EF"/>
-        <w:pBdr>
-          <w:left w:val="single" w:sz="20" w:space="6" w:color="1E5631"/>
-        </w:pBdr>
-      </w:pPr>
-      <w:r>
-        <w:rPr>
-          <w:sz w:val="20"/>
-        </w:rPr>
-        <w:t>引导路径：请成员回到原文找答案——「若人沉迷于感官享乐，他对欲乐的执着会日渐增强……无法证悟涅盘或达到其它禅修成果」「若人沉迷于自我折磨的苦行，就无法培育深厚的定力。没有深厚的定力就无法如实地了知诸法，因此无法彻悟四圣谛」。 提示：两极的共同点不是「快乐太多」或「苦太多」，而是都无法生起「如实了知」所需的定力与观照——一个被贪拉走，一个被苦压垮。可追问：佛陀为什么亲自把两极都走了一遍再宣说？这对「佛陀只是讲道理」的印象有什么触动？</w:t>
-      </w:r>
-    </w:p>
-    <w:p>
-      <w:r>
-        <w:rPr>
-          <w:b/>
-          <w:sz w:val="21"/>
-        </w:rPr>
-        <w:t>问题二：「中道」为什么不是折中主义？</w:t>
-      </w:r>
-    </w:p>
-    <w:p>
-      <w:pPr>
-        <w:spacing w:before="40" w:after="80"/>
-        <w:ind w:left="283"/>
-        <w:shd w:val="clear" w:color="auto" w:fill="EDF6EF"/>
-        <w:pBdr>
-          <w:left w:val="single" w:sz="20" w:space="6" w:color="1E5631"/>
-        </w:pBdr>
-      </w:pPr>
-      <w:r>
-        <w:rPr>
-          <w:sz w:val="20"/>
-        </w:rPr>
-        <w:t>本问目的：处理本周最容易发生的误解——把中道听成「中间值/和稀泥/冷漠无所谓」；用经文定义三特征把「道路」与「中间点」区分开。</w:t>
-      </w:r>
-    </w:p>
-    <w:p>
-      <w:pPr>
-        <w:spacing w:before="40" w:after="80"/>
-        <w:ind w:left="283"/>
-        <w:shd w:val="clear" w:color="auto" w:fill="EDF6EF"/>
-        <w:pBdr>
-          <w:left w:val="single" w:sz="20" w:space="6" w:color="1E5631"/>
-        </w:pBdr>
-      </w:pPr>
-      <w:r>
-        <w:rPr>
-          <w:sz w:val="20"/>
-        </w:rPr>
-        <w:t>引导路径：请成员对照①-4 原文：中道的定义性特征有三——「避免两种极端」「引生彻见、引生真知」「通向寂静、胜智、正觉、涅盘」。折中主义是「在两极之间取平均值」；中道不是第三种「数量上的中间值」，而是一条完全不同维度的道路——它有明确的方向（彻见真知）、明确的构成（八支圣道）、明确的目的地（寂静、正觉）。 提示：若成员提出「那躺平是不是中道」「差不多就行是不是中道」，不必否定，先肯定其思考，再引回定义三特征逐一对照：「躺平」避开了苦行极却没有引生彻见的方向；中道是「避免两极＋生起智慧」的完整道路。注意：讨论对事不对人，不评价任何成员的现状。</w:t>
-      </w:r>
-    </w:p>
-    <w:p>
-      <w:r>
-        <w:rPr>
-          <w:b/>
-          <w:sz w:val="21"/>
-        </w:rPr>
-        <w:t>问题三：为什么说本周是「总纲」周？——从三十七菩提分看八道支的位置</w:t>
-      </w:r>
-    </w:p>
-    <w:p>
-      <w:pPr>
-        <w:spacing w:before="40" w:after="80"/>
-        <w:ind w:left="283"/>
-        <w:shd w:val="clear" w:color="auto" w:fill="EDF6EF"/>
-        <w:pBdr>
-          <w:left w:val="single" w:sz="20" w:space="6" w:color="1E5631"/>
-        </w:pBdr>
-      </w:pPr>
-      <w:r>
-        <w:rPr>
-          <w:sz w:val="20"/>
-        </w:rPr>
-        <w:t>本问目的：让成员带着「地图」离开——看清八道支在三十七菩提分七组中的位置，理解本系列八周「逐支展开」的结构安排，同时呼应材料②与第8周复用关系。</w:t>
-      </w:r>
-    </w:p>
-    <w:p>
-      <w:pPr>
-        <w:spacing w:before="40" w:after="80"/>
-        <w:ind w:left="283"/>
-        <w:shd w:val="clear" w:color="auto" w:fill="EDF6EF"/>
-        <w:pBdr>
-          <w:left w:val="single" w:sz="20" w:space="6" w:color="1E5631"/>
-        </w:pBdr>
-      </w:pPr>
-      <w:r>
-        <w:rPr>
-          <w:sz w:val="20"/>
-        </w:rPr>
-        <w:t>引导路径：重读②-1：三十七菩提分七组（四念处、四正勤、四种成就之基因、五根、五力、七觉支、八道支），菩提分「是菩提（觉悟）的一部份」「作为道智的近因、资粮及亲依止」。八道支是第七组，也是本系列八周逐支展开的主线。 提示：引导成员看结构——①-6 与①-10 已显示八支内部的层次：正语、正业、正命属戒学；正精进、正念、正定属定学一系；正见、正思惟属慧（②文件提取未及三蕴归属段，以材料①「『正语』『正业』与『正命』属于戒学」句为准）。请成员预想：八周之后，你最想先弄清哪一支？（此答案不作承诺，仅用于收尾预告呼应。）</w:t>
-      </w:r>
-    </w:p>
-    <w:p>
-      <w:r>
-        <w:rPr>
-          <w:b/>
-          <w:sz w:val="21"/>
-        </w:rPr>
-        <w:t>备用追问（讨论冷场或过热时使用）</w:t>
-      </w:r>
-    </w:p>
-    <w:p>
-      <w:pPr>
-        <w:ind w:left="340"/>
-      </w:pPr>
-      <w:r>
-        <w:rPr>
-          <w:color w:val="1E5631"/>
-          <w:sz w:val="21"/>
-        </w:rPr>
-        <w:t xml:space="preserve">• </w:t>
-      </w:r>
-      <w:r>
-        <w:rPr>
-          <w:sz w:val="21"/>
-        </w:rPr>
-        <w:t>冷场时：请成员用一句话向一位完全没接触过佛教的朋友解释「中道不是折中」，你会怎么说？</w:t>
-      </w:r>
-    </w:p>
-    <w:p>
-      <w:pPr>
-        <w:ind w:left="340"/>
-      </w:pPr>
-      <w:r>
-        <w:rPr>
-          <w:color w:val="1E5631"/>
-          <w:sz w:val="21"/>
-        </w:rPr>
-        <w:t xml:space="preserve">• </w:t>
-      </w:r>
-      <w:r>
-        <w:rPr>
-          <w:sz w:val="21"/>
-        </w:rPr>
-        <w:t>冷场时（第二选择）：请任一位成员从白板左栏（极·松）挑一个词，问「佛陀会怎么看这件事」——把抽象讨论变成具体小事的对照。</w:t>
-      </w:r>
-    </w:p>
-    <w:p>
-      <w:pPr>
-        <w:ind w:left="340"/>
-      </w:pPr>
-      <w:r>
-        <w:rPr>
-          <w:color w:val="1E5631"/>
-          <w:sz w:val="21"/>
-        </w:rPr>
-        <w:t xml:space="preserve">• </w:t>
-      </w:r>
-      <w:r>
-        <w:rPr>
-          <w:sz w:val="21"/>
-        </w:rPr>
-        <w:t>过热时（争论出现）：回到原文共读一句「借着避免这两种极端，如来实践中道」，请大家先静坐三次呼吸再继续。</w:t>
-      </w:r>
-    </w:p>
-    <w:p>
-      <w:r>
-        <w:rPr>
-          <w:b/>
-          <w:sz w:val="21"/>
-        </w:rPr>
-        <w:t>主持流程、时间分配与追问库（手边参考，不读出）</w:t>
-      </w:r>
-    </w:p>
-    <w:p>
-      <w:pPr>
-        <w:ind w:left="340"/>
-      </w:pPr>
-      <w:r>
-        <w:rPr>
-          <w:color w:val="1E5631"/>
-          <w:sz w:val="21"/>
-        </w:rPr>
-        <w:t xml:space="preserve">• </w:t>
-      </w:r>
-      <w:r>
-        <w:rPr>
-          <w:sz w:val="21"/>
-        </w:rPr>
-        <w:t>时间分配参考：35分钟 ≈ 问题一10分钟＋问题二12分钟＋问题三10分钟＋收束3分钟；问与问之间用一句话过渡，不复述上一问的全部结论。</w:t>
-      </w:r>
-    </w:p>
-    <w:p>
-      <w:pPr>
-        <w:ind w:left="340"/>
-      </w:pPr>
-      <w:r>
-        <w:rPr>
-          <w:color w:val="1E5631"/>
-          <w:sz w:val="21"/>
-        </w:rPr>
-        <w:t xml:space="preserve">• </w:t>
-      </w:r>
-      <w:r>
-        <w:rPr>
-          <w:sz w:val="21"/>
-        </w:rPr>
-        <w:t>白板/纸面建议：左栏写「极·松」、右栏写「极·紧」、中间写「中道＝八支」。讨论中把第一轮记录的现象词归位——只写现象词，不写人名、不归因到任何在场者。</w:t>
-      </w:r>
-    </w:p>
-    <w:p>
-      <w:pPr>
-        <w:ind w:left="340"/>
-      </w:pPr>
-      <w:r>
-        <w:rPr>
-          <w:color w:val="1E5631"/>
-          <w:sz w:val="21"/>
-        </w:rPr>
-        <w:t xml:space="preserve">• </w:t>
-      </w:r>
-      <w:r>
-        <w:rPr>
-          <w:sz w:val="21"/>
-        </w:rPr>
-        <w:t>问题一追问库：「两极给我们的东西完全相反——一个舒适、一个痛苦——为什么结局都写『没有利益』？」「有没有『看起来完全相反、其实卡在同一个地方』的现象例子？」（只谈现象，不指向在场任何人。）</w:t>
-      </w:r>
-    </w:p>
-    <w:p>
-      <w:pPr>
-        <w:ind w:left="340"/>
-      </w:pPr>
-      <w:r>
-        <w:rPr>
-          <w:color w:val="1E5631"/>
-          <w:sz w:val="21"/>
-        </w:rPr>
-        <w:t xml:space="preserve">• </w:t>
-      </w:r>
-      <w:r>
-        <w:rPr>
-          <w:sz w:val="21"/>
-        </w:rPr>
-        <w:t>问题二追问库：「如果中道只是折中，它凭什么能『引生彻见、引生真知』？」「『一条道路』和『两个极端之间的中间点』，区别能不能在八支圣道这份清单上看出来？」</w:t>
-      </w:r>
-    </w:p>
-    <w:p>
-      <w:pPr>
-        <w:ind w:left="340"/>
-      </w:pPr>
-      <w:r>
-        <w:rPr>
-          <w:color w:val="1E5631"/>
-          <w:sz w:val="21"/>
-        </w:rPr>
-        <w:t xml:space="preserve">• </w:t>
-      </w:r>
-      <w:r>
-        <w:rPr>
-          <w:sz w:val="21"/>
-        </w:rPr>
-        <w:t>问题三追问库：「三十七菩提分共七组，本系列主线只走第七组八道支——这像不像同一条路的不同画法？」「②-1 说菩提分是『道智的近因、资粮及亲依止』——用你自己的话说，『资粮』是什么？」</w:t>
-      </w:r>
-    </w:p>
-    <w:p>
-      <w:pPr>
-        <w:ind w:left="340"/>
-      </w:pPr>
-      <w:r>
-        <w:rPr>
-          <w:color w:val="1E5631"/>
-          <w:sz w:val="21"/>
-        </w:rPr>
-        <w:t xml:space="preserve">• </w:t>
-      </w:r>
-      <w:r>
-        <w:rPr>
-          <w:sz w:val="21"/>
-        </w:rPr>
-        <w:t>备用问题四（若某问提前收束可顶上）：①-10 把八圣道分分成「世间的」与「出世间的」两种——观禅时五项圣道分同时存在、持戒时戒学三项独立具备、证悟涅盘时八项同时具足。请成员对照①-10原文说说：这种「分场景看八支」的读法，对我们理解「八支是一个整体」有什么帮助？（提示：它说明八支不是八堂独立的课，而是同一条路在修行不同阶段的显现；戒学三项在先、定慧五项随观禅展开、道智生起时八支具足——这正是本系列「先总纲后逐支」次第的依据。）</w:t>
-      </w:r>
-    </w:p>
-    <w:p>
-      <w:pPr>
-        <w:ind w:left="340"/>
-      </w:pPr>
-      <w:r>
-        <w:rPr>
-          <w:color w:val="1E5631"/>
-          <w:sz w:val="21"/>
-        </w:rPr>
-        <w:t xml:space="preserve">• </w:t>
-      </w:r>
-      <w:r>
-        <w:rPr>
-          <w:sz w:val="21"/>
-        </w:rPr>
-        <w:t>备用问题五（收束备用，回到个人）：听完①-11「观照能知的观智也是无常、苦、无我」——连「正在修行的那个觉知」也要被观照——你对此第一反应是「不可思议」还是「有点被说服」？（不要求理解，只收集反应；若有人深究观禅技术细节，说明这是第7周正定与后续系列的领地，今晚记下问题即可。）</w:t>
-      </w:r>
-    </w:p>
-    <w:p>
-      <w:pPr>
-        <w:ind w:left="340"/>
-      </w:pPr>
-      <w:r>
-        <w:rPr>
-          <w:color w:val="1E5631"/>
-          <w:sz w:val="21"/>
-        </w:rPr>
-        <w:t xml:space="preserve">• </w:t>
-      </w:r>
-      <w:r>
-        <w:rPr>
-          <w:sz w:val="21"/>
-        </w:rPr>
-        <w:t>跑偏与拉回：若讨论滑向「哪种生活方式更高级」「谁更精进」的比较评判，拉回话术：「今晚的标准不是比较谁的生活更好，而是看佛陀如何定义这条道路——我们先回到定义。」</w:t>
-      </w:r>
-    </w:p>
-    <w:p>
-      <w:pPr>
-        <w:spacing w:before="40" w:after="80"/>
-        <w:ind w:left="283"/>
-        <w:shd w:val="clear" w:color="auto" w:fill="EDF6EF"/>
-        <w:pBdr>
-          <w:left w:val="single" w:sz="20" w:space="6" w:color="1E5631"/>
-        </w:pBdr>
-      </w:pPr>
-      <w:r>
-        <w:rPr>
-          <w:b/>
-          <w:sz w:val="20"/>
-        </w:rPr>
-        <w:t>分层追问</w:t>
-      </w:r>
-      <w:r>
-        <w:rPr>
-          <w:sz w:val="20"/>
-        </w:rPr>
-        <w:t>（可视时间取用，由浅入深）： - 【现象】佛陀说的两种极端（纵欲、苦行），你身上更接近哪一种？ - 【影响】走极端给你带来过什么代价？ - 【应对】这周你愿意在哪个方面，往中间收一收？</w:t>
-      </w:r>
-    </w:p>
-    <w:p>
-      <w:pPr>
-        <w:spacing w:before="160" w:after="80"/>
-      </w:pPr>
-      <w:r>
-        <w:rPr>
-          <w:rFonts w:ascii="Microsoft YaHei" w:hAnsi="Microsoft YaHei" w:eastAsia="Microsoft YaHei"/>
-          <w:b/>
-          <w:color w:val="1E5631"/>
-          <w:sz w:val="28"/>
-        </w:rPr>
-        <w:t>🧘 禅修练习（15 min）</w:t>
-      </w:r>
-    </w:p>
-    <w:p>
-      <w:pPr>
-        <w:spacing w:before="40" w:after="80"/>
-        <w:ind w:left="283"/>
-        <w:shd w:val="clear" w:color="auto" w:fill="EDF6EF"/>
-        <w:pBdr>
-          <w:left w:val="single" w:sz="20" w:space="6" w:color="1E5631"/>
-        </w:pBdr>
-      </w:pPr>
-      <w:r>
-        <w:rPr>
-          <w:sz w:val="20"/>
-        </w:rPr>
-        <w:t xml:space="preserve">⚠️ </w:t>
-      </w:r>
-      <w:r>
-        <w:rPr>
-          <w:b/>
-          <w:sz w:val="20"/>
-        </w:rPr>
-        <w:t>禅修禁忌提示</w:t>
-      </w:r>
-      <w:r>
-        <w:rPr>
-          <w:sz w:val="20"/>
-        </w:rPr>
-        <w:t>：若你正处在严重抑郁、焦虑、创伤后应激，或精神类疾病的发作／用药期，或正经历强烈的情绪危机，请先咨询医生或心理师，再决定是否练习；练习中若出现明显不适（如心悸、胸闷、情绪失控），请立即停止，睁开眼睛，把注意力放回呼吸与身体，必要时离场休息。</w:t>
-      </w:r>
-    </w:p>
-    <w:p>
-      <w:pPr>
-        <w:spacing w:before="40" w:after="80"/>
-        <w:ind w:left="283"/>
-        <w:shd w:val="clear" w:color="auto" w:fill="EDF6EF"/>
-        <w:pBdr>
-          <w:left w:val="single" w:sz="20" w:space="6" w:color="1E5631"/>
-        </w:pBdr>
-      </w:pPr>
-      <w:r>
-        <w:rPr>
-          <w:sz w:val="20"/>
-        </w:rPr>
-        <w:t>请坐好，让身体安静下来。今晚的练习只有一个主题：在呼吸上体会「不松、不紧」。</w:t>
-      </w:r>
-    </w:p>
-    <w:p>
-      <w:pPr>
-        <w:spacing w:before="40" w:after="80"/>
-        <w:ind w:left="283"/>
-        <w:shd w:val="clear" w:color="auto" w:fill="EDF6EF"/>
-        <w:pBdr>
-          <w:left w:val="single" w:sz="20" w:space="6" w:color="1E5631"/>
-        </w:pBdr>
-      </w:pPr>
-      <w:r>
-        <w:rPr>
-          <w:sz w:val="20"/>
-        </w:rPr>
-        <w:t>先检查坐姿。太松——驼背、歪斜、昏沉——会让心涣散；太紧——绷着背、端着肩、用力控制呼吸——会让心疲劳。像调琴弦一样：太松弹不响，太紧会断。请把坐姿调到「直立而不用力」的状态。</w:t>
-      </w:r>
-    </w:p>
-    <w:p>
-      <w:pPr>
-        <w:spacing w:before="40" w:after="80"/>
-        <w:ind w:left="283"/>
-        <w:shd w:val="clear" w:color="auto" w:fill="EDF6EF"/>
-        <w:pBdr>
-          <w:left w:val="single" w:sz="20" w:space="6" w:color="1E5631"/>
-        </w:pBdr>
-      </w:pPr>
-      <w:r>
-        <w:rPr>
-          <w:sz w:val="20"/>
-        </w:rPr>
-        <w:t>现在，把注意力轻轻放在鼻端或腹部，选一个明显的位置就好。觉察自然的呼吸——不要加深它，不要拉长它，也不要变短它。气息来，知道来；气息去，知道去。</w:t>
-      </w:r>
-    </w:p>
-    <w:p>
-      <w:pPr>
-        <w:spacing w:before="40" w:after="80"/>
-        <w:ind w:left="283"/>
-        <w:shd w:val="clear" w:color="auto" w:fill="EDF6EF"/>
-        <w:pBdr>
-          <w:left w:val="single" w:sz="20" w:space="6" w:color="1E5631"/>
-        </w:pBdr>
-      </w:pPr>
-      <w:r>
-        <w:rPr>
-          <w:sz w:val="20"/>
-        </w:rPr>
-        <w:t>你也许会发现：一用力觉察，呼吸就变了；一松懈，心就飘走了。这没有关系——这正是今晚读到的「两种极端」在禅坐里的小小翻版：太紧是苦行的亲戚，太松是放逸的亲戚。发现紧了，松一点；发现飘了，收一点。就这样一次次地微调，这就是在呼吸上练习中道。</w:t>
-      </w:r>
-    </w:p>
-    <w:p>
-      <w:pPr>
-        <w:spacing w:before="40" w:after="80"/>
-        <w:ind w:left="283"/>
-        <w:shd w:val="clear" w:color="auto" w:fill="EDF6EF"/>
-        <w:pBdr>
-          <w:left w:val="single" w:sz="20" w:space="6" w:color="1E5631"/>
-        </w:pBdr>
-      </w:pPr>
-      <w:r>
-        <w:rPr>
-          <w:sz w:val="20"/>
-        </w:rPr>
-        <w:t>（静默约10分钟。若中途有人明显不适，以眼神示意其可睁眼调整或暂离。）</w:t>
-      </w:r>
-    </w:p>
-    <w:p>
-      <w:pPr>
-        <w:spacing w:before="40" w:after="80"/>
-        <w:ind w:left="283"/>
-        <w:shd w:val="clear" w:color="auto" w:fill="EDF6EF"/>
-        <w:pBdr>
-          <w:left w:val="single" w:sz="20" w:space="6" w:color="1E5631"/>
-        </w:pBdr>
-      </w:pPr>
-      <w:r>
-        <w:rPr>
-          <w:sz w:val="20"/>
-        </w:rPr>
-        <w:t>（结束前1分钟，轻声：）</w:t>
-      </w:r>
-    </w:p>
-    <w:p>
-      <w:pPr>
-        <w:spacing w:before="40" w:after="80"/>
-        <w:ind w:left="283"/>
-        <w:shd w:val="clear" w:color="auto" w:fill="EDF6EF"/>
-        <w:pBdr>
-          <w:left w:val="single" w:sz="20" w:space="6" w:color="1E5631"/>
-        </w:pBdr>
-      </w:pPr>
-      <w:r>
-        <w:rPr>
-          <w:sz w:val="20"/>
-        </w:rPr>
-        <w:t>请慢慢放宽觉知，让心回到房间。回想刚才「调弦」的感觉——紧与松之间的那个随时可调的中道，不在远处，它就在每一次呼吸里。动一动身体，睁开眼睛。</w:t>
-      </w:r>
-    </w:p>
-    <w:p>
-      <w:pPr>
-        <w:spacing w:before="40" w:after="80"/>
-        <w:ind w:left="283"/>
-        <w:shd w:val="clear" w:color="auto" w:fill="EDF6EF"/>
-        <w:pBdr>
-          <w:left w:val="single" w:sz="20" w:space="6" w:color="1E5631"/>
-        </w:pBdr>
-      </w:pPr>
-      <w:r>
-        <w:rPr>
-          <w:sz w:val="20"/>
-        </w:rPr>
-        <w:t>「这周的功课不用打坐垫：挑一件每天固定做的事——刷牙、烧水、走路都行，做的时候试一次『调弦检查』：现在的我是太松（刷得心不在焉、刷完想不起来）还是太紧（用力过猛、盯着秒表）？找到中间那个『做得到又不费力』的感觉，就够了。下次见面时愿意的话，用一句话说说那次检查。」</w:t>
-      </w:r>
-    </w:p>
-    <w:p>
-      <w:pPr>
-        <w:spacing w:before="40" w:after="80"/>
-        <w:ind w:left="283"/>
-        <w:shd w:val="clear" w:color="auto" w:fill="EDF6EF"/>
-        <w:pBdr>
-          <w:left w:val="single" w:sz="20" w:space="6" w:color="1E5631"/>
-        </w:pBdr>
-      </w:pPr>
-      <w:r>
-        <w:rPr>
-          <w:sz w:val="20"/>
-        </w:rPr>
-        <w:t>- 成员问「我总是走神，是不是不适合禅修」：回应走神—发现—回来本身就是练习的一部分，今晚的「调弦」比喻同样适用；不定性、不比较。 - 成员问「要不要数息／用什么方法」：回应今晚只是基础觉察，系统的安般念方法在读书会01有完整学习，本系列第7周讲正定时也会从禅支角度回到定力话题；今晚不必换方法。 - 有成员坐中出现明显腰腿疼痛：示意其可以缓慢调整姿势或轻移，不必坚持盘坐；椅子同样可以。 - 练习收束后如时间富余，可请一两位自愿者用一个词形容刚才的体验（不解释、不展开），作为向讨论环节的缓冲。</w:t>
-      </w:r>
-    </w:p>
-    <w:p>
-      <w:pPr>
-        <w:spacing w:before="160" w:after="80"/>
-      </w:pPr>
-      <w:r>
-        <w:rPr>
-          <w:rFonts w:ascii="Microsoft YaHei" w:hAnsi="Microsoft YaHei" w:eastAsia="Microsoft YaHei"/>
-          <w:b/>
-          <w:color w:val="1E5631"/>
-          <w:sz w:val="28"/>
-        </w:rPr>
-        <w:t>📚 扩展内容包（时间富余时使用）</w:t>
-      </w:r>
-    </w:p>
-    <w:p>
-      <w:r>
-        <w:rPr>
-          <w:b/>
-          <w:sz w:val="21"/>
-        </w:rPr>
-        <w:t>扩展A：《轭孔经》——一只海龟与一块轭（约5分钟）</w:t>
-      </w:r>
-    </w:p>
-    <w:p>
-      <w:r>
-        <w:rPr>
-          <w:sz w:val="21"/>
-        </w:rPr>
-        <w:t>重读①-5 的海龟喻：瞎眼海龟每百年浮出海面一次，头穿入漂在海面的轭孔之难，犹难过堕地狱后再得人身。串讲要点（不新增引文）：得人身、遇佛法、听闻四圣谛——这三重「概率」叠加，正是「获得人身又遇到佛法的稀有机会真正具有价值」（②-1 语）的经证。可请成员用一句话说说：这个比喻改变了我对「这次读书会」的哪一点看法？</w:t>
-      </w:r>
-    </w:p>
-    <w:p>
-      <w:r>
-        <w:rPr>
-          <w:b/>
-          <w:sz w:val="21"/>
-        </w:rPr>
-        <w:t>扩展B：现代生活中的两种极端（约8分钟，自愿发言）</w:t>
-      </w:r>
-    </w:p>
-    <w:p>
-      <w:r>
-        <w:rPr>
-          <w:b/>
-          <w:sz w:val="21"/>
-        </w:rPr>
-        <w:t>扩展C：为什么第一场开示给了这五个人（约6分钟）</w:t>
-      </w:r>
-    </w:p>
-    <w:p>
-      <w:r>
-        <w:rPr>
-          <w:b/>
-          <w:sz w:val="21"/>
-        </w:rPr>
-        <w:t>扩展D：三转十二行相——佛陀如何教导一条道路（约8分钟，讲述为主）</w:t>
-      </w:r>
-    </w:p>
-    <w:p>
-      <w:r>
-        <w:rPr>
-          <w:b/>
-          <w:sz w:val="21"/>
-        </w:rPr>
-        <w:t>扩展E：两种极端的「身教」——佛陀亲身走过之后才宣说（约6分钟，讲述为主）</w:t>
-      </w:r>
-    </w:p>
-    <w:p>
-      <w:r>
-        <w:rPr>
-          <w:b/>
-          <w:sz w:val="21"/>
-        </w:rPr>
-        <w:t>扩展包使用规则</w:t>
-      </w:r>
-    </w:p>
-    <w:p>
-      <w:pPr>
-        <w:ind w:left="340"/>
-      </w:pPr>
-      <w:r>
-        <w:rPr>
-          <w:color w:val="1E5631"/>
-          <w:sz w:val="21"/>
-        </w:rPr>
-        <w:t xml:space="preserve">• </w:t>
-      </w:r>
-      <w:r>
-        <w:rPr>
-          <w:sz w:val="21"/>
-        </w:rPr>
-        <w:t>扩展内容仅在时间富余时使用，任选其一即可，A/C 偏讲述、B 偏讨论；</w:t>
-      </w:r>
-    </w:p>
-    <w:p>
-      <w:pPr>
-        <w:ind w:left="340"/>
-      </w:pPr>
-      <w:r>
-        <w:rPr>
-          <w:color w:val="1E5631"/>
-          <w:sz w:val="21"/>
-        </w:rPr>
-        <w:t xml:space="preserve">• </w:t>
-      </w:r>
-      <w:r>
-        <w:rPr>
-          <w:sz w:val="21"/>
-        </w:rPr>
-        <w:t>所有扩展不新增照录原文——凡需引经据典时，回到共读节已读段落。</w:t>
-      </w:r>
-    </w:p>
-    <w:p>
-      <w:pPr>
-        <w:spacing w:before="40" w:after="80"/>
-        <w:ind w:left="283"/>
-        <w:shd w:val="clear" w:color="auto" w:fill="EDF6EF"/>
-        <w:pBdr>
-          <w:left w:val="single" w:sz="20" w:space="6" w:color="1E5631"/>
-        </w:pBdr>
-      </w:pPr>
-      <w:r>
-        <w:rPr>
-          <w:sz w:val="20"/>
-        </w:rPr>
-        <w:t>- 白板「问题角」上若有未回答的问题，拍照或抄下——下周开场时回应一句「上周有位朋友问……正好本周会碰到」，让成员的问题被记住、被接住，这是八周信任的起点； - 作业说明只说一遍但写一遍：把「每日诵读八支名目」写在白板或群里（由主办代发），新成员常因没记清作业而缺席第二周； - 散会前三件事按序完成：下周预告（照读预告段）→ 作业提醒（一句话）→ 回向词（全体）——顺序不可颠倒，回向词永远是今晚最后的声音。</w:t>
-      </w:r>
-    </w:p>
-    <w:p>
-      <w:pPr>
-        <w:spacing w:before="160" w:after="80"/>
-      </w:pPr>
-      <w:r>
-        <w:rPr>
-          <w:rFonts w:ascii="Microsoft YaHei" w:hAnsi="Microsoft YaHei" w:eastAsia="Microsoft YaHei"/>
-          <w:b/>
-          <w:color w:val="1E5631"/>
-          <w:sz w:val="28"/>
-        </w:rPr>
-        <w:t>🔚 收尾与回向（15 min）</w:t>
-      </w:r>
-    </w:p>
-    <w:p>
-      <w:r>
-        <w:rPr>
-          <w:sz w:val="21"/>
-        </w:rPr>
-        <w:t>今晚我们走过了三步：第一步，佛陀指出两种极端——沉迷感官享乐与自我折磨苦行——都「没有利益」；第二步，如来避开两极而实践的中道，能「引生彻见、引生真知，通向寂静、胜智、正觉、涅盘」；第三步，这条中道不是抽象的「适度」，它有名有姓——就是八圣道分：正见、正思惟、正语、正业、正命、正精进、正念、正定。三十七菩提分七组之中，八道支正是本系列八周要一起走的主线。关于苦的止息（灭谛涅槃）的义理，本周只一句带过，详见读书09，此处不展开。</w:t>
-      </w:r>
-    </w:p>
-    <w:p>
-      <w:pPr>
-        <w:ind w:left="340"/>
-      </w:pPr>
-      <w:r>
-        <w:rPr>
-          <w:color w:val="1E5631"/>
-          <w:sz w:val="21"/>
-        </w:rPr>
-        <w:t xml:space="preserve">• </w:t>
-      </w:r>
-      <w:r>
-        <w:rPr>
-          <w:sz w:val="21"/>
-        </w:rPr>
-        <w:t>一句话：中道不是折中，是八支圣道这条路本身——今晚的答案将来不确定时，回这句话；</w:t>
-      </w:r>
-    </w:p>
-    <w:p>
-      <w:pPr>
-        <w:ind w:left="340"/>
-      </w:pPr>
-      <w:r>
-        <w:rPr>
-          <w:color w:val="1E5631"/>
-          <w:sz w:val="21"/>
-        </w:rPr>
-        <w:t xml:space="preserve">• </w:t>
-      </w:r>
-      <w:r>
-        <w:rPr>
-          <w:sz w:val="21"/>
-        </w:rPr>
-        <w:t>一次观察：本周留意一次自己的「太松/太紧」，两三行字，自愿记录（即作业二）；</w:t>
-      </w:r>
-    </w:p>
-    <w:p>
-      <w:pPr>
-        <w:ind w:left="340"/>
-      </w:pPr>
-      <w:r>
-        <w:rPr>
-          <w:color w:val="1E5631"/>
-          <w:sz w:val="21"/>
-        </w:rPr>
-        <w:t xml:space="preserve">• </w:t>
-      </w:r>
-      <w:r>
-        <w:rPr>
-          <w:sz w:val="21"/>
-        </w:rPr>
-        <w:t>一个期待：从八支里挑一支，作为你私下最想弄懂的那一支——八周之后我们可以对照看看，它是否还是你最初选的那支。</w:t>
-      </w:r>
-    </w:p>
-    <w:p>
-      <w:r>
-        <w:rPr>
-          <w:sz w:val="21"/>
-        </w:rPr>
-        <w:t>（「三个带走」说完即可收束总结，不再展开；若时间紧张，只说一句话版：「带走一句话——中道是路不是折中；带走一次观察——留意太松太紧；下周我们读正见。」）</w:t>
-      </w:r>
-    </w:p>
-    <w:p>
-      <w:r>
-        <w:rPr>
-          <w:b/>
-          <w:sz w:val="21"/>
-        </w:rPr>
-        <w:t>下周预告</w:t>
-      </w:r>
-    </w:p>
-    <w:p>
-      <w:r>
-        <w:rPr>
-          <w:sz w:val="21"/>
-        </w:rPr>
-        <w:t>下周主题：〈正见——修行的眼睛〉。今晚经文里说中道「引生彻见」——彻见靠什么？靠的就是八支之首的「正见」。下周我们将对照邪见，看正见的层次与它作为「修行眼睛」的角色。请完成本周作业（诵读八支名目；自愿记录一次「太松/太紧」的观察），下周自愿分享。</w:t>
-      </w:r>
-    </w:p>
-    <w:p>
-      <w:r>
-        <w:rPr>
-          <w:b/>
-          <w:sz w:val="21"/>
-        </w:rPr>
-        <w:t>本周作业详说（照读）</w:t>
-      </w:r>
-    </w:p>
-    <w:p>
-      <w:pPr>
-        <w:ind w:left="340"/>
-      </w:pPr>
-      <w:r>
-        <w:rPr>
-          <w:color w:val="1E5631"/>
-          <w:sz w:val="21"/>
-        </w:rPr>
-        <w:t xml:space="preserve">• </w:t>
-      </w:r>
-      <w:r>
-        <w:rPr>
-          <w:sz w:val="21"/>
-        </w:rPr>
-        <w:t>作业一（全员，每日一次）：诵读八支圣道名目——「正见、正思惟、正语、正业、正命、正精进、正念、正定」。不需要背诵解释，念熟名字即可；今晚合诵已经开过头。顺序念错了也不要紧，八周里每周都会再念——名字念熟了，路名就熟了。</w:t>
-      </w:r>
-    </w:p>
-    <w:p>
-      <w:pPr>
-        <w:ind w:left="340"/>
-      </w:pPr>
-      <w:r>
-        <w:rPr>
-          <w:color w:val="1E5631"/>
-          <w:sz w:val="21"/>
-        </w:rPr>
-        <w:t xml:space="preserve">• </w:t>
-      </w:r>
-      <w:r>
-        <w:rPr>
-          <w:sz w:val="21"/>
-        </w:rPr>
-        <w:t>作业二（自愿）：本周内记录一次「太松/太紧」的时刻——何时、何地、身体感觉、心里感觉，两三行字就够。下周第一轮分享时自愿谈，不交、不查、不点评。写给自己看的字不算「作业」，算「留下观察」。</w:t>
-      </w:r>
-    </w:p>
-    <w:p>
-      <w:pPr>
-        <w:ind w:left="340"/>
-      </w:pPr>
-      <w:r>
-        <w:rPr>
-          <w:color w:val="1E5631"/>
-          <w:sz w:val="21"/>
-        </w:rPr>
-        <w:t xml:space="preserve">• </w:t>
-      </w:r>
-      <w:r>
-        <w:rPr>
-          <w:sz w:val="21"/>
-        </w:rPr>
-        <w:t>作业三（自愿，面向想多读的朋友）：重读今晚共读的①-3 与①-4 两段，对照寻找自己生活里的「两极时刻」；不必读◈扩展段。</w:t>
-      </w:r>
-    </w:p>
-    <w:p>
-      <w:pPr>
-        <w:ind w:left="340"/>
-      </w:pPr>
-      <w:r>
-        <w:rPr>
-          <w:color w:val="1E5631"/>
-          <w:sz w:val="21"/>
-        </w:rPr>
-        <w:t xml:space="preserve">• </w:t>
-      </w:r>
-      <w:r>
-        <w:rPr>
-          <w:sz w:val="21"/>
-        </w:rPr>
-        <w:t>作业四（自愿，面向想延伸的朋友）：见文末「延伸阅读」表——《14 佛法之遗产.doc》讲「谁有资格继承佛陀的法遗産」，与本讲「得人身又遇佛法」的主题正好相接；用 ima 知识库搜索标题即可打开，读不读完、读多少都随意，下周不检查、不提问。再次说明：资料包内不附带任何外部临时链接，一切以 ima 知识库检索为打开方式。</w:t>
-      </w:r>
-    </w:p>
-    <w:p>
-      <w:r>
-        <w:rPr>
-          <w:b/>
-          <w:sz w:val="21"/>
-        </w:rPr>
-        <w:t>会务提醒（按实际情况宣读）</w:t>
-      </w:r>
-    </w:p>
-    <w:p>
-      <w:pPr>
-        <w:ind w:left="340"/>
-      </w:pPr>
-      <w:r>
-        <w:rPr>
-          <w:color w:val="1E5631"/>
-          <w:sz w:val="21"/>
-        </w:rPr>
-        <w:t xml:space="preserve">• </w:t>
-      </w:r>
-      <w:r>
-        <w:rPr>
-          <w:sz w:val="21"/>
-        </w:rPr>
-        <w:t>下周时间与地点（或线上链接，由主办现场通知）；</w:t>
-      </w:r>
-    </w:p>
-    <w:p>
-      <w:pPr>
-        <w:ind w:left="340"/>
-      </w:pPr>
-      <w:r>
-        <w:rPr>
-          <w:color w:val="1E5631"/>
-          <w:sz w:val="21"/>
-        </w:rPr>
-        <w:t xml:space="preserve">• </w:t>
-      </w:r>
-      <w:r>
-        <w:rPr>
-          <w:sz w:val="21"/>
-        </w:rPr>
-        <w:t>本周所有共读文本来自 ima 知识库「古源尊者开示及上座部佛教资料」，成员可在 ima 中搜索材料①②标题自行重读；资料包不附带外部临时链接；</w:t>
-      </w:r>
-    </w:p>
-    <w:p>
-      <w:pPr>
-        <w:ind w:left="340"/>
-      </w:pPr>
-      <w:r>
-        <w:rPr>
-          <w:color w:val="1E5631"/>
-          <w:sz w:val="21"/>
-        </w:rPr>
-        <w:t xml:space="preserve">• </w:t>
-      </w:r>
-      <w:r>
-        <w:rPr>
-          <w:sz w:val="21"/>
-        </w:rPr>
-        <w:t>迟到/缺席不需要请假说明原因，向任何一位组织者知会一声即可；读书会的出勤不评比、不点名批评。</w:t>
-      </w:r>
-    </w:p>
-    <w:p>
-      <w:r>
-        <w:rPr>
-          <w:sz w:val="21"/>
-        </w:rPr>
-        <w:t>（领读前留三息的静默——不需要宣布，只是自然地慢下来。八周的第一场回向，与每周的回向一样，是今晚最后、也是最轻的一句话。）</w:t>
-      </w:r>
-    </w:p>
-    <w:p>
-      <w:r>
-        <w:rPr>
-          <w:sz w:val="21"/>
-        </w:rPr>
-        <w:t>愿以此功德，导向诸漏尽；</w:t>
-      </w:r>
-    </w:p>
-    <w:p>
-      <w:r>
-        <w:rPr>
-          <w:sz w:val="21"/>
-        </w:rPr>
-        <w:t>愿以此功德，为证涅槃缘；</w:t>
-      </w:r>
-    </w:p>
-    <w:p>
-      <w:r>
-        <w:rPr>
-          <w:sz w:val="21"/>
-        </w:rPr>
-        <w:t>我此功德分，回向诸有情；</w:t>
-      </w:r>
-    </w:p>
-    <w:p>
-      <w:r>
-        <w:rPr>
-          <w:sz w:val="21"/>
-        </w:rPr>
-        <w:t>愿彼等一切，同得功德分。</w:t>
-      </w:r>
-    </w:p>
-    <w:p>
-      <w:r>
-        <w:rPr>
-          <w:sz w:val="21"/>
-        </w:rPr>
-        <w:t>（回向毕，轻声道一句「下周同一时间，我们读『正见』」，随后散会。散会时不催促、不熄灯太早，留几分钟给想留下说话的人——第一晚的余温值得被善待。）</w:t>
-      </w:r>
-    </w:p>
-    <w:p>
-      <w:pPr>
-        <w:spacing w:before="160" w:after="80"/>
-      </w:pPr>
-      <w:r>
-        <w:rPr>
-          <w:rFonts w:ascii="Microsoft YaHei" w:hAnsi="Microsoft YaHei" w:eastAsia="Microsoft YaHei"/>
-          <w:b/>
-          <w:color w:val="1E5631"/>
-          <w:sz w:val="28"/>
+          <w:color w:val="1E4620"/>
+          <w:sz w:val="26"/>
         </w:rPr>
         <w:t>📖 延伸阅读</w:t>
       </w:r>
@@ -4626,7 +4715,6 @@
       <w:tblPr>
         <w:tblStyle w:val="TableGrid"/>
         <w:tblW w:type="auto" w:w="0"/>
-        <w:jc w:val="center"/>
         <w:tblLook w:firstColumn="1" w:firstRow="1" w:lastColumn="0" w:lastRow="0" w:noHBand="0" w:noVBand="1" w:val="04A0"/>
       </w:tblPr>
       <w:tblGrid>
@@ -4639,17 +4727,20 @@
         <w:tc>
           <w:tcPr>
             <w:tcW w:type="dxa" w:w="2409"/>
-            <w:shd w:val="clear" w:color="auto" w:fill="1E5631"/>
+            <w:shd w:val="clear" w:fill="1E4620"/>
           </w:tcPr>
           <w:p>
-            <w:pPr>
-              <w:spacing w:after="20"/>
-            </w:pPr>
             <w:r>
               <w:rPr>
-                <w:b/>
                 <w:color w:val="FFFFFF"/>
-                <w:sz w:val="19"/>
+                <w:sz w:val="18"/>
+              </w:rPr>
+            </w:r>
+            <w:r>
+              <w:rPr>
+                <w:b w:val="0"/>
+                <w:color w:val="FFFFFF"/>
+                <w:sz w:val="18"/>
               </w:rPr>
               <w:t>材料</w:t>
             </w:r>
@@ -4658,17 +4749,20 @@
         <w:tc>
           <w:tcPr>
             <w:tcW w:type="dxa" w:w="2409"/>
-            <w:shd w:val="clear" w:color="auto" w:fill="1E5631"/>
+            <w:shd w:val="clear" w:fill="1E4620"/>
           </w:tcPr>
           <w:p>
-            <w:pPr>
-              <w:spacing w:after="20"/>
-            </w:pPr>
             <w:r>
               <w:rPr>
-                <w:b/>
                 <w:color w:val="FFFFFF"/>
-                <w:sz w:val="19"/>
+                <w:sz w:val="18"/>
+              </w:rPr>
+            </w:r>
+            <w:r>
+              <w:rPr>
+                <w:b w:val="0"/>
+                <w:color w:val="FFFFFF"/>
+                <w:sz w:val="18"/>
               </w:rPr>
               <w:t>出处</w:t>
             </w:r>
@@ -4677,17 +4771,20 @@
         <w:tc>
           <w:tcPr>
             <w:tcW w:type="dxa" w:w="2409"/>
-            <w:shd w:val="clear" w:color="auto" w:fill="1E5631"/>
+            <w:shd w:val="clear" w:fill="1E4620"/>
           </w:tcPr>
           <w:p>
-            <w:pPr>
-              <w:spacing w:after="20"/>
-            </w:pPr>
             <w:r>
               <w:rPr>
-                <w:b/>
                 <w:color w:val="FFFFFF"/>
-                <w:sz w:val="19"/>
+                <w:sz w:val="18"/>
+              </w:rPr>
+            </w:r>
+            <w:r>
+              <w:rPr>
+                <w:b w:val="0"/>
+                <w:color w:val="FFFFFF"/>
+                <w:sz w:val="18"/>
               </w:rPr>
               <w:t>media_id</w:t>
             </w:r>
@@ -4696,17 +4793,20 @@
         <w:tc>
           <w:tcPr>
             <w:tcW w:type="dxa" w:w="2409"/>
-            <w:shd w:val="clear" w:color="auto" w:fill="1E5631"/>
+            <w:shd w:val="clear" w:fill="1E4620"/>
           </w:tcPr>
           <w:p>
-            <w:pPr>
-              <w:spacing w:after="20"/>
-            </w:pPr>
             <w:r>
               <w:rPr>
-                <w:b/>
                 <w:color w:val="FFFFFF"/>
-                <w:sz w:val="19"/>
+                <w:sz w:val="18"/>
+              </w:rPr>
+            </w:r>
+            <w:r>
+              <w:rPr>
+                <w:b w:val="0"/>
+                <w:color w:val="FFFFFF"/>
+                <w:sz w:val="18"/>
               </w:rPr>
               <w:t>说明</w:t>
             </w:r>
@@ -4719,12 +4819,15 @@
             <w:tcW w:type="dxa" w:w="2409"/>
           </w:tcPr>
           <w:p>
-            <w:pPr>
-              <w:spacing w:after="20"/>
-            </w:pPr>
             <w:r>
               <w:rPr>
-                <w:sz w:val="19"/>
+                <w:sz w:val="18"/>
+              </w:rPr>
+            </w:r>
+            <w:r>
+              <w:rPr>
+                <w:b w:val="0"/>
+                <w:sz w:val="18"/>
               </w:rPr>
               <w:t>《14 佛法之遗产.doc》</w:t>
             </w:r>
@@ -4735,12 +4838,15 @@
             <w:tcW w:type="dxa" w:w="2409"/>
           </w:tcPr>
           <w:p>
-            <w:pPr>
-              <w:spacing w:after="20"/>
-            </w:pPr>
             <w:r>
               <w:rPr>
-                <w:sz w:val="19"/>
+                <w:sz w:val="18"/>
+              </w:rPr>
+            </w:r>
+            <w:r>
+              <w:rPr>
+                <w:b w:val="0"/>
+                <w:sz w:val="18"/>
               </w:rPr>
               <w:t>古源尊者开示及上座部佛教资料</w:t>
             </w:r>
@@ -4751,14 +4857,17 @@
             <w:tcW w:type="dxa" w:w="2409"/>
           </w:tcPr>
           <w:p>
-            <w:pPr>
-              <w:spacing w:after="20"/>
-            </w:pPr>
             <w:r>
               <w:rPr>
-                <w:sz w:val="19"/>
+                <w:sz w:val="18"/>
               </w:rPr>
-              <w:t>`word_d0dd1c0cd17209afe241ece24bf6b7b4_598a6d5acaa4dd8533efedb47260a7ca7439961422831605`</w:t>
+            </w:r>
+            <w:r>
+              <w:rPr>
+                <w:b w:val="0"/>
+                <w:sz w:val="18"/>
+              </w:rPr>
+              <w:t>word_d0dd1c0cd17209afe241ece24bf6b7b4_598a6d5acaa4dd8533efedb47260a7ca7439961422831605</w:t>
             </w:r>
           </w:p>
         </w:tc>
@@ -4767,12 +4876,15 @@
             <w:tcW w:type="dxa" w:w="2409"/>
           </w:tcPr>
           <w:p>
-            <w:pPr>
-              <w:spacing w:after="20"/>
-            </w:pPr>
             <w:r>
               <w:rPr>
-                <w:sz w:val="19"/>
+                <w:sz w:val="18"/>
+              </w:rPr>
+            </w:r>
+            <w:r>
+              <w:rPr>
+                <w:b w:val="0"/>
+                <w:sz w:val="18"/>
               </w:rPr>
               <w:t>延伸阅读：佛陀四十五年教法的「遗产」总览视角，可帮助理解八正道在整体教法中的位置；本周只列表不照录</w:t>
             </w:r>
@@ -4783,15 +4895,18 @@
         <w:tc>
           <w:tcPr>
             <w:tcW w:type="dxa" w:w="2409"/>
-            <w:shd w:val="clear" w:color="auto" w:fill="F2F2F2"/>
+            <w:shd w:val="clear" w:fill="F2F5FA"/>
           </w:tcPr>
           <w:p>
-            <w:pPr>
-              <w:spacing w:after="20"/>
-            </w:pPr>
             <w:r>
               <w:rPr>
-                <w:sz w:val="19"/>
+                <w:sz w:val="18"/>
+              </w:rPr>
+            </w:r>
+            <w:r>
+              <w:rPr>
+                <w:b w:val="0"/>
+                <w:sz w:val="18"/>
               </w:rPr>
               <w:t>《转正法x轮.doc》（本周共读外章节）</w:t>
             </w:r>
@@ -4800,15 +4915,18 @@
         <w:tc>
           <w:tcPr>
             <w:tcW w:type="dxa" w:w="2409"/>
-            <w:shd w:val="clear" w:color="auto" w:fill="F2F2F2"/>
+            <w:shd w:val="clear" w:fill="F2F5FA"/>
           </w:tcPr>
           <w:p>
-            <w:pPr>
-              <w:spacing w:after="20"/>
-            </w:pPr>
             <w:r>
               <w:rPr>
-                <w:sz w:val="19"/>
+                <w:sz w:val="18"/>
+              </w:rPr>
+            </w:r>
+            <w:r>
+              <w:rPr>
+                <w:b w:val="0"/>
+                <w:sz w:val="18"/>
               </w:rPr>
               <w:t>古源尊者开示及上座部佛教资料</w:t>
             </w:r>
@@ -4817,32 +4935,38 @@
         <w:tc>
           <w:tcPr>
             <w:tcW w:type="dxa" w:w="2409"/>
-            <w:shd w:val="clear" w:color="auto" w:fill="F2F2F2"/>
+            <w:shd w:val="clear" w:fill="F2F5FA"/>
           </w:tcPr>
           <w:p>
-            <w:pPr>
-              <w:spacing w:after="20"/>
-            </w:pPr>
             <w:r>
               <w:rPr>
-                <w:sz w:val="19"/>
+                <w:sz w:val="18"/>
               </w:rPr>
-              <w:t>`word_d0dd1c0cd17209afe241ece24bf6b7b4_59ef6cd3cff346dbf7ec5d610c9a01ed7439961422831605`</w:t>
+            </w:r>
+            <w:r>
+              <w:rPr>
+                <w:b w:val="0"/>
+                <w:sz w:val="18"/>
+              </w:rPr>
+              <w:t>word_d0dd1c0cd17209afe241ece24bf6b7b4_59ef6cd3cff346dbf7ec5d610c9a01ed7439961422831605</w:t>
             </w:r>
           </w:p>
         </w:tc>
         <w:tc>
           <w:tcPr>
             <w:tcW w:type="dxa" w:w="2409"/>
-            <w:shd w:val="clear" w:color="auto" w:fill="F2F2F2"/>
+            <w:shd w:val="clear" w:fill="F2F5FA"/>
           </w:tcPr>
           <w:p>
-            <w:pPr>
-              <w:spacing w:after="20"/>
-            </w:pPr>
             <w:r>
               <w:rPr>
-                <w:sz w:val="19"/>
+                <w:sz w:val="18"/>
+              </w:rPr>
+            </w:r>
+            <w:r>
+              <w:rPr>
+                <w:b w:val="0"/>
+                <w:sz w:val="18"/>
               </w:rPr>
               <w:t>与本周共读同书；学有余力者可自读《转法轮经》后续章节（「如何修行了悟四圣谛」等），本周共读未录部分</w:t>
             </w:r>
@@ -4855,12 +4979,15 @@
             <w:tcW w:type="dxa" w:w="2409"/>
           </w:tcPr>
           <w:p>
-            <w:pPr>
-              <w:spacing w:after="20"/>
-            </w:pPr>
             <w:r>
               <w:rPr>
-                <w:sz w:val="19"/>
+                <w:sz w:val="18"/>
+              </w:rPr>
+            </w:r>
+            <w:r>
+              <w:rPr>
+                <w:b w:val="0"/>
+                <w:sz w:val="18"/>
               </w:rPr>
               <w:t>《05 三十七菩提分.doc》（第8周复用）</w:t>
             </w:r>
@@ -4871,12 +4998,15 @@
             <w:tcW w:type="dxa" w:w="2409"/>
           </w:tcPr>
           <w:p>
-            <w:pPr>
-              <w:spacing w:after="20"/>
-            </w:pPr>
             <w:r>
               <w:rPr>
-                <w:sz w:val="19"/>
+                <w:sz w:val="18"/>
+              </w:rPr>
+            </w:r>
+            <w:r>
+              <w:rPr>
+                <w:b w:val="0"/>
+                <w:sz w:val="18"/>
               </w:rPr>
               <w:t>古源尊者开示及上座部佛教资料</w:t>
             </w:r>
@@ -4887,14 +5017,17 @@
             <w:tcW w:type="dxa" w:w="2409"/>
           </w:tcPr>
           <w:p>
-            <w:pPr>
-              <w:spacing w:after="20"/>
-            </w:pPr>
             <w:r>
               <w:rPr>
-                <w:sz w:val="19"/>
+                <w:sz w:val="18"/>
               </w:rPr>
-              <w:t>`word_d0dd1c0cd17209afe241ece24bf6b7b4_4605e3287cefd417c838d19cbc37bc557439961422831605`</w:t>
+            </w:r>
+            <w:r>
+              <w:rPr>
+                <w:b w:val="0"/>
+                <w:sz w:val="18"/>
+              </w:rPr>
+              <w:t>word_d0dd1c0cd17209afe241ece24bf6b7b4_4605e3287cefd417c838d19cbc37bc557439961422831605</w:t>
             </w:r>
           </w:p>
         </w:tc>
@@ -4903,12 +5036,15 @@
             <w:tcW w:type="dxa" w:w="2409"/>
           </w:tcPr>
           <w:p>
-            <w:pPr>
-              <w:spacing w:after="20"/>
-            </w:pPr>
             <w:r>
               <w:rPr>
-                <w:sz w:val="19"/>
+                <w:sz w:val="18"/>
+              </w:rPr>
+            </w:r>
+            <w:r>
+              <w:rPr>
+                <w:b w:val="0"/>
+                <w:sz w:val="18"/>
               </w:rPr>
               <w:t>与本周共读同文件；第8周〈十二道分与八正道在生活中的实践路径〉将复用并另取段落，现阶段可预览七组名目</w:t>
             </w:r>
@@ -4916,30 +5052,9 @@
         </w:tc>
       </w:tr>
     </w:tbl>
-    <w:p>
-      <w:r>
-        <w:rPr>
-          <w:sz w:val="21"/>
-        </w:rPr>
-        <w:t>&lt;!--/EXT_READ--&gt;</w:t>
-      </w:r>
-    </w:p>
-    <w:p>
-      <w:r>
-        <w:rPr>
-          <w:sz w:val="21"/>
-        </w:rPr>
-        <w:t>&lt;!--W_LEAD--&gt;</w:t>
-      </w:r>
-    </w:p>
-    <w:p>
-      <w:r>
-        <w:rPr>
-          <w:sz w:val="21"/>
-        </w:rPr>
-        <w:t>&lt;!--/W_LEAD--&gt;</w:t>
-      </w:r>
-    </w:p>
+    <w:p/>
+    <w:p/>
+    <w:p/>
     <w:sectPr>
       <w:headerReference w:type="default" r:id="rId9"/>
       <w:footerReference w:type="default" r:id="rId10"/>
@@ -4959,7 +5074,11 @@
       <w:pStyle w:val="Footer"/>
       <w:jc w:val="center"/>
     </w:pPr>
-    <w:fldSimple w:instr="PAGE"/>
+    <w:r>
+      <w:fldChar w:fldCharType="begin"/>
+      <w:instrText xml:space="preserve">PAGE</w:instrText>
+      <w:fldChar w:fldCharType="end"/>
+    </w:r>
   </w:p>
 </w:ftr>
 </file>
@@ -4973,10 +5092,10 @@
     </w:pPr>
     <w:r>
       <w:rPr>
-        <w:color w:val="808080"/>
+        <w:color w:val="1E4620"/>
         <w:sz w:val="16"/>
       </w:rPr>
-      <w:t>读书会10·第1周·中道——八正道的总纲（朗读优化版）</w:t>
+      <w:t>读书会10 · 第1周 · 朗读优化版（8周版） · 学员版</w:t>
     </w:r>
   </w:p>
 </w:hdr>
@@ -5345,11 +5464,8 @@
     <w:name w:val="Normal"/>
     <w:qFormat/>
     <w:rsid w:val="00FC693F"/>
-    <w:pPr>
-      <w:spacing w:line="324" w:lineRule="auto" w:after="60"/>
-    </w:pPr>
     <w:rPr>
-      <w:rFonts w:ascii="Microsoft YaHei" w:hAnsi="Microsoft YaHei" w:eastAsia="Microsoft YaHei"/>
+      <w:rFonts w:ascii="等线" w:hAnsi="等线" w:eastAsia="宋体"/>
       <w:sz w:val="21"/>
     </w:rPr>
   </w:style>
